--- a/оформленный_документ.docx
+++ b/оформленный_документ.docx
@@ -13,7 +13,7 @@
           <w:b/>
           <w:sz w:val="48"/>
         </w:rPr>
-        <w:t>Главный заголовок</w:t>
+        <w:t>Содержание книги "Писания к десяти"</w:t>
       </w:r>
     </w:p>
     <w:p>
@@ -27,28 +27,3324 @@
           <w:b/>
           <w:sz w:val="36"/>
         </w:rPr>
-        <w:t>Подзаголовок</w:t>
+        <w:t>Собеседования и главы</w:t>
+      </w:r>
+    </w:p>
+    <w:p/>
+    <w:p>
+      <w:pPr>
+        <w:pStyle w:val="Heading2"/>
+      </w:pPr>
+      <w:r>
+        <w:rPr>
+          <w:rFonts w:ascii="Arial Narrow" w:hAnsi="Arial Narrow"/>
+          <w:b/>
+          <w:sz w:val="32"/>
+        </w:rPr>
+        <w:t>Первое собеседование аввы Моисея. О намерении и конце монаха</w:t>
       </w:r>
     </w:p>
     <w:p>
+      <w:pPr>
+        <w:pStyle w:val="Heading3"/>
+      </w:pPr>
       <w:r>
         <w:rPr>
           <w:rFonts w:ascii="Arial Narrow" w:hAnsi="Arial Narrow"/>
-          <w:sz w:val="24"/>
+          <w:b/>
+          <w:sz w:val="26"/>
         </w:rPr>
-        <w:t>Э1то пример обычного текста документа. Здесь можно написать любой текст, который должен быть в документе.</w:t>
+        <w:t>Глава 1. О пребывании в ските и предложении авве Моисею</w:t>
       </w:r>
     </w:p>
     <w:p>
       <w:pPr>
-        <w:jc w:val="both"/>
+        <w:pStyle w:val="Heading3"/>
       </w:pPr>
       <w:r>
         <w:rPr>
           <w:rFonts w:ascii="Arial Narrow" w:hAnsi="Arial Narrow"/>
-          <w:sz w:val="24"/>
+          <w:b/>
+          <w:sz w:val="26"/>
         </w:rPr>
-        <w:t>Это второй абзац с дополнительным текстом. Он будет выровнен по ширине для более аккуратного вида.</w:t>
+        <w:t>Глава 2. Вопрос аввы Моисея о том, какая цель должна быть у монаха и какой конец</w:t>
+      </w:r>
+    </w:p>
+    <w:p>
+      <w:pPr>
+        <w:pStyle w:val="Heading3"/>
+      </w:pPr>
+      <w:r>
+        <w:rPr>
+          <w:rFonts w:ascii="Arial Narrow" w:hAnsi="Arial Narrow"/>
+          <w:b/>
+          <w:sz w:val="26"/>
+        </w:rPr>
+        <w:t>Глава 3</w:t>
+      </w:r>
+    </w:p>
+    <w:p>
+      <w:pPr>
+        <w:pStyle w:val="Heading3"/>
+      </w:pPr>
+      <w:r>
+        <w:rPr>
+          <w:rFonts w:ascii="Arial Narrow" w:hAnsi="Arial Narrow"/>
+          <w:b/>
+          <w:sz w:val="26"/>
+        </w:rPr>
+        <w:t>Глава 4. Вопрос аввы Моисея касательно высказанного намерения нашего</w:t>
+      </w:r>
+    </w:p>
+    <w:p>
+      <w:pPr>
+        <w:pStyle w:val="Heading3"/>
+      </w:pPr>
+      <w:r>
+        <w:rPr>
+          <w:rFonts w:ascii="Arial Narrow" w:hAnsi="Arial Narrow"/>
+          <w:b/>
+          <w:sz w:val="26"/>
+        </w:rPr>
+        <w:t>Глава 5. Все нужно направлять к определенной цели</w:t>
+      </w:r>
+    </w:p>
+    <w:p>
+      <w:pPr>
+        <w:pStyle w:val="Heading3"/>
+      </w:pPr>
+      <w:r>
+        <w:rPr>
+          <w:rFonts w:ascii="Arial Narrow" w:hAnsi="Arial Narrow"/>
+          <w:b/>
+          <w:sz w:val="26"/>
+        </w:rPr>
+        <w:t>Глава 6. О тех, которые, отрекшись от мира, без любви стремятся к совершенству</w:t>
+      </w:r>
+    </w:p>
+    <w:p>
+      <w:pPr>
+        <w:pStyle w:val="Heading3"/>
+      </w:pPr>
+      <w:r>
+        <w:rPr>
+          <w:rFonts w:ascii="Arial Narrow" w:hAnsi="Arial Narrow"/>
+          <w:b/>
+          <w:sz w:val="26"/>
+        </w:rPr>
+        <w:t>Глава 7. О желании спокойствия сердца</w:t>
+      </w:r>
+    </w:p>
+    <w:p>
+      <w:pPr>
+        <w:pStyle w:val="Heading3"/>
+      </w:pPr>
+      <w:r>
+        <w:rPr>
+          <w:rFonts w:ascii="Arial Narrow" w:hAnsi="Arial Narrow"/>
+          <w:b/>
+          <w:sz w:val="26"/>
+        </w:rPr>
+        <w:t>Глава 8. Главное старание должно относиться к созерцанию божественных предметов, которое поясняется подобием Марии и Марфы</w:t>
+      </w:r>
+    </w:p>
+    <w:p>
+      <w:pPr>
+        <w:pStyle w:val="Heading3"/>
+      </w:pPr>
+      <w:r>
+        <w:rPr>
+          <w:rFonts w:ascii="Arial Narrow" w:hAnsi="Arial Narrow"/>
+          <w:b/>
+          <w:sz w:val="26"/>
+        </w:rPr>
+        <w:t>Глава 9. Вопрос: как упражнения в добродетелях не пребудут с людьми?</w:t>
+      </w:r>
+    </w:p>
+    <w:p>
+      <w:pPr>
+        <w:pStyle w:val="Heading3"/>
+      </w:pPr>
+      <w:r>
+        <w:rPr>
+          <w:rFonts w:ascii="Arial Narrow" w:hAnsi="Arial Narrow"/>
+          <w:b/>
+          <w:sz w:val="26"/>
+        </w:rPr>
+        <w:t>Глава 10. Ответ: не отнимется награда, но прекратится действие</w:t>
+      </w:r>
+    </w:p>
+    <w:p>
+      <w:pPr>
+        <w:pStyle w:val="Heading3"/>
+      </w:pPr>
+      <w:r>
+        <w:rPr>
+          <w:rFonts w:ascii="Arial Narrow" w:hAnsi="Arial Narrow"/>
+          <w:b/>
+          <w:sz w:val="26"/>
+        </w:rPr>
+        <w:t>Глава 11. О вечности любви</w:t>
+      </w:r>
+    </w:p>
+    <w:p>
+      <w:pPr>
+        <w:pStyle w:val="Heading3"/>
+      </w:pPr>
+      <w:r>
+        <w:rPr>
+          <w:rFonts w:ascii="Arial Narrow" w:hAnsi="Arial Narrow"/>
+          <w:b/>
+          <w:sz w:val="26"/>
+        </w:rPr>
+        <w:t>Глава 12. Вопрос о непрерывности духовного созерцания</w:t>
+      </w:r>
+    </w:p>
+    <w:p>
+      <w:pPr>
+        <w:pStyle w:val="Heading3"/>
+      </w:pPr>
+      <w:r>
+        <w:rPr>
+          <w:rFonts w:ascii="Arial Narrow" w:hAnsi="Arial Narrow"/>
+          <w:b/>
+          <w:sz w:val="26"/>
+        </w:rPr>
+        <w:t>Глава 13. Ответ о направлении сердца к Богу и о царстве Бога и дьявола</w:t>
+      </w:r>
+    </w:p>
+    <w:p>
+      <w:pPr>
+        <w:pStyle w:val="Heading3"/>
+      </w:pPr>
+      <w:r>
+        <w:rPr>
+          <w:rFonts w:ascii="Arial Narrow" w:hAnsi="Arial Narrow"/>
+          <w:b/>
+          <w:sz w:val="26"/>
+        </w:rPr>
+        <w:t>Глава 14. О вечности души</w:t>
+      </w:r>
+    </w:p>
+    <w:p>
+      <w:pPr>
+        <w:pStyle w:val="Heading3"/>
+      </w:pPr>
+      <w:r>
+        <w:rPr>
+          <w:rFonts w:ascii="Arial Narrow" w:hAnsi="Arial Narrow"/>
+          <w:b/>
+          <w:sz w:val="26"/>
+        </w:rPr>
+        <w:t>Глава 16. Вопрос о смущении помыслов</w:t>
+      </w:r>
+    </w:p>
+    <w:p>
+      <w:pPr>
+        <w:pStyle w:val="Heading3"/>
+      </w:pPr>
+      <w:r>
+        <w:rPr>
+          <w:rFonts w:ascii="Arial Narrow" w:hAnsi="Arial Narrow"/>
+          <w:b/>
+          <w:sz w:val="26"/>
+        </w:rPr>
+        <w:t>Глава 17. Ответ: что дух может сделать с помыслами и чего не может</w:t>
+      </w:r>
+    </w:p>
+    <w:p>
+      <w:pPr>
+        <w:pStyle w:val="Heading3"/>
+      </w:pPr>
+      <w:r>
+        <w:rPr>
+          <w:rFonts w:ascii="Arial Narrow" w:hAnsi="Arial Narrow"/>
+          <w:b/>
+          <w:sz w:val="26"/>
+        </w:rPr>
+        <w:t>Глава 18. Сравнение души с жерновом</w:t>
+      </w:r>
+    </w:p>
+    <w:p>
+      <w:pPr>
+        <w:pStyle w:val="Heading3"/>
+      </w:pPr>
+      <w:r>
+        <w:rPr>
+          <w:rFonts w:ascii="Arial Narrow" w:hAnsi="Arial Narrow"/>
+          <w:b/>
+          <w:sz w:val="26"/>
+        </w:rPr>
+        <w:t>Глава 19. О трех началах наших помыслов</w:t>
+      </w:r>
+    </w:p>
+    <w:p>
+      <w:pPr>
+        <w:pStyle w:val="Heading3"/>
+      </w:pPr>
+      <w:r>
+        <w:rPr>
+          <w:rFonts w:ascii="Arial Narrow" w:hAnsi="Arial Narrow"/>
+          <w:b/>
+          <w:sz w:val="26"/>
+        </w:rPr>
+        <w:t>Глава 20. Объясняется примером меняльщика, как помыслы наши должны быть различаемы</w:t>
+      </w:r>
+    </w:p>
+    <w:p>
+      <w:pPr>
+        <w:pStyle w:val="Heading3"/>
+      </w:pPr>
+      <w:r>
+        <w:rPr>
+          <w:rFonts w:ascii="Arial Narrow" w:hAnsi="Arial Narrow"/>
+          <w:b/>
+          <w:sz w:val="26"/>
+        </w:rPr>
+        <w:t>Глава 21. О прельщении аввы Иоанна</w:t>
+      </w:r>
+    </w:p>
+    <w:p>
+      <w:pPr>
+        <w:pStyle w:val="Heading3"/>
+      </w:pPr>
+      <w:r>
+        <w:rPr>
+          <w:rFonts w:ascii="Arial Narrow" w:hAnsi="Arial Narrow"/>
+          <w:b/>
+          <w:sz w:val="26"/>
+        </w:rPr>
+        <w:t>Глава 22. О четырех способах рассудительности</w:t>
+      </w:r>
+    </w:p>
+    <w:p>
+      <w:pPr>
+        <w:pStyle w:val="Heading3"/>
+      </w:pPr>
+      <w:r>
+        <w:rPr>
+          <w:rFonts w:ascii="Arial Narrow" w:hAnsi="Arial Narrow"/>
+          <w:b/>
+          <w:sz w:val="26"/>
+        </w:rPr>
+        <w:t>Глава 23. О речи учителя по заслугам слушателей</w:t>
+      </w:r>
+    </w:p>
+    <w:p>
+      <w:pPr>
+        <w:pStyle w:val="Heading2"/>
+      </w:pPr>
+      <w:r>
+        <w:rPr>
+          <w:rFonts w:ascii="Arial Narrow" w:hAnsi="Arial Narrow"/>
+          <w:b/>
+          <w:sz w:val="32"/>
+        </w:rPr>
+        <w:t>Второе собеседование аввы Моисея. О рассудительности</w:t>
+      </w:r>
+    </w:p>
+    <w:p>
+      <w:pPr>
+        <w:pStyle w:val="Heading3"/>
+      </w:pPr>
+      <w:r>
+        <w:rPr>
+          <w:rFonts w:ascii="Arial Narrow" w:hAnsi="Arial Narrow"/>
+          <w:b/>
+          <w:sz w:val="26"/>
+        </w:rPr>
+        <w:t>Глава 1</w:t>
+      </w:r>
+    </w:p>
+    <w:p>
+      <w:pPr>
+        <w:pStyle w:val="Heading3"/>
+      </w:pPr>
+      <w:r>
+        <w:rPr>
+          <w:rFonts w:ascii="Arial Narrow" w:hAnsi="Arial Narrow"/>
+          <w:b/>
+          <w:sz w:val="26"/>
+        </w:rPr>
+        <w:t>Глава 2. Польза рассудительности доказывается мнением аввы Антония</w:t>
+      </w:r>
+    </w:p>
+    <w:p>
+      <w:pPr>
+        <w:pStyle w:val="Heading3"/>
+      </w:pPr>
+      <w:r>
+        <w:rPr>
+          <w:rFonts w:ascii="Arial Narrow" w:hAnsi="Arial Narrow"/>
+          <w:b/>
+          <w:sz w:val="26"/>
+        </w:rPr>
+        <w:t>Глава 3. О грехе Саула, который прельстился по нерассудительности</w:t>
+      </w:r>
+    </w:p>
+    <w:p>
+      <w:pPr>
+        <w:pStyle w:val="Heading3"/>
+      </w:pPr>
+      <w:r>
+        <w:rPr>
+          <w:rFonts w:ascii="Arial Narrow" w:hAnsi="Arial Narrow"/>
+          <w:b/>
+          <w:sz w:val="26"/>
+        </w:rPr>
+        <w:t>Глава 4. Польза рассудительности доказывается священным писанием</w:t>
+      </w:r>
+    </w:p>
+    <w:p>
+      <w:pPr>
+        <w:pStyle w:val="Heading3"/>
+      </w:pPr>
+      <w:r>
+        <w:rPr>
+          <w:rFonts w:ascii="Arial Narrow" w:hAnsi="Arial Narrow"/>
+          <w:b/>
+          <w:sz w:val="26"/>
+        </w:rPr>
+        <w:t>Глава 5. О смерти старца Ирона</w:t>
+      </w:r>
+    </w:p>
+    <w:p>
+      <w:pPr>
+        <w:pStyle w:val="Heading3"/>
+      </w:pPr>
+      <w:r>
+        <w:rPr>
+          <w:rFonts w:ascii="Arial Narrow" w:hAnsi="Arial Narrow"/>
+          <w:b/>
+          <w:sz w:val="26"/>
+        </w:rPr>
+        <w:t>Глава 6. О падении двух братьев по нерассудительности</w:t>
+      </w:r>
+    </w:p>
+    <w:p>
+      <w:pPr>
+        <w:pStyle w:val="Heading3"/>
+      </w:pPr>
+      <w:r>
+        <w:rPr>
+          <w:rFonts w:ascii="Arial Narrow" w:hAnsi="Arial Narrow"/>
+          <w:b/>
+          <w:sz w:val="26"/>
+        </w:rPr>
+        <w:t>Глава 7. О прельщении другого по нерассудительности</w:t>
+      </w:r>
+    </w:p>
+    <w:p>
+      <w:pPr>
+        <w:pStyle w:val="Heading3"/>
+      </w:pPr>
+      <w:r>
+        <w:rPr>
+          <w:rFonts w:ascii="Arial Narrow" w:hAnsi="Arial Narrow"/>
+          <w:b/>
+          <w:sz w:val="26"/>
+        </w:rPr>
+        <w:t>Глава 8. О прельщении и падении месопотамского монаха</w:t>
+      </w:r>
+    </w:p>
+    <w:p>
+      <w:pPr>
+        <w:pStyle w:val="Heading3"/>
+      </w:pPr>
+      <w:r>
+        <w:rPr>
+          <w:rFonts w:ascii="Arial Narrow" w:hAnsi="Arial Narrow"/>
+          <w:b/>
+          <w:sz w:val="26"/>
+        </w:rPr>
+        <w:t>Глава 9. Вопрос о приобретении истинной рассудительности</w:t>
+      </w:r>
+    </w:p>
+    <w:p>
+      <w:pPr>
+        <w:pStyle w:val="Heading3"/>
+      </w:pPr>
+      <w:r>
+        <w:rPr>
+          <w:rFonts w:ascii="Arial Narrow" w:hAnsi="Arial Narrow"/>
+          <w:b/>
+          <w:sz w:val="26"/>
+        </w:rPr>
+        <w:t>Глава 10. Ответ: как приобретается истинная рассудительность</w:t>
+      </w:r>
+    </w:p>
+    <w:p>
+      <w:pPr>
+        <w:pStyle w:val="Heading3"/>
+      </w:pPr>
+      <w:r>
+        <w:rPr>
+          <w:rFonts w:ascii="Arial Narrow" w:hAnsi="Arial Narrow"/>
+          <w:b/>
+          <w:sz w:val="26"/>
+        </w:rPr>
+        <w:t>Глава 11. Слова аввы Серапиона об ослаблении помыслов от открытия их и об опасности от самонадеянности</w:t>
+      </w:r>
+    </w:p>
+    <w:p>
+      <w:pPr>
+        <w:pStyle w:val="Heading3"/>
+      </w:pPr>
+      <w:r>
+        <w:rPr>
+          <w:rFonts w:ascii="Arial Narrow" w:hAnsi="Arial Narrow"/>
+          <w:b/>
+          <w:sz w:val="26"/>
+        </w:rPr>
+        <w:t>Глава 12. Признание в стыдливости, по которой затруднительно открывать помыслы старцам</w:t>
+      </w:r>
+    </w:p>
+    <w:p>
+      <w:pPr>
+        <w:pStyle w:val="Heading3"/>
+      </w:pPr>
+      <w:r>
+        <w:rPr>
+          <w:rFonts w:ascii="Arial Narrow" w:hAnsi="Arial Narrow"/>
+          <w:b/>
+          <w:sz w:val="26"/>
+        </w:rPr>
+        <w:t>Глава 13. Ответ об отвержении стыдливости и об опасности не сострадающего</w:t>
+      </w:r>
+    </w:p>
+    <w:p>
+      <w:pPr>
+        <w:pStyle w:val="Heading3"/>
+      </w:pPr>
+      <w:r>
+        <w:rPr>
+          <w:rFonts w:ascii="Arial Narrow" w:hAnsi="Arial Narrow"/>
+          <w:b/>
+          <w:sz w:val="26"/>
+        </w:rPr>
+        <w:t>Глава 14. О призвании Самуила</w:t>
+      </w:r>
+    </w:p>
+    <w:p>
+      <w:pPr>
+        <w:pStyle w:val="Heading3"/>
+      </w:pPr>
+      <w:r>
+        <w:rPr>
+          <w:rFonts w:ascii="Arial Narrow" w:hAnsi="Arial Narrow"/>
+          <w:b/>
+          <w:sz w:val="26"/>
+        </w:rPr>
+        <w:t>Глава 15. О призвании апостола Павла</w:t>
+      </w:r>
+    </w:p>
+    <w:p>
+      <w:pPr>
+        <w:pStyle w:val="Heading3"/>
+      </w:pPr>
+      <w:r>
+        <w:rPr>
+          <w:rFonts w:ascii="Arial Narrow" w:hAnsi="Arial Narrow"/>
+          <w:b/>
+          <w:sz w:val="26"/>
+        </w:rPr>
+        <w:t>Глава 16. О приобретении рассудительности</w:t>
+      </w:r>
+    </w:p>
+    <w:p>
+      <w:pPr>
+        <w:pStyle w:val="Heading3"/>
+      </w:pPr>
+      <w:r>
+        <w:rPr>
+          <w:rFonts w:ascii="Arial Narrow" w:hAnsi="Arial Narrow"/>
+          <w:b/>
+          <w:sz w:val="26"/>
+        </w:rPr>
+        <w:t>Глава 17. О неумеренном посте и бдении</w:t>
+      </w:r>
+    </w:p>
+    <w:p>
+      <w:pPr>
+        <w:pStyle w:val="Heading3"/>
+      </w:pPr>
+      <w:r>
+        <w:rPr>
+          <w:rFonts w:ascii="Arial Narrow" w:hAnsi="Arial Narrow"/>
+          <w:b/>
+          <w:sz w:val="26"/>
+        </w:rPr>
+        <w:t>Глава 18. Вопрос о мере воздержания или употребления пищи</w:t>
+      </w:r>
+    </w:p>
+    <w:p>
+      <w:pPr>
+        <w:pStyle w:val="Heading3"/>
+      </w:pPr>
+      <w:r>
+        <w:rPr>
+          <w:rFonts w:ascii="Arial Narrow" w:hAnsi="Arial Narrow"/>
+          <w:b/>
+          <w:sz w:val="26"/>
+        </w:rPr>
+        <w:t>Глава 19. О лучшей мере ежедневного употребления пищи</w:t>
+      </w:r>
+    </w:p>
+    <w:p>
+      <w:pPr>
+        <w:pStyle w:val="Heading3"/>
+      </w:pPr>
+      <w:r>
+        <w:rPr>
+          <w:rFonts w:ascii="Arial Narrow" w:hAnsi="Arial Narrow"/>
+          <w:b/>
+          <w:sz w:val="26"/>
+        </w:rPr>
+        <w:t>Глава 20. Возражение касательно легкости воздержания, которое ограничивается двумя хлебцами</w:t>
+      </w:r>
+    </w:p>
+    <w:p>
+      <w:pPr>
+        <w:pStyle w:val="Heading3"/>
+      </w:pPr>
+      <w:r>
+        <w:rPr>
+          <w:rFonts w:ascii="Arial Narrow" w:hAnsi="Arial Narrow"/>
+          <w:b/>
+          <w:sz w:val="26"/>
+        </w:rPr>
+        <w:t>Глава 21. Ответ: как нужно соблюдать указанное правило воздержания</w:t>
+      </w:r>
+    </w:p>
+    <w:p>
+      <w:pPr>
+        <w:pStyle w:val="Heading3"/>
+      </w:pPr>
+      <w:r>
+        <w:rPr>
+          <w:rFonts w:ascii="Arial Narrow" w:hAnsi="Arial Narrow"/>
+          <w:b/>
+          <w:sz w:val="26"/>
+        </w:rPr>
+        <w:t>Глава 22. Какая должна быть общая мера воздержания и принятия пищи</w:t>
+      </w:r>
+    </w:p>
+    <w:p>
+      <w:pPr>
+        <w:pStyle w:val="Heading3"/>
+      </w:pPr>
+      <w:r>
+        <w:rPr>
+          <w:rFonts w:ascii="Arial Narrow" w:hAnsi="Arial Narrow"/>
+          <w:b/>
+          <w:sz w:val="26"/>
+        </w:rPr>
+        <w:t>Глава 23. Как предотвращать избыток семенной влаги</w:t>
+      </w:r>
+    </w:p>
+    <w:p>
+      <w:pPr>
+        <w:pStyle w:val="Heading3"/>
+      </w:pPr>
+      <w:r>
+        <w:rPr>
+          <w:rFonts w:ascii="Arial Narrow" w:hAnsi="Arial Narrow"/>
+          <w:b/>
+          <w:sz w:val="26"/>
+        </w:rPr>
+        <w:t>Глава 24. О трудности равномерного питания и пресыщении брата Вениамина</w:t>
+      </w:r>
+    </w:p>
+    <w:p>
+      <w:pPr>
+        <w:pStyle w:val="Heading3"/>
+      </w:pPr>
+      <w:r>
+        <w:rPr>
+          <w:rFonts w:ascii="Arial Narrow" w:hAnsi="Arial Narrow"/>
+          <w:b/>
+          <w:sz w:val="26"/>
+        </w:rPr>
+        <w:t>Глава 25. Вопрос: как соблюсти всегда одну и ту же меру?</w:t>
+      </w:r>
+    </w:p>
+    <w:p>
+      <w:pPr>
+        <w:pStyle w:val="Heading3"/>
+      </w:pPr>
+      <w:r>
+        <w:rPr>
+          <w:rFonts w:ascii="Arial Narrow" w:hAnsi="Arial Narrow"/>
+          <w:b/>
+          <w:sz w:val="26"/>
+        </w:rPr>
+        <w:t>Глава 26. Ответ о том, что нельзя превышать меру употребления пищи</w:t>
+      </w:r>
+    </w:p>
+    <w:p>
+      <w:pPr>
+        <w:pStyle w:val="Heading2"/>
+      </w:pPr>
+      <w:r>
+        <w:rPr>
+          <w:rFonts w:ascii="Arial Narrow" w:hAnsi="Arial Narrow"/>
+          <w:b/>
+          <w:sz w:val="32"/>
+        </w:rPr>
+        <w:t>Третье собеседование аввы Пафнутия. О трех отречениях от мира</w:t>
+      </w:r>
+    </w:p>
+    <w:p>
+      <w:pPr>
+        <w:pStyle w:val="Heading3"/>
+      </w:pPr>
+      <w:r>
+        <w:rPr>
+          <w:rFonts w:ascii="Arial Narrow" w:hAnsi="Arial Narrow"/>
+          <w:b/>
+          <w:sz w:val="26"/>
+        </w:rPr>
+        <w:t>Глава 1</w:t>
+      </w:r>
+    </w:p>
+    <w:p>
+      <w:pPr>
+        <w:pStyle w:val="Heading3"/>
+      </w:pPr>
+      <w:r>
+        <w:rPr>
+          <w:rFonts w:ascii="Arial Narrow" w:hAnsi="Arial Narrow"/>
+          <w:b/>
+          <w:sz w:val="26"/>
+        </w:rPr>
+        <w:t>Глава 2. О речи этого старца и нашем ответе</w:t>
+      </w:r>
+    </w:p>
+    <w:p>
+      <w:pPr>
+        <w:pStyle w:val="Heading3"/>
+      </w:pPr>
+      <w:r>
+        <w:rPr>
+          <w:rFonts w:ascii="Arial Narrow" w:hAnsi="Arial Narrow"/>
+          <w:b/>
+          <w:sz w:val="26"/>
+        </w:rPr>
+        <w:t>Глава 3. Предложение аввы Пафнутия о трех видах призвания и о трех отречениях</w:t>
+      </w:r>
+    </w:p>
+    <w:p>
+      <w:pPr>
+        <w:pStyle w:val="Heading3"/>
+      </w:pPr>
+      <w:r>
+        <w:rPr>
+          <w:rFonts w:ascii="Arial Narrow" w:hAnsi="Arial Narrow"/>
+          <w:b/>
+          <w:sz w:val="26"/>
+        </w:rPr>
+        <w:t>Глава 4. Объяснение трех способов призвания</w:t>
+      </w:r>
+    </w:p>
+    <w:p>
+      <w:pPr>
+        <w:pStyle w:val="Heading3"/>
+      </w:pPr>
+      <w:r>
+        <w:rPr>
+          <w:rFonts w:ascii="Arial Narrow" w:hAnsi="Arial Narrow"/>
+          <w:b/>
+          <w:sz w:val="26"/>
+        </w:rPr>
+        <w:t>Глава 5. Ленивому и первое призвание не на пользу, а ревностному и последнее не вредит</w:t>
+      </w:r>
+    </w:p>
+    <w:p>
+      <w:pPr>
+        <w:pStyle w:val="Heading3"/>
+      </w:pPr>
+      <w:r>
+        <w:rPr>
+          <w:rFonts w:ascii="Arial Narrow" w:hAnsi="Arial Narrow"/>
+          <w:b/>
+          <w:sz w:val="26"/>
+        </w:rPr>
+        <w:t>Глава 6. Объяснение трех отречений от мира</w:t>
+      </w:r>
+    </w:p>
+    <w:p>
+      <w:pPr>
+        <w:pStyle w:val="Heading3"/>
+      </w:pPr>
+      <w:r>
+        <w:rPr>
+          <w:rFonts w:ascii="Arial Narrow" w:hAnsi="Arial Narrow"/>
+          <w:b/>
+          <w:sz w:val="26"/>
+        </w:rPr>
+        <w:t>Глава 7. Как надо желать усовершенствования в каждом отречении от мира</w:t>
+      </w:r>
+    </w:p>
+    <w:p>
+      <w:pPr>
+        <w:pStyle w:val="Heading3"/>
+      </w:pPr>
+      <w:r>
+        <w:rPr>
+          <w:rFonts w:ascii="Arial Narrow" w:hAnsi="Arial Narrow"/>
+          <w:b/>
+          <w:sz w:val="26"/>
+        </w:rPr>
+        <w:t>Глава 8. О духовном богатстве, в котором состоит красота души или безобразие</w:t>
+      </w:r>
+    </w:p>
+    <w:p>
+      <w:pPr>
+        <w:pStyle w:val="Heading3"/>
+      </w:pPr>
+      <w:r>
+        <w:rPr>
+          <w:rFonts w:ascii="Arial Narrow" w:hAnsi="Arial Narrow"/>
+          <w:b/>
+          <w:sz w:val="26"/>
+        </w:rPr>
+        <w:t>Глава 9. О трех родах богатства</w:t>
+      </w:r>
+    </w:p>
+    <w:p>
+      <w:pPr>
+        <w:pStyle w:val="Heading3"/>
+      </w:pPr>
+      <w:r>
+        <w:rPr>
+          <w:rFonts w:ascii="Arial Narrow" w:hAnsi="Arial Narrow"/>
+          <w:b/>
+          <w:sz w:val="26"/>
+        </w:rPr>
+        <w:t>Глава 10. Никто из находящихся на первой ступени отречения не может быть совершенным</w:t>
+      </w:r>
+    </w:p>
+    <w:p>
+      <w:pPr>
+        <w:pStyle w:val="Heading3"/>
+      </w:pPr>
+      <w:r>
+        <w:rPr>
+          <w:rFonts w:ascii="Arial Narrow" w:hAnsi="Arial Narrow"/>
+          <w:b/>
+          <w:sz w:val="26"/>
+        </w:rPr>
+        <w:t>Глава 11. Вопрос о свободной воле человека и о благодати Божией</w:t>
+      </w:r>
+    </w:p>
+    <w:p>
+      <w:pPr>
+        <w:pStyle w:val="Heading3"/>
+      </w:pPr>
+      <w:r>
+        <w:rPr>
+          <w:rFonts w:ascii="Arial Narrow" w:hAnsi="Arial Narrow"/>
+          <w:b/>
+          <w:sz w:val="26"/>
+        </w:rPr>
+        <w:t>Глава 12. Ответ о действии благодати Божией при сохранении свободы воли</w:t>
+      </w:r>
+    </w:p>
+    <w:p>
+      <w:pPr>
+        <w:pStyle w:val="Heading3"/>
+      </w:pPr>
+      <w:r>
+        <w:rPr>
+          <w:rFonts w:ascii="Arial Narrow" w:hAnsi="Arial Narrow"/>
+          <w:b/>
+          <w:sz w:val="26"/>
+        </w:rPr>
+        <w:t>Глава 13. Устроение нашей жизни зависит от Бога</w:t>
+      </w:r>
+    </w:p>
+    <w:p>
+      <w:pPr>
+        <w:pStyle w:val="Heading3"/>
+      </w:pPr>
+      <w:r>
+        <w:rPr>
+          <w:rFonts w:ascii="Arial Narrow" w:hAnsi="Arial Narrow"/>
+          <w:b/>
+          <w:sz w:val="26"/>
+        </w:rPr>
+        <w:t>Глава 14. Знание закона сообщается от Бога</w:t>
+      </w:r>
+    </w:p>
+    <w:p>
+      <w:pPr>
+        <w:pStyle w:val="Heading3"/>
+      </w:pPr>
+      <w:r>
+        <w:rPr>
+          <w:rFonts w:ascii="Arial Narrow" w:hAnsi="Arial Narrow"/>
+          <w:b/>
+          <w:sz w:val="26"/>
+        </w:rPr>
+        <w:t>Глава 15. Разум для познания повелений Божиих и расположение доброй воли даруются Богом</w:t>
+      </w:r>
+    </w:p>
+    <w:p>
+      <w:pPr>
+        <w:pStyle w:val="Heading3"/>
+      </w:pPr>
+      <w:r>
+        <w:rPr>
+          <w:rFonts w:ascii="Arial Narrow" w:hAnsi="Arial Narrow"/>
+          <w:b/>
+          <w:sz w:val="26"/>
+        </w:rPr>
+        <w:t>Глава 16. Сама вера даруется от Бога</w:t>
+      </w:r>
+    </w:p>
+    <w:p>
+      <w:pPr>
+        <w:pStyle w:val="Heading3"/>
+      </w:pPr>
+      <w:r>
+        <w:rPr>
+          <w:rFonts w:ascii="Arial Narrow" w:hAnsi="Arial Narrow"/>
+          <w:b/>
+          <w:sz w:val="26"/>
+        </w:rPr>
+        <w:t>Глава 17. Умеренность и терпение в искушениях даруется нам от Бога</w:t>
+      </w:r>
+    </w:p>
+    <w:p>
+      <w:pPr>
+        <w:pStyle w:val="Heading3"/>
+      </w:pPr>
+      <w:r>
+        <w:rPr>
+          <w:rFonts w:ascii="Arial Narrow" w:hAnsi="Arial Narrow"/>
+          <w:b/>
+          <w:sz w:val="26"/>
+        </w:rPr>
+        <w:t>Глава 18. Страх Божий даруется нам также от Бога</w:t>
+      </w:r>
+    </w:p>
+    <w:p>
+      <w:pPr>
+        <w:pStyle w:val="Heading3"/>
+      </w:pPr>
+      <w:r>
+        <w:rPr>
+          <w:rFonts w:ascii="Arial Narrow" w:hAnsi="Arial Narrow"/>
+          <w:b/>
+          <w:sz w:val="26"/>
+        </w:rPr>
+        <w:t>Глава 19. Начало благой воли и совершение ее зависит от Бога</w:t>
+      </w:r>
+    </w:p>
+    <w:p>
+      <w:pPr>
+        <w:pStyle w:val="Heading3"/>
+      </w:pPr>
+      <w:r>
+        <w:rPr>
+          <w:rFonts w:ascii="Arial Narrow" w:hAnsi="Arial Narrow"/>
+          <w:b/>
+          <w:sz w:val="26"/>
+        </w:rPr>
+        <w:t>Глава 20. Ничего не делается в этом мире без Бога</w:t>
+      </w:r>
+    </w:p>
+    <w:p>
+      <w:pPr>
+        <w:pStyle w:val="Heading3"/>
+      </w:pPr>
+      <w:r>
+        <w:rPr>
+          <w:rFonts w:ascii="Arial Narrow" w:hAnsi="Arial Narrow"/>
+          <w:b/>
+          <w:sz w:val="26"/>
+        </w:rPr>
+        <w:t>Глава 21. Возражение о власти свободной воли</w:t>
+      </w:r>
+    </w:p>
+    <w:p>
+      <w:pPr>
+        <w:pStyle w:val="Heading3"/>
+      </w:pPr>
+      <w:r>
+        <w:rPr>
+          <w:rFonts w:ascii="Arial Narrow" w:hAnsi="Arial Narrow"/>
+          <w:b/>
+          <w:sz w:val="26"/>
+        </w:rPr>
+        <w:t>Глава 22. Ответ: наша свободная воля всегда нуждается в помощи Божией</w:t>
+      </w:r>
+    </w:p>
+    <w:p>
+      <w:pPr>
+        <w:pStyle w:val="Heading2"/>
+      </w:pPr>
+      <w:r>
+        <w:rPr>
+          <w:rFonts w:ascii="Arial Narrow" w:hAnsi="Arial Narrow"/>
+          <w:b/>
+          <w:sz w:val="32"/>
+        </w:rPr>
+        <w:t>Четвертое собеседование аввы Даниила. О борьбе плоти и духа</w:t>
+      </w:r>
+    </w:p>
+    <w:p>
+      <w:pPr>
+        <w:pStyle w:val="Heading3"/>
+      </w:pPr>
+      <w:r>
+        <w:rPr>
+          <w:rFonts w:ascii="Arial Narrow" w:hAnsi="Arial Narrow"/>
+          <w:b/>
+          <w:sz w:val="26"/>
+        </w:rPr>
+        <w:t>Глава 1</w:t>
+      </w:r>
+    </w:p>
+    <w:p>
+      <w:pPr>
+        <w:pStyle w:val="Heading3"/>
+      </w:pPr>
+      <w:r>
+        <w:rPr>
+          <w:rFonts w:ascii="Arial Narrow" w:hAnsi="Arial Narrow"/>
+          <w:b/>
+          <w:sz w:val="26"/>
+        </w:rPr>
+        <w:t>Глава 2. Вопрос: отчего происходит внезапная перемена в духе, после неизреченной радости наступает глубокая скорбь?</w:t>
+      </w:r>
+    </w:p>
+    <w:p>
+      <w:pPr>
+        <w:pStyle w:val="Heading3"/>
+      </w:pPr>
+      <w:r>
+        <w:rPr>
+          <w:rFonts w:ascii="Arial Narrow" w:hAnsi="Arial Narrow"/>
+          <w:b/>
+          <w:sz w:val="26"/>
+        </w:rPr>
+        <w:t>Глава 3. Ответ на предложенный вопрос</w:t>
+      </w:r>
+    </w:p>
+    <w:p>
+      <w:pPr>
+        <w:pStyle w:val="Heading3"/>
+      </w:pPr>
+      <w:r>
+        <w:rPr>
+          <w:rFonts w:ascii="Arial Narrow" w:hAnsi="Arial Narrow"/>
+          <w:b/>
+          <w:sz w:val="26"/>
+        </w:rPr>
+        <w:t>Глава 4. Причина распоряжения и попущения Божия бывает двоякая</w:t>
+      </w:r>
+    </w:p>
+    <w:p>
+      <w:pPr>
+        <w:pStyle w:val="Heading3"/>
+      </w:pPr>
+      <w:r>
+        <w:rPr>
+          <w:rFonts w:ascii="Arial Narrow" w:hAnsi="Arial Narrow"/>
+          <w:b/>
+          <w:sz w:val="26"/>
+        </w:rPr>
+        <w:t>Глава 5. Наше старание и труд без помощи Божией не могут иметь успеха</w:t>
+      </w:r>
+    </w:p>
+    <w:p>
+      <w:pPr>
+        <w:pStyle w:val="Heading3"/>
+      </w:pPr>
+      <w:r>
+        <w:rPr>
+          <w:rFonts w:ascii="Arial Narrow" w:hAnsi="Arial Narrow"/>
+          <w:b/>
+          <w:sz w:val="26"/>
+        </w:rPr>
+        <w:t>Глава 6. Иногда для нас полезно бывает оставление Бога</w:t>
+      </w:r>
+    </w:p>
+    <w:p>
+      <w:pPr>
+        <w:pStyle w:val="Heading3"/>
+      </w:pPr>
+      <w:r>
+        <w:rPr>
+          <w:rFonts w:ascii="Arial Narrow" w:hAnsi="Arial Narrow"/>
+          <w:b/>
+          <w:sz w:val="26"/>
+        </w:rPr>
+        <w:t>Глава 7. О пользе той войны, какую апостол находит в борьбе плоти и духа</w:t>
+      </w:r>
+    </w:p>
+    <w:p>
+      <w:pPr>
+        <w:pStyle w:val="Heading3"/>
+      </w:pPr>
+      <w:r>
+        <w:rPr>
+          <w:rFonts w:ascii="Arial Narrow" w:hAnsi="Arial Narrow"/>
+          <w:b/>
+          <w:sz w:val="26"/>
+        </w:rPr>
+        <w:t>Глава 8. Вопрос: что значит, что в тексте апостола после изображения противоборства друг другу плоти и духа присоединяется третья воля?</w:t>
+      </w:r>
+    </w:p>
+    <w:p>
+      <w:pPr>
+        <w:pStyle w:val="Heading3"/>
+      </w:pPr>
+      <w:r>
+        <w:rPr>
+          <w:rFonts w:ascii="Arial Narrow" w:hAnsi="Arial Narrow"/>
+          <w:b/>
+          <w:sz w:val="26"/>
+        </w:rPr>
+        <w:t>Глава 9. Ответ: о разуме правильно спрашивающего</w:t>
+      </w:r>
+    </w:p>
+    <w:p>
+      <w:pPr>
+        <w:pStyle w:val="Heading3"/>
+      </w:pPr>
+      <w:r>
+        <w:rPr>
+          <w:rFonts w:ascii="Arial Narrow" w:hAnsi="Arial Narrow"/>
+          <w:b/>
+          <w:sz w:val="26"/>
+        </w:rPr>
+        <w:t>Глава 10. Слово «плоть» не в одном значении принимается</w:t>
+      </w:r>
+    </w:p>
+    <w:p>
+      <w:pPr>
+        <w:pStyle w:val="Heading3"/>
+      </w:pPr>
+      <w:r>
+        <w:rPr>
+          <w:rFonts w:ascii="Arial Narrow" w:hAnsi="Arial Narrow"/>
+          <w:b/>
+          <w:sz w:val="26"/>
+        </w:rPr>
+        <w:t>Глава 11. Что апостол называет здесь «плотью» и что значит «вожделение плоти»</w:t>
+      </w:r>
+    </w:p>
+    <w:p>
+      <w:pPr>
+        <w:pStyle w:val="Heading3"/>
+      </w:pPr>
+      <w:r>
+        <w:rPr>
+          <w:rFonts w:ascii="Arial Narrow" w:hAnsi="Arial Narrow"/>
+          <w:b/>
+          <w:sz w:val="26"/>
+        </w:rPr>
+        <w:t>Глава 12. Что это за воля наша, которая находится между вожделениями плоти и духа</w:t>
+      </w:r>
+    </w:p>
+    <w:p>
+      <w:pPr>
+        <w:pStyle w:val="Heading3"/>
+      </w:pPr>
+      <w:r>
+        <w:rPr>
+          <w:rFonts w:ascii="Arial Narrow" w:hAnsi="Arial Narrow"/>
+          <w:b/>
+          <w:sz w:val="26"/>
+        </w:rPr>
+        <w:t>Глава 13. О пользе борьбы, происходящей между плотью и духом</w:t>
+      </w:r>
+    </w:p>
+    <w:p>
+      <w:pPr>
+        <w:pStyle w:val="Heading3"/>
+      </w:pPr>
+      <w:r>
+        <w:rPr>
+          <w:rFonts w:ascii="Arial Narrow" w:hAnsi="Arial Narrow"/>
+          <w:b/>
+          <w:sz w:val="26"/>
+        </w:rPr>
+        <w:t>Глава 14. О неисправимой злости злых духов</w:t>
+      </w:r>
+    </w:p>
+    <w:p>
+      <w:pPr>
+        <w:pStyle w:val="Heading3"/>
+      </w:pPr>
+      <w:r>
+        <w:rPr>
+          <w:rFonts w:ascii="Arial Narrow" w:hAnsi="Arial Narrow"/>
+          <w:b/>
+          <w:sz w:val="26"/>
+        </w:rPr>
+        <w:t>Глава 15. Какую пользу доставляет нам война плоти и духа</w:t>
+      </w:r>
+    </w:p>
+    <w:p>
+      <w:pPr>
+        <w:pStyle w:val="Heading3"/>
+      </w:pPr>
+      <w:r>
+        <w:rPr>
+          <w:rFonts w:ascii="Arial Narrow" w:hAnsi="Arial Narrow"/>
+          <w:b/>
+          <w:sz w:val="26"/>
+        </w:rPr>
+        <w:t>Глава 16. О разжигании плоти, от которого если бы мы не смирялись, то более тяжко падали бы</w:t>
+      </w:r>
+    </w:p>
+    <w:p>
+      <w:pPr>
+        <w:pStyle w:val="Heading3"/>
+      </w:pPr>
+      <w:r>
+        <w:rPr>
+          <w:rFonts w:ascii="Arial Narrow" w:hAnsi="Arial Narrow"/>
+          <w:b/>
+          <w:sz w:val="26"/>
+        </w:rPr>
+        <w:t>Глава 17. О равнодушии скопцов</w:t>
+      </w:r>
+    </w:p>
+    <w:p>
+      <w:pPr>
+        <w:pStyle w:val="Heading3"/>
+      </w:pPr>
+      <w:r>
+        <w:rPr>
+          <w:rFonts w:ascii="Arial Narrow" w:hAnsi="Arial Narrow"/>
+          <w:b/>
+          <w:sz w:val="26"/>
+        </w:rPr>
+        <w:t>Глава 18. Вопрос: какое различие между плотским и душевным?</w:t>
+      </w:r>
+    </w:p>
+    <w:p>
+      <w:pPr>
+        <w:pStyle w:val="Heading3"/>
+      </w:pPr>
+      <w:r>
+        <w:rPr>
+          <w:rFonts w:ascii="Arial Narrow" w:hAnsi="Arial Narrow"/>
+          <w:b/>
+          <w:sz w:val="26"/>
+        </w:rPr>
+        <w:t>Глава 19. О трояком состоянии душ</w:t>
+      </w:r>
+    </w:p>
+    <w:p>
+      <w:pPr>
+        <w:pStyle w:val="Heading3"/>
+      </w:pPr>
+      <w:r>
+        <w:rPr>
+          <w:rFonts w:ascii="Arial Narrow" w:hAnsi="Arial Narrow"/>
+          <w:b/>
+          <w:sz w:val="26"/>
+        </w:rPr>
+        <w:t>Глава 20. О тех, которые худо отрекаются от мира</w:t>
+      </w:r>
+    </w:p>
+    <w:p>
+      <w:pPr>
+        <w:pStyle w:val="Heading3"/>
+      </w:pPr>
+      <w:r>
+        <w:rPr>
+          <w:rFonts w:ascii="Arial Narrow" w:hAnsi="Arial Narrow"/>
+          <w:b/>
+          <w:sz w:val="26"/>
+        </w:rPr>
+        <w:t>Глава 21. О тех, которые, презрев великое, привязываются к малому</w:t>
+      </w:r>
+    </w:p>
+    <w:p>
+      <w:pPr>
+        <w:pStyle w:val="Heading2"/>
+      </w:pPr>
+      <w:r>
+        <w:rPr>
+          <w:rFonts w:ascii="Arial Narrow" w:hAnsi="Arial Narrow"/>
+          <w:b/>
+          <w:sz w:val="32"/>
+        </w:rPr>
+        <w:t>Пятое собеседование аввы Серапиона. О восьми главных страстях</w:t>
+      </w:r>
+    </w:p>
+    <w:p>
+      <w:pPr>
+        <w:pStyle w:val="Heading3"/>
+      </w:pPr>
+      <w:r>
+        <w:rPr>
+          <w:rFonts w:ascii="Arial Narrow" w:hAnsi="Arial Narrow"/>
+          <w:b/>
+          <w:sz w:val="26"/>
+        </w:rPr>
+        <w:t>Глава 1</w:t>
+      </w:r>
+    </w:p>
+    <w:p>
+      <w:pPr>
+        <w:pStyle w:val="Heading3"/>
+      </w:pPr>
+      <w:r>
+        <w:rPr>
+          <w:rFonts w:ascii="Arial Narrow" w:hAnsi="Arial Narrow"/>
+          <w:b/>
+          <w:sz w:val="26"/>
+        </w:rPr>
+        <w:t>Глава 2. Перечень главных страстей, которые опустошают род человеческий</w:t>
+      </w:r>
+    </w:p>
+    <w:p>
+      <w:pPr>
+        <w:pStyle w:val="Heading3"/>
+      </w:pPr>
+      <w:r>
+        <w:rPr>
+          <w:rFonts w:ascii="Arial Narrow" w:hAnsi="Arial Narrow"/>
+          <w:b/>
+          <w:sz w:val="26"/>
+        </w:rPr>
+        <w:t>Глава 3. О двух родах пороков и четырех способах их действия</w:t>
+      </w:r>
+    </w:p>
+    <w:p>
+      <w:pPr>
+        <w:pStyle w:val="Heading3"/>
+      </w:pPr>
+      <w:r>
+        <w:rPr>
+          <w:rFonts w:ascii="Arial Narrow" w:hAnsi="Arial Narrow"/>
+          <w:b/>
+          <w:sz w:val="26"/>
+        </w:rPr>
+        <w:t>Глава 4. Объяснение страсти чревоугодия и блуда</w:t>
+      </w:r>
+    </w:p>
+    <w:p>
+      <w:pPr>
+        <w:pStyle w:val="Heading3"/>
+      </w:pPr>
+      <w:r>
+        <w:rPr>
+          <w:rFonts w:ascii="Arial Narrow" w:hAnsi="Arial Narrow"/>
+          <w:b/>
+          <w:sz w:val="26"/>
+        </w:rPr>
+        <w:t>Глава 5. Как Господь наш один без греха был искушаем</w:t>
+      </w:r>
+    </w:p>
+    <w:p>
+      <w:pPr>
+        <w:pStyle w:val="Heading3"/>
+      </w:pPr>
+      <w:r>
+        <w:rPr>
+          <w:rFonts w:ascii="Arial Narrow" w:hAnsi="Arial Narrow"/>
+          <w:b/>
+          <w:sz w:val="26"/>
+        </w:rPr>
+        <w:t>Глава 6. Об образе искушения Господа от дьявола</w:t>
+      </w:r>
+    </w:p>
+    <w:p>
+      <w:pPr>
+        <w:pStyle w:val="Heading3"/>
+      </w:pPr>
+      <w:r>
+        <w:rPr>
+          <w:rFonts w:ascii="Arial Narrow" w:hAnsi="Arial Narrow"/>
+          <w:b/>
+          <w:sz w:val="26"/>
+        </w:rPr>
+        <w:t>Глава 7. О действии тщеславия и гордости без посредства тела</w:t>
+      </w:r>
+    </w:p>
+    <w:p>
+      <w:pPr>
+        <w:pStyle w:val="Heading3"/>
+      </w:pPr>
+      <w:r>
+        <w:rPr>
+          <w:rFonts w:ascii="Arial Narrow" w:hAnsi="Arial Narrow"/>
+          <w:b/>
+          <w:sz w:val="26"/>
+        </w:rPr>
+        <w:t>Глава 8. О сребролюбии, которое чуждо нашей природе, и какое различие между ним и природными пороками</w:t>
+      </w:r>
+    </w:p>
+    <w:p>
+      <w:pPr>
+        <w:pStyle w:val="Heading3"/>
+      </w:pPr>
+      <w:r>
+        <w:rPr>
+          <w:rFonts w:ascii="Arial Narrow" w:hAnsi="Arial Narrow"/>
+          <w:b/>
+          <w:sz w:val="26"/>
+        </w:rPr>
+        <w:t>Глава 9. Печаль и уныние рождаются без всякого внешнего возбуждения, не как прочие страсти</w:t>
+      </w:r>
+    </w:p>
+    <w:p>
+      <w:pPr>
+        <w:pStyle w:val="Heading3"/>
+      </w:pPr>
+      <w:r>
+        <w:rPr>
+          <w:rFonts w:ascii="Arial Narrow" w:hAnsi="Arial Narrow"/>
+          <w:b/>
+          <w:sz w:val="26"/>
+        </w:rPr>
+        <w:t>Глава 10. О согласии шести страстей и сродстве двух, отличных от тех</w:t>
+      </w:r>
+    </w:p>
+    <w:p>
+      <w:pPr>
+        <w:pStyle w:val="Heading3"/>
+      </w:pPr>
+      <w:r>
+        <w:rPr>
+          <w:rFonts w:ascii="Arial Narrow" w:hAnsi="Arial Narrow"/>
+          <w:b/>
+          <w:sz w:val="26"/>
+        </w:rPr>
+        <w:t>Глава 11. О происхождении и качестве каждой страсти</w:t>
+      </w:r>
+    </w:p>
+    <w:p>
+      <w:pPr>
+        <w:pStyle w:val="Heading3"/>
+      </w:pPr>
+      <w:r>
+        <w:rPr>
+          <w:rFonts w:ascii="Arial Narrow" w:hAnsi="Arial Narrow"/>
+          <w:b/>
+          <w:sz w:val="26"/>
+        </w:rPr>
+        <w:t>Глава 12. В чем полезно тщеславие</w:t>
+      </w:r>
+    </w:p>
+    <w:p>
+      <w:pPr>
+        <w:pStyle w:val="Heading3"/>
+      </w:pPr>
+      <w:r>
+        <w:rPr>
+          <w:rFonts w:ascii="Arial Narrow" w:hAnsi="Arial Narrow"/>
+          <w:b/>
+          <w:sz w:val="26"/>
+        </w:rPr>
+        <w:t>Глава 13. Страсти различным образом на нас нападают</w:t>
+      </w:r>
+    </w:p>
+    <w:p>
+      <w:pPr>
+        <w:pStyle w:val="Heading3"/>
+      </w:pPr>
+      <w:r>
+        <w:rPr>
+          <w:rFonts w:ascii="Arial Narrow" w:hAnsi="Arial Narrow"/>
+          <w:b/>
+          <w:sz w:val="26"/>
+        </w:rPr>
+        <w:t>Глава 14. Надо вести борьбу со страстями сообразно с их нападением</w:t>
+      </w:r>
+    </w:p>
+    <w:p>
+      <w:pPr>
+        <w:pStyle w:val="Heading3"/>
+      </w:pPr>
+      <w:r>
+        <w:rPr>
+          <w:rFonts w:ascii="Arial Narrow" w:hAnsi="Arial Narrow"/>
+          <w:b/>
+          <w:sz w:val="26"/>
+        </w:rPr>
+        <w:t>Глава 15. Мы не можем победить страсти без помощи Божией, и победою над ними нельзя превозноситься</w:t>
+      </w:r>
+    </w:p>
+    <w:p>
+      <w:pPr>
+        <w:pStyle w:val="Heading3"/>
+      </w:pPr>
+      <w:r>
+        <w:rPr>
+          <w:rFonts w:ascii="Arial Narrow" w:hAnsi="Arial Narrow"/>
+          <w:b/>
+          <w:sz w:val="26"/>
+        </w:rPr>
+        <w:t>Глава 16. О значении семи народов, землю которых занял Израиль</w:t>
+      </w:r>
+    </w:p>
+    <w:p>
+      <w:pPr>
+        <w:pStyle w:val="Heading3"/>
+      </w:pPr>
+      <w:r>
+        <w:rPr>
+          <w:rFonts w:ascii="Arial Narrow" w:hAnsi="Arial Narrow"/>
+          <w:b/>
+          <w:sz w:val="26"/>
+        </w:rPr>
+        <w:t>Глава 17. Вопрос о сравнении семи пороков с семью народами</w:t>
+      </w:r>
+    </w:p>
+    <w:p>
+      <w:pPr>
+        <w:pStyle w:val="Heading3"/>
+      </w:pPr>
+      <w:r>
+        <w:rPr>
+          <w:rFonts w:ascii="Arial Narrow" w:hAnsi="Arial Narrow"/>
+          <w:b/>
+          <w:sz w:val="26"/>
+        </w:rPr>
+        <w:t>Глава 18. Ответ: как по числу восьми пороков восполняется число восьми народов</w:t>
+      </w:r>
+    </w:p>
+    <w:p>
+      <w:pPr>
+        <w:pStyle w:val="Heading3"/>
+      </w:pPr>
+      <w:r>
+        <w:rPr>
+          <w:rFonts w:ascii="Arial Narrow" w:hAnsi="Arial Narrow"/>
+          <w:b/>
+          <w:sz w:val="26"/>
+        </w:rPr>
+        <w:t>Глава 19. Почему повелевается оставить один народ египетский, а семь истребить</w:t>
+      </w:r>
+    </w:p>
+    <w:p>
+      <w:pPr>
+        <w:pStyle w:val="Heading3"/>
+      </w:pPr>
+      <w:r>
+        <w:rPr>
+          <w:rFonts w:ascii="Arial Narrow" w:hAnsi="Arial Narrow"/>
+          <w:b/>
+          <w:sz w:val="26"/>
+        </w:rPr>
+        <w:t>Глава 20. О свойстве чревоугодия, сравниваемого с орлом</w:t>
+      </w:r>
+    </w:p>
+    <w:p>
+      <w:pPr>
+        <w:pStyle w:val="Heading3"/>
+      </w:pPr>
+      <w:r>
+        <w:rPr>
+          <w:rFonts w:ascii="Arial Narrow" w:hAnsi="Arial Narrow"/>
+          <w:b/>
+          <w:sz w:val="26"/>
+        </w:rPr>
+        <w:t>Глава 21. Разговор с философами о непрерывной борьбе с чревоугодием</w:t>
+      </w:r>
+    </w:p>
+    <w:p>
+      <w:pPr>
+        <w:pStyle w:val="Heading3"/>
+      </w:pPr>
+      <w:r>
+        <w:rPr>
+          <w:rFonts w:ascii="Arial Narrow" w:hAnsi="Arial Narrow"/>
+          <w:b/>
+          <w:sz w:val="26"/>
+        </w:rPr>
+        <w:t>Глава 22. Для чего Бог предсказал Аврааму, что десять народов будут побеждены народом Израильским</w:t>
+      </w:r>
+    </w:p>
+    <w:p>
+      <w:pPr>
+        <w:pStyle w:val="Heading3"/>
+      </w:pPr>
+      <w:r>
+        <w:rPr>
+          <w:rFonts w:ascii="Arial Narrow" w:hAnsi="Arial Narrow"/>
+          <w:b/>
+          <w:sz w:val="26"/>
+        </w:rPr>
+        <w:t>Глава 23. Почему полезно нам завладеть землею пороков</w:t>
+      </w:r>
+    </w:p>
+    <w:p>
+      <w:pPr>
+        <w:pStyle w:val="Heading3"/>
+      </w:pPr>
+      <w:r>
+        <w:rPr>
+          <w:rFonts w:ascii="Arial Narrow" w:hAnsi="Arial Narrow"/>
+          <w:b/>
+          <w:sz w:val="26"/>
+        </w:rPr>
+        <w:t>Глава 24. Земли, из которых выгнаны хананеи, предоставлены племени Сима</w:t>
+      </w:r>
+    </w:p>
+    <w:p>
+      <w:pPr>
+        <w:pStyle w:val="Heading3"/>
+      </w:pPr>
+      <w:r>
+        <w:rPr>
+          <w:rFonts w:ascii="Arial Narrow" w:hAnsi="Arial Narrow"/>
+          <w:b/>
+          <w:sz w:val="26"/>
+        </w:rPr>
+        <w:t>Глава 25. Разные свидетельства о значении восьми пороков</w:t>
+      </w:r>
+    </w:p>
+    <w:p>
+      <w:pPr>
+        <w:pStyle w:val="Heading3"/>
+      </w:pPr>
+      <w:r>
+        <w:rPr>
+          <w:rFonts w:ascii="Arial Narrow" w:hAnsi="Arial Narrow"/>
+          <w:b/>
+          <w:sz w:val="26"/>
+        </w:rPr>
+        <w:t>Глава 26. Победив страсть чревоугодия, надо приложить труд к приобретению прочих добродетелей</w:t>
+      </w:r>
+    </w:p>
+    <w:p>
+      <w:pPr>
+        <w:pStyle w:val="Heading3"/>
+      </w:pPr>
+      <w:r>
+        <w:rPr>
+          <w:rFonts w:ascii="Arial Narrow" w:hAnsi="Arial Narrow"/>
+          <w:b/>
+          <w:sz w:val="26"/>
+        </w:rPr>
+        <w:t>Глава 27. Порядок борьбы различен от порядка пороков</w:t>
+      </w:r>
+    </w:p>
+    <w:p>
+      <w:pPr>
+        <w:pStyle w:val="Heading2"/>
+      </w:pPr>
+      <w:r>
+        <w:rPr>
+          <w:rFonts w:ascii="Arial Narrow" w:hAnsi="Arial Narrow"/>
+          <w:b/>
+          <w:sz w:val="32"/>
+        </w:rPr>
+        <w:t>Шестое собеседование аввы Феодора. Об умерщвлении святых</w:t>
+      </w:r>
+    </w:p>
+    <w:p>
+      <w:pPr>
+        <w:pStyle w:val="Heading3"/>
+      </w:pPr>
+      <w:r>
+        <w:rPr>
+          <w:rFonts w:ascii="Arial Narrow" w:hAnsi="Arial Narrow"/>
+          <w:b/>
+          <w:sz w:val="26"/>
+        </w:rPr>
+        <w:t>Глава 1</w:t>
+      </w:r>
+    </w:p>
+    <w:p>
+      <w:pPr>
+        <w:pStyle w:val="Heading3"/>
+      </w:pPr>
+      <w:r>
+        <w:rPr>
+          <w:rFonts w:ascii="Arial Narrow" w:hAnsi="Arial Narrow"/>
+          <w:b/>
+          <w:sz w:val="26"/>
+        </w:rPr>
+        <w:t>Глава 2. Ответ аввы Феодора на предложенный вопрос</w:t>
+      </w:r>
+    </w:p>
+    <w:p>
+      <w:pPr>
+        <w:pStyle w:val="Heading3"/>
+      </w:pPr>
+      <w:r>
+        <w:rPr>
+          <w:rFonts w:ascii="Arial Narrow" w:hAnsi="Arial Narrow"/>
+          <w:b/>
+          <w:sz w:val="26"/>
+        </w:rPr>
+        <w:t>Глава 3. О трех предметах в этом мире: о зле, добре и среднем</w:t>
+      </w:r>
+    </w:p>
+    <w:p>
+      <w:pPr>
+        <w:pStyle w:val="Heading3"/>
+      </w:pPr>
+      <w:r>
+        <w:rPr>
+          <w:rFonts w:ascii="Arial Narrow" w:hAnsi="Arial Narrow"/>
+          <w:b/>
+          <w:sz w:val="26"/>
+        </w:rPr>
+        <w:t>Глава 4. Зло никому не может быть причинено другим</w:t>
+      </w:r>
+    </w:p>
+    <w:p>
+      <w:pPr>
+        <w:pStyle w:val="Heading3"/>
+      </w:pPr>
+      <w:r>
+        <w:rPr>
+          <w:rFonts w:ascii="Arial Narrow" w:hAnsi="Arial Narrow"/>
+          <w:b/>
+          <w:sz w:val="26"/>
+        </w:rPr>
+        <w:t>Глава 5. Возражение: как же о Боге говорится, что Он творит зло?</w:t>
+      </w:r>
+    </w:p>
+    <w:p>
+      <w:pPr>
+        <w:pStyle w:val="Heading3"/>
+      </w:pPr>
+      <w:r>
+        <w:rPr>
+          <w:rFonts w:ascii="Arial Narrow" w:hAnsi="Arial Narrow"/>
+          <w:b/>
+          <w:sz w:val="26"/>
+        </w:rPr>
+        <w:t>Глава 6. Ответ на предложенный вопрос</w:t>
+      </w:r>
+    </w:p>
+    <w:p>
+      <w:pPr>
+        <w:pStyle w:val="Heading3"/>
+      </w:pPr>
+      <w:r>
+        <w:rPr>
+          <w:rFonts w:ascii="Arial Narrow" w:hAnsi="Arial Narrow"/>
+          <w:b/>
+          <w:sz w:val="26"/>
+        </w:rPr>
+        <w:t>Глава 7. Вопрос виновен ли причиняющий праведному смерть, если праведный получает награду за смерть?</w:t>
+      </w:r>
+    </w:p>
+    <w:p>
+      <w:pPr>
+        <w:pStyle w:val="Heading3"/>
+      </w:pPr>
+      <w:r>
+        <w:rPr>
+          <w:rFonts w:ascii="Arial Narrow" w:hAnsi="Arial Narrow"/>
+          <w:b/>
+          <w:sz w:val="26"/>
+        </w:rPr>
+        <w:t>Глава 8. Ответ на предложенный вопрос</w:t>
+      </w:r>
+    </w:p>
+    <w:p>
+      <w:pPr>
+        <w:pStyle w:val="Heading3"/>
+      </w:pPr>
+      <w:r>
+        <w:rPr>
+          <w:rFonts w:ascii="Arial Narrow" w:hAnsi="Arial Narrow"/>
+          <w:b/>
+          <w:sz w:val="26"/>
+        </w:rPr>
+        <w:t>Глава 9. Пример блаженного Иова, искушаемого дьяволом, и Господа, преданного Иудою; праведнику как счастье, так и несчастье служат к спасению</w:t>
+      </w:r>
+    </w:p>
+    <w:p>
+      <w:pPr>
+        <w:pStyle w:val="Heading3"/>
+      </w:pPr>
+      <w:r>
+        <w:rPr>
+          <w:rFonts w:ascii="Arial Narrow" w:hAnsi="Arial Narrow"/>
+          <w:b/>
+          <w:sz w:val="26"/>
+        </w:rPr>
+        <w:t>Глава 10. О мужестве совершенного мужа, который называется ободесноручным</w:t>
+      </w:r>
+    </w:p>
+    <w:p>
+      <w:pPr>
+        <w:pStyle w:val="Heading3"/>
+      </w:pPr>
+      <w:r>
+        <w:rPr>
+          <w:rFonts w:ascii="Arial Narrow" w:hAnsi="Arial Narrow"/>
+          <w:b/>
+          <w:sz w:val="26"/>
+        </w:rPr>
+        <w:t>Глава 11. О двояком роде искушений, которые находят по трем причинам</w:t>
+      </w:r>
+    </w:p>
+    <w:p>
+      <w:pPr>
+        <w:pStyle w:val="Heading3"/>
+      </w:pPr>
+      <w:r>
+        <w:rPr>
+          <w:rFonts w:ascii="Arial Narrow" w:hAnsi="Arial Narrow"/>
+          <w:b/>
+          <w:sz w:val="26"/>
+        </w:rPr>
+        <w:t>Глава 12. Муж праведный должен быть подобен не воску, а адамантовой печати</w:t>
+      </w:r>
+    </w:p>
+    <w:p>
+      <w:pPr>
+        <w:pStyle w:val="Heading3"/>
+      </w:pPr>
+      <w:r>
+        <w:rPr>
+          <w:rFonts w:ascii="Arial Narrow" w:hAnsi="Arial Narrow"/>
+          <w:b/>
+          <w:sz w:val="26"/>
+        </w:rPr>
+        <w:t>Глава 13. Вопрос: может ли дух наш пребывать в одном и том же качестве?</w:t>
+      </w:r>
+    </w:p>
+    <w:p>
+      <w:pPr>
+        <w:pStyle w:val="Heading3"/>
+      </w:pPr>
+      <w:r>
+        <w:rPr>
+          <w:rFonts w:ascii="Arial Narrow" w:hAnsi="Arial Narrow"/>
+          <w:b/>
+          <w:sz w:val="26"/>
+        </w:rPr>
+        <w:t>Глава 14. Ответ на предложенный вопрос</w:t>
+      </w:r>
+    </w:p>
+    <w:p>
+      <w:pPr>
+        <w:pStyle w:val="Heading3"/>
+      </w:pPr>
+      <w:r>
+        <w:rPr>
+          <w:rFonts w:ascii="Arial Narrow" w:hAnsi="Arial Narrow"/>
+          <w:b/>
+          <w:sz w:val="26"/>
+        </w:rPr>
+        <w:t>Глава 15. Какой бывает вред, если часто оставлять свою келью</w:t>
+      </w:r>
+    </w:p>
+    <w:p>
+      <w:pPr>
+        <w:pStyle w:val="Heading3"/>
+      </w:pPr>
+      <w:r>
+        <w:rPr>
+          <w:rFonts w:ascii="Arial Narrow" w:hAnsi="Arial Narrow"/>
+          <w:b/>
+          <w:sz w:val="26"/>
+        </w:rPr>
+        <w:t>Глава 16. Об изменяемости небесных сил</w:t>
+      </w:r>
+    </w:p>
+    <w:p>
+      <w:pPr>
+        <w:pStyle w:val="Heading3"/>
+      </w:pPr>
+      <w:r>
+        <w:rPr>
+          <w:rFonts w:ascii="Arial Narrow" w:hAnsi="Arial Narrow"/>
+          <w:b/>
+          <w:sz w:val="26"/>
+        </w:rPr>
+        <w:t>Глава 17. Никто не подвергается падению внезапно</w:t>
+      </w:r>
+    </w:p>
+    <w:p>
+      <w:pPr>
+        <w:pStyle w:val="Heading2"/>
+      </w:pPr>
+      <w:r>
+        <w:rPr>
+          <w:rFonts w:ascii="Arial Narrow" w:hAnsi="Arial Narrow"/>
+          <w:b/>
+          <w:sz w:val="32"/>
+        </w:rPr>
+        <w:t>Седьмое собеседование аввы Серена (первое). О непостоянстве души и о злых духах</w:t>
+      </w:r>
+    </w:p>
+    <w:p>
+      <w:pPr>
+        <w:pStyle w:val="Heading3"/>
+      </w:pPr>
+      <w:r>
+        <w:rPr>
+          <w:rFonts w:ascii="Arial Narrow" w:hAnsi="Arial Narrow"/>
+          <w:b/>
+          <w:sz w:val="26"/>
+        </w:rPr>
+        <w:t>Глава 1</w:t>
+      </w:r>
+    </w:p>
+    <w:p>
+      <w:pPr>
+        <w:pStyle w:val="Heading3"/>
+      </w:pPr>
+      <w:r>
+        <w:rPr>
+          <w:rFonts w:ascii="Arial Narrow" w:hAnsi="Arial Narrow"/>
+          <w:b/>
+          <w:sz w:val="26"/>
+        </w:rPr>
+        <w:t>Глава 2. Славное чудо в получении телесной чистоты и вопрос старца о состоянии наших помыслов</w:t>
+      </w:r>
+    </w:p>
+    <w:p>
+      <w:pPr>
+        <w:pStyle w:val="Heading3"/>
+      </w:pPr>
+      <w:r>
+        <w:rPr>
+          <w:rFonts w:ascii="Arial Narrow" w:hAnsi="Arial Narrow"/>
+          <w:b/>
+          <w:sz w:val="26"/>
+        </w:rPr>
+        <w:t>Глава 3. Ответ наш о непостоянстве души</w:t>
+      </w:r>
+    </w:p>
+    <w:p>
+      <w:pPr>
+        <w:pStyle w:val="Heading3"/>
+      </w:pPr>
+      <w:r>
+        <w:rPr>
+          <w:rFonts w:ascii="Arial Narrow" w:hAnsi="Arial Narrow"/>
+          <w:b/>
+          <w:sz w:val="26"/>
+        </w:rPr>
+        <w:t>Глава 4. Рассуждение старца о состоянии души и силе ее</w:t>
+      </w:r>
+    </w:p>
+    <w:p>
+      <w:pPr>
+        <w:pStyle w:val="Heading3"/>
+      </w:pPr>
+      <w:r>
+        <w:rPr>
+          <w:rFonts w:ascii="Arial Narrow" w:hAnsi="Arial Narrow"/>
+          <w:b/>
+          <w:sz w:val="26"/>
+        </w:rPr>
+        <w:t>Глава 5. О совершенстве души, представляемой в образе евангельского сотника</w:t>
+      </w:r>
+    </w:p>
+    <w:p>
+      <w:pPr>
+        <w:pStyle w:val="Heading3"/>
+      </w:pPr>
+      <w:r>
+        <w:rPr>
+          <w:rFonts w:ascii="Arial Narrow" w:hAnsi="Arial Narrow"/>
+          <w:b/>
+          <w:sz w:val="26"/>
+        </w:rPr>
+        <w:t>Глава 6. О постоянном пребывании на страже помыслов</w:t>
+      </w:r>
+    </w:p>
+    <w:p>
+      <w:pPr>
+        <w:pStyle w:val="Heading3"/>
+      </w:pPr>
+      <w:r>
+        <w:rPr>
+          <w:rFonts w:ascii="Arial Narrow" w:hAnsi="Arial Narrow"/>
+          <w:b/>
+          <w:sz w:val="26"/>
+        </w:rPr>
+        <w:t>Глава 7. Вопрос о непостоянстве души и о нападении злых духов</w:t>
+      </w:r>
+    </w:p>
+    <w:p>
+      <w:pPr>
+        <w:pStyle w:val="Heading3"/>
+      </w:pPr>
+      <w:r>
+        <w:rPr>
+          <w:rFonts w:ascii="Arial Narrow" w:hAnsi="Arial Narrow"/>
+          <w:b/>
+          <w:sz w:val="26"/>
+        </w:rPr>
+        <w:t>Глава 8. Ответ о помощи Божией и власти свободной воли</w:t>
+      </w:r>
+    </w:p>
+    <w:p>
+      <w:pPr>
+        <w:pStyle w:val="Heading3"/>
+      </w:pPr>
+      <w:r>
+        <w:rPr>
+          <w:rFonts w:ascii="Arial Narrow" w:hAnsi="Arial Narrow"/>
+          <w:b/>
+          <w:sz w:val="26"/>
+        </w:rPr>
+        <w:t>Глава 9. Вопрос о соединении души с демонами</w:t>
+      </w:r>
+    </w:p>
+    <w:p>
+      <w:pPr>
+        <w:pStyle w:val="Heading3"/>
+      </w:pPr>
+      <w:r>
+        <w:rPr>
+          <w:rFonts w:ascii="Arial Narrow" w:hAnsi="Arial Narrow"/>
+          <w:b/>
+          <w:sz w:val="26"/>
+        </w:rPr>
+        <w:t>Глава 10. Ответ: каким образом нечистые духи соединяются с душою человека</w:t>
+      </w:r>
+    </w:p>
+    <w:p>
+      <w:pPr>
+        <w:pStyle w:val="Heading3"/>
+      </w:pPr>
+      <w:r>
+        <w:rPr>
+          <w:rFonts w:ascii="Arial Narrow" w:hAnsi="Arial Narrow"/>
+          <w:b/>
+          <w:sz w:val="26"/>
+        </w:rPr>
+        <w:t>Глава 11. Возражение: могут ли нечистые духи смешиваться или соединяться с душами тех, в кого вошли?</w:t>
+      </w:r>
+    </w:p>
+    <w:p>
+      <w:pPr>
+        <w:pStyle w:val="Heading3"/>
+      </w:pPr>
+      <w:r>
+        <w:rPr>
+          <w:rFonts w:ascii="Arial Narrow" w:hAnsi="Arial Narrow"/>
+          <w:b/>
+          <w:sz w:val="26"/>
+        </w:rPr>
+        <w:t>Глава 12. Ответ: каким образом нечистые духи овладевают бесноватыми</w:t>
+      </w:r>
+    </w:p>
+    <w:p>
+      <w:pPr>
+        <w:pStyle w:val="Heading3"/>
+      </w:pPr>
+      <w:r>
+        <w:rPr>
+          <w:rFonts w:ascii="Arial Narrow" w:hAnsi="Arial Narrow"/>
+          <w:b/>
+          <w:sz w:val="26"/>
+        </w:rPr>
+        <w:t>Глава 13. Дух не может проникать в духа, это возможно одному Богу</w:t>
+      </w:r>
+    </w:p>
+    <w:p>
+      <w:pPr>
+        <w:pStyle w:val="Heading3"/>
+      </w:pPr>
+      <w:r>
+        <w:rPr>
+          <w:rFonts w:ascii="Arial Narrow" w:hAnsi="Arial Narrow"/>
+          <w:b/>
+          <w:sz w:val="26"/>
+        </w:rPr>
+        <w:t>Глава 14. Возражение: надо думать, что демоны видят мысли человеческие</w:t>
+      </w:r>
+    </w:p>
+    <w:p>
+      <w:pPr>
+        <w:pStyle w:val="Heading3"/>
+      </w:pPr>
+      <w:r>
+        <w:rPr>
+          <w:rFonts w:ascii="Arial Narrow" w:hAnsi="Arial Narrow"/>
+          <w:b/>
+          <w:sz w:val="26"/>
+        </w:rPr>
+        <w:t>Глава 15. Ответ: что могут демоны сделать в помыслах человеческих и чего не могут</w:t>
+      </w:r>
+    </w:p>
+    <w:p>
+      <w:pPr>
+        <w:pStyle w:val="Heading3"/>
+      </w:pPr>
+      <w:r>
+        <w:rPr>
+          <w:rFonts w:ascii="Arial Narrow" w:hAnsi="Arial Narrow"/>
+          <w:b/>
+          <w:sz w:val="26"/>
+        </w:rPr>
+        <w:t>Глава 16. Подобие, которым объясняется, как нечистые духи узнают мысли людей</w:t>
+      </w:r>
+    </w:p>
+    <w:p>
+      <w:pPr>
+        <w:pStyle w:val="Heading3"/>
+      </w:pPr>
+      <w:r>
+        <w:rPr>
+          <w:rFonts w:ascii="Arial Narrow" w:hAnsi="Arial Narrow"/>
+          <w:b/>
+          <w:sz w:val="26"/>
+        </w:rPr>
+        <w:t>Глава 17. Не все демоны возбуждают все страсти в людях</w:t>
+      </w:r>
+    </w:p>
+    <w:p>
+      <w:pPr>
+        <w:pStyle w:val="Heading3"/>
+      </w:pPr>
+      <w:r>
+        <w:rPr>
+          <w:rFonts w:ascii="Arial Narrow" w:hAnsi="Arial Narrow"/>
+          <w:b/>
+          <w:sz w:val="26"/>
+        </w:rPr>
+        <w:t>Глава 18. Вопрос: соблюдается ли между демонами порядок нападений?</w:t>
+      </w:r>
+    </w:p>
+    <w:p>
+      <w:pPr>
+        <w:pStyle w:val="Heading3"/>
+      </w:pPr>
+      <w:r>
+        <w:rPr>
+          <w:rFonts w:ascii="Arial Narrow" w:hAnsi="Arial Narrow"/>
+          <w:b/>
+          <w:sz w:val="26"/>
+        </w:rPr>
+        <w:t>Глава 19. Ответ на предложенный вопрос</w:t>
+      </w:r>
+    </w:p>
+    <w:p>
+      <w:pPr>
+        <w:pStyle w:val="Heading3"/>
+      </w:pPr>
+      <w:r>
+        <w:rPr>
+          <w:rFonts w:ascii="Arial Narrow" w:hAnsi="Arial Narrow"/>
+          <w:b/>
+          <w:sz w:val="26"/>
+        </w:rPr>
+        <w:t>Глава 20. Не все злые духи имеют одинаковую силу, и власть искушать не состоит в их воле</w:t>
+      </w:r>
+    </w:p>
+    <w:p>
+      <w:pPr>
+        <w:pStyle w:val="Heading3"/>
+      </w:pPr>
+      <w:r>
+        <w:rPr>
+          <w:rFonts w:ascii="Arial Narrow" w:hAnsi="Arial Narrow"/>
+          <w:b/>
+          <w:sz w:val="26"/>
+        </w:rPr>
+        <w:t>Глава 21. Демоны не без труда сражаются с людьми</w:t>
+      </w:r>
+    </w:p>
+    <w:p>
+      <w:pPr>
+        <w:pStyle w:val="Heading3"/>
+      </w:pPr>
+      <w:r>
+        <w:rPr>
+          <w:rFonts w:ascii="Arial Narrow" w:hAnsi="Arial Narrow"/>
+          <w:b/>
+          <w:sz w:val="26"/>
+        </w:rPr>
+        <w:t>Глава 22. Демонам не дана власть вредить по произволу</w:t>
+      </w:r>
+    </w:p>
+    <w:p>
+      <w:pPr>
+        <w:pStyle w:val="Heading3"/>
+      </w:pPr>
+      <w:r>
+        <w:rPr>
+          <w:rFonts w:ascii="Arial Narrow" w:hAnsi="Arial Narrow"/>
+          <w:b/>
+          <w:sz w:val="26"/>
+        </w:rPr>
+        <w:t>Глава 23. Об ограничении власти демонов</w:t>
+      </w:r>
+    </w:p>
+    <w:p>
+      <w:pPr>
+        <w:pStyle w:val="Heading3"/>
+      </w:pPr>
+      <w:r>
+        <w:rPr>
+          <w:rFonts w:ascii="Arial Narrow" w:hAnsi="Arial Narrow"/>
+          <w:b/>
+          <w:sz w:val="26"/>
+        </w:rPr>
+        <w:t>Глава 24. Каким образом демоны открывают себе вход в тьму тех, которыми хотят овладеть</w:t>
+      </w:r>
+    </w:p>
+    <w:p>
+      <w:pPr>
+        <w:pStyle w:val="Heading3"/>
+      </w:pPr>
+      <w:r>
+        <w:rPr>
+          <w:rFonts w:ascii="Arial Narrow" w:hAnsi="Arial Narrow"/>
+          <w:b/>
+          <w:sz w:val="26"/>
+        </w:rPr>
+        <w:t>Глава 25. Более жалки те, которые преданы порокам, нежели одержимые бесами</w:t>
+      </w:r>
+    </w:p>
+    <w:p>
+      <w:pPr>
+        <w:pStyle w:val="Heading3"/>
+      </w:pPr>
+      <w:r>
+        <w:rPr>
+          <w:rFonts w:ascii="Arial Narrow" w:hAnsi="Arial Narrow"/>
+          <w:b/>
+          <w:sz w:val="26"/>
+        </w:rPr>
+        <w:t>Глава 26. Об убиении пресытившегося пророка и о немощи аввы Павла, которой он подвергся для своего исправления</w:t>
+      </w:r>
+    </w:p>
+    <w:p>
+      <w:pPr>
+        <w:pStyle w:val="Heading3"/>
+      </w:pPr>
+      <w:r>
+        <w:rPr>
+          <w:rFonts w:ascii="Arial Narrow" w:hAnsi="Arial Narrow"/>
+          <w:b/>
+          <w:sz w:val="26"/>
+        </w:rPr>
+        <w:t>Глава 27. Об искушении аввы Моисея</w:t>
+      </w:r>
+    </w:p>
+    <w:p>
+      <w:pPr>
+        <w:pStyle w:val="Heading3"/>
+      </w:pPr>
+      <w:r>
+        <w:rPr>
+          <w:rFonts w:ascii="Arial Narrow" w:hAnsi="Arial Narrow"/>
+          <w:b/>
+          <w:sz w:val="26"/>
+        </w:rPr>
+        <w:t>Глава 28. Нельзя презирать одержимых нечистыми духами</w:t>
+      </w:r>
+    </w:p>
+    <w:p>
+      <w:pPr>
+        <w:pStyle w:val="Heading3"/>
+      </w:pPr>
+      <w:r>
+        <w:rPr>
+          <w:rFonts w:ascii="Arial Narrow" w:hAnsi="Arial Narrow"/>
+          <w:b/>
+          <w:sz w:val="26"/>
+        </w:rPr>
+        <w:t>Глава 29. Вопрос: для чего одержимые злыми духами отлучаются от причащения Господня?</w:t>
+      </w:r>
+    </w:p>
+    <w:p>
+      <w:pPr>
+        <w:pStyle w:val="Heading3"/>
+      </w:pPr>
+      <w:r>
+        <w:rPr>
+          <w:rFonts w:ascii="Arial Narrow" w:hAnsi="Arial Narrow"/>
+          <w:b/>
+          <w:sz w:val="26"/>
+        </w:rPr>
+        <w:t>Глава 30. Ответ на предложенный вопрос</w:t>
+      </w:r>
+    </w:p>
+    <w:p>
+      <w:pPr>
+        <w:pStyle w:val="Heading3"/>
+      </w:pPr>
+      <w:r>
+        <w:rPr>
+          <w:rFonts w:ascii="Arial Narrow" w:hAnsi="Arial Narrow"/>
+          <w:b/>
+          <w:sz w:val="26"/>
+        </w:rPr>
+        <w:t>Глава 31. Жалки те, которые не удостаиваются временных искушений</w:t>
+      </w:r>
+    </w:p>
+    <w:p>
+      <w:pPr>
+        <w:pStyle w:val="Heading3"/>
+      </w:pPr>
+      <w:r>
+        <w:rPr>
+          <w:rFonts w:ascii="Arial Narrow" w:hAnsi="Arial Narrow"/>
+          <w:b/>
+          <w:sz w:val="26"/>
+        </w:rPr>
+        <w:t>Глава 32. О разности занятий и воли нечистых духов</w:t>
+      </w:r>
+    </w:p>
+    <w:p>
+      <w:pPr>
+        <w:pStyle w:val="Heading3"/>
+      </w:pPr>
+      <w:r>
+        <w:rPr>
+          <w:rFonts w:ascii="Arial Narrow" w:hAnsi="Arial Narrow"/>
+          <w:b/>
+          <w:sz w:val="26"/>
+        </w:rPr>
+        <w:t>Глава 33. Вопрос: отчего происходит такое различие злых духов?</w:t>
+      </w:r>
+    </w:p>
+    <w:p>
+      <w:pPr>
+        <w:pStyle w:val="Heading3"/>
+      </w:pPr>
+      <w:r>
+        <w:rPr>
+          <w:rFonts w:ascii="Arial Narrow" w:hAnsi="Arial Narrow"/>
+          <w:b/>
+          <w:sz w:val="26"/>
+        </w:rPr>
+        <w:t>Глава 34. Разрешение предложенного вопроса откладывается до другого времени</w:t>
+      </w:r>
+    </w:p>
+    <w:p>
+      <w:pPr>
+        <w:pStyle w:val="Heading2"/>
+      </w:pPr>
+      <w:r>
+        <w:rPr>
+          <w:rFonts w:ascii="Arial Narrow" w:hAnsi="Arial Narrow"/>
+          <w:b/>
+          <w:sz w:val="32"/>
+        </w:rPr>
+        <w:t>Восьмое собеседование аввы Серена (второе). О начальствах и властях</w:t>
+      </w:r>
+    </w:p>
+    <w:p>
+      <w:pPr>
+        <w:pStyle w:val="Heading3"/>
+      </w:pPr>
+      <w:r>
+        <w:rPr>
+          <w:rFonts w:ascii="Arial Narrow" w:hAnsi="Arial Narrow"/>
+          <w:b/>
+          <w:sz w:val="26"/>
+        </w:rPr>
+        <w:t>Глава 1</w:t>
+      </w:r>
+    </w:p>
+    <w:p>
+      <w:pPr>
+        <w:pStyle w:val="Heading3"/>
+      </w:pPr>
+      <w:r>
+        <w:rPr>
+          <w:rFonts w:ascii="Arial Narrow" w:hAnsi="Arial Narrow"/>
+          <w:b/>
+          <w:sz w:val="26"/>
+        </w:rPr>
+        <w:t>Глава 2. Второй вопрос о различии злых духов</w:t>
+      </w:r>
+    </w:p>
+    <w:p>
+      <w:pPr>
+        <w:pStyle w:val="Heading3"/>
+      </w:pPr>
+      <w:r>
+        <w:rPr>
+          <w:rFonts w:ascii="Arial Narrow" w:hAnsi="Arial Narrow"/>
+          <w:b/>
+          <w:sz w:val="26"/>
+        </w:rPr>
+        <w:t>Глава 3. Ответ о многообразной пище Священного Писания</w:t>
+      </w:r>
+    </w:p>
+    <w:p>
+      <w:pPr>
+        <w:pStyle w:val="Heading3"/>
+      </w:pPr>
+      <w:r>
+        <w:rPr>
+          <w:rFonts w:ascii="Arial Narrow" w:hAnsi="Arial Narrow"/>
+          <w:b/>
+          <w:sz w:val="26"/>
+        </w:rPr>
+        <w:t>Глава 4. О двояком смысле священного писания</w:t>
+      </w:r>
+    </w:p>
+    <w:p>
+      <w:pPr>
+        <w:pStyle w:val="Heading3"/>
+      </w:pPr>
+      <w:r>
+        <w:rPr>
+          <w:rFonts w:ascii="Arial Narrow" w:hAnsi="Arial Narrow"/>
+          <w:b/>
+          <w:sz w:val="26"/>
+        </w:rPr>
+        <w:t>Глава 5. Предложенный вопрос должен считаться средним, проблематическим</w:t>
+      </w:r>
+    </w:p>
+    <w:p>
+      <w:pPr>
+        <w:pStyle w:val="Heading3"/>
+      </w:pPr>
+      <w:r>
+        <w:rPr>
+          <w:rFonts w:ascii="Arial Narrow" w:hAnsi="Arial Narrow"/>
+          <w:b/>
+          <w:sz w:val="26"/>
+        </w:rPr>
+        <w:t>Глава 6. Богом не сотворено ничего злого</w:t>
+      </w:r>
+    </w:p>
+    <w:p>
+      <w:pPr>
+        <w:pStyle w:val="Heading3"/>
+      </w:pPr>
+      <w:r>
+        <w:rPr>
+          <w:rFonts w:ascii="Arial Narrow" w:hAnsi="Arial Narrow"/>
+          <w:b/>
+          <w:sz w:val="26"/>
+        </w:rPr>
+        <w:t>Глава 7. О сотворении начальств, или властей</w:t>
+      </w:r>
+    </w:p>
+    <w:p>
+      <w:pPr>
+        <w:pStyle w:val="Heading3"/>
+      </w:pPr>
+      <w:r>
+        <w:rPr>
+          <w:rFonts w:ascii="Arial Narrow" w:hAnsi="Arial Narrow"/>
+          <w:b/>
+          <w:sz w:val="26"/>
+        </w:rPr>
+        <w:t>Глава 8. О падении дьявола и ангелов</w:t>
+      </w:r>
+    </w:p>
+    <w:p>
+      <w:pPr>
+        <w:pStyle w:val="Heading3"/>
+      </w:pPr>
+      <w:r>
+        <w:rPr>
+          <w:rFonts w:ascii="Arial Narrow" w:hAnsi="Arial Narrow"/>
+          <w:b/>
+          <w:sz w:val="26"/>
+        </w:rPr>
+        <w:t>Глава 9. Вопрос: падение дьявола не от обольщения ли Евы последовало?</w:t>
+      </w:r>
+    </w:p>
+    <w:p>
+      <w:pPr>
+        <w:pStyle w:val="Heading3"/>
+      </w:pPr>
+      <w:r>
+        <w:rPr>
+          <w:rFonts w:ascii="Arial Narrow" w:hAnsi="Arial Narrow"/>
+          <w:b/>
+          <w:sz w:val="26"/>
+        </w:rPr>
+        <w:t>Глава 10. Ответ о начале падения дьявола</w:t>
+      </w:r>
+    </w:p>
+    <w:p>
+      <w:pPr>
+        <w:pStyle w:val="Heading3"/>
+      </w:pPr>
+      <w:r>
+        <w:rPr>
+          <w:rFonts w:ascii="Arial Narrow" w:hAnsi="Arial Narrow"/>
+          <w:b/>
+          <w:sz w:val="26"/>
+        </w:rPr>
+        <w:t>Глава 11. О наказании обольщающего и обольщаемого</w:t>
+      </w:r>
+    </w:p>
+    <w:p>
+      <w:pPr>
+        <w:pStyle w:val="Heading3"/>
+      </w:pPr>
+      <w:r>
+        <w:rPr>
+          <w:rFonts w:ascii="Arial Narrow" w:hAnsi="Arial Narrow"/>
+          <w:b/>
+          <w:sz w:val="26"/>
+        </w:rPr>
+        <w:t>Глава 12. О скоплении и беспокойстве демонов, пребывающих в воздухе</w:t>
+      </w:r>
+    </w:p>
+    <w:p>
+      <w:pPr>
+        <w:pStyle w:val="Heading3"/>
+      </w:pPr>
+      <w:r>
+        <w:rPr>
+          <w:rFonts w:ascii="Arial Narrow" w:hAnsi="Arial Narrow"/>
+          <w:b/>
+          <w:sz w:val="26"/>
+        </w:rPr>
+        <w:t>Глава 13. Злые духи и между собою ведут такую же борьбу, какую ведут с людьми</w:t>
+      </w:r>
+    </w:p>
+    <w:p>
+      <w:pPr>
+        <w:pStyle w:val="Heading3"/>
+      </w:pPr>
+      <w:r>
+        <w:rPr>
+          <w:rFonts w:ascii="Arial Narrow" w:hAnsi="Arial Narrow"/>
+          <w:b/>
+          <w:sz w:val="26"/>
+        </w:rPr>
+        <w:t>Глава 14. Отчего злые духи получили имена властей или начальств</w:t>
+      </w:r>
+    </w:p>
+    <w:p>
+      <w:pPr>
+        <w:pStyle w:val="Heading3"/>
+      </w:pPr>
+      <w:r>
+        <w:rPr>
+          <w:rFonts w:ascii="Arial Narrow" w:hAnsi="Arial Narrow"/>
+          <w:b/>
+          <w:sz w:val="26"/>
+        </w:rPr>
+        <w:t>Глава 15. Не без причины даны святым небесным силам имена ангелов или архангелов</w:t>
+      </w:r>
+    </w:p>
+    <w:p>
+      <w:pPr>
+        <w:pStyle w:val="Heading3"/>
+      </w:pPr>
+      <w:r>
+        <w:rPr>
+          <w:rFonts w:ascii="Arial Narrow" w:hAnsi="Arial Narrow"/>
+          <w:b/>
+          <w:sz w:val="26"/>
+        </w:rPr>
+        <w:t>Глава 16. О подчинении демонов своим начальствам</w:t>
+      </w:r>
+    </w:p>
+    <w:p>
+      <w:pPr>
+        <w:pStyle w:val="Heading3"/>
+      </w:pPr>
+      <w:r>
+        <w:rPr>
+          <w:rFonts w:ascii="Arial Narrow" w:hAnsi="Arial Narrow"/>
+          <w:b/>
+          <w:sz w:val="26"/>
+        </w:rPr>
+        <w:t>Глава 17. При каждом человеке всегда находятся ангел и бес</w:t>
+      </w:r>
+    </w:p>
+    <w:p>
+      <w:pPr>
+        <w:pStyle w:val="Heading3"/>
+      </w:pPr>
+      <w:r>
+        <w:rPr>
+          <w:rFonts w:ascii="Arial Narrow" w:hAnsi="Arial Narrow"/>
+          <w:b/>
+          <w:sz w:val="26"/>
+        </w:rPr>
+        <w:t>Глава 18. Разность злости у злых духов подтверждается свидетельством двух философов</w:t>
+      </w:r>
+    </w:p>
+    <w:p>
+      <w:pPr>
+        <w:pStyle w:val="Heading3"/>
+      </w:pPr>
+      <w:r>
+        <w:rPr>
+          <w:rFonts w:ascii="Arial Narrow" w:hAnsi="Arial Narrow"/>
+          <w:b/>
+          <w:sz w:val="26"/>
+        </w:rPr>
+        <w:t>Глава 19. Демоны ничего не могут сделать людям, если сперва не овладеют их душою</w:t>
+      </w:r>
+    </w:p>
+    <w:p>
+      <w:pPr>
+        <w:pStyle w:val="Heading3"/>
+      </w:pPr>
+      <w:r>
+        <w:rPr>
+          <w:rFonts w:ascii="Arial Narrow" w:hAnsi="Arial Narrow"/>
+          <w:b/>
+          <w:sz w:val="26"/>
+        </w:rPr>
+        <w:t>Глава 20. Вопрос о павших ангелах, о которых в книге бытия говорится, что имели сожительство с дочерями человеческими</w:t>
+      </w:r>
+    </w:p>
+    <w:p>
+      <w:pPr>
+        <w:pStyle w:val="Heading3"/>
+      </w:pPr>
+      <w:r>
+        <w:rPr>
+          <w:rFonts w:ascii="Arial Narrow" w:hAnsi="Arial Narrow"/>
+          <w:b/>
+          <w:sz w:val="26"/>
+        </w:rPr>
+        <w:t>Глава 21. Разрешение предложенного вопроса</w:t>
+      </w:r>
+    </w:p>
+    <w:p>
+      <w:pPr>
+        <w:pStyle w:val="Heading3"/>
+      </w:pPr>
+      <w:r>
+        <w:rPr>
+          <w:rFonts w:ascii="Arial Narrow" w:hAnsi="Arial Narrow"/>
+          <w:b/>
+          <w:sz w:val="26"/>
+        </w:rPr>
+        <w:t>Глава 22. Возражение: как нечестивое смешение с дочерями Каина могло вмениться в грех роду Сифа прежде запрещающего закона?</w:t>
+      </w:r>
+    </w:p>
+    <w:p>
+      <w:pPr>
+        <w:pStyle w:val="Heading3"/>
+      </w:pPr>
+      <w:r>
+        <w:rPr>
+          <w:rFonts w:ascii="Arial Narrow" w:hAnsi="Arial Narrow"/>
+          <w:b/>
+          <w:sz w:val="26"/>
+        </w:rPr>
+        <w:t>Глава 23. Ответ: вначале люди по закону естественному подлежали суду, или наказанию</w:t>
+      </w:r>
+    </w:p>
+    <w:p>
+      <w:pPr>
+        <w:pStyle w:val="Heading3"/>
+      </w:pPr>
+      <w:r>
+        <w:rPr>
+          <w:rFonts w:ascii="Arial Narrow" w:hAnsi="Arial Narrow"/>
+          <w:b/>
+          <w:sz w:val="26"/>
+        </w:rPr>
+        <w:t>Глава 24. Согрешившие прежде потопа наказаны справедливо</w:t>
+      </w:r>
+    </w:p>
+    <w:p>
+      <w:pPr>
+        <w:pStyle w:val="Heading3"/>
+      </w:pPr>
+      <w:r>
+        <w:rPr>
+          <w:rFonts w:ascii="Arial Narrow" w:hAnsi="Arial Narrow"/>
+          <w:b/>
+          <w:sz w:val="26"/>
+        </w:rPr>
+        <w:t>Глава 25. Как следует понимать сказанное в Евангелии о дьяволе, что он есть ложь и отец лжи</w:t>
+      </w:r>
+    </w:p>
+    <w:p>
+      <w:pPr>
+        <w:pStyle w:val="Heading2"/>
+      </w:pPr>
+      <w:r>
+        <w:rPr>
+          <w:rFonts w:ascii="Arial Narrow" w:hAnsi="Arial Narrow"/>
+          <w:b/>
+          <w:sz w:val="32"/>
+        </w:rPr>
+        <w:t>Девятое собеседование аввы Исаака Скитского (первое). О молитве</w:t>
+      </w:r>
+    </w:p>
+    <w:p>
+      <w:pPr>
+        <w:pStyle w:val="Heading3"/>
+      </w:pPr>
+      <w:r>
+        <w:rPr>
+          <w:rFonts w:ascii="Arial Narrow" w:hAnsi="Arial Narrow"/>
+          <w:b/>
+          <w:sz w:val="26"/>
+        </w:rPr>
+        <w:t>Глава 1</w:t>
+      </w:r>
+    </w:p>
+    <w:p>
+      <w:pPr>
+        <w:pStyle w:val="Heading3"/>
+      </w:pPr>
+      <w:r>
+        <w:rPr>
+          <w:rFonts w:ascii="Arial Narrow" w:hAnsi="Arial Narrow"/>
+          <w:b/>
+          <w:sz w:val="26"/>
+        </w:rPr>
+        <w:t>Глава 2. Учение аввы Исаака о качестве молитвы</w:t>
+      </w:r>
+    </w:p>
+    <w:p>
+      <w:pPr>
+        <w:pStyle w:val="Heading3"/>
+      </w:pPr>
+      <w:r>
+        <w:rPr>
+          <w:rFonts w:ascii="Arial Narrow" w:hAnsi="Arial Narrow"/>
+          <w:b/>
+          <w:sz w:val="26"/>
+        </w:rPr>
+        <w:t>Глава 3. Что нужно, чтобы молитва была чистая, задушевная?</w:t>
+      </w:r>
+    </w:p>
+    <w:p>
+      <w:pPr>
+        <w:pStyle w:val="Heading3"/>
+      </w:pPr>
+      <w:r>
+        <w:rPr>
+          <w:rFonts w:ascii="Arial Narrow" w:hAnsi="Arial Narrow"/>
+          <w:b/>
+          <w:sz w:val="26"/>
+        </w:rPr>
+        <w:t>Глава 4. О подвижности души, сравниваемой с пухом</w:t>
+      </w:r>
+    </w:p>
+    <w:p>
+      <w:pPr>
+        <w:pStyle w:val="Heading3"/>
+      </w:pPr>
+      <w:r>
+        <w:rPr>
+          <w:rFonts w:ascii="Arial Narrow" w:hAnsi="Arial Narrow"/>
+          <w:b/>
+          <w:sz w:val="26"/>
+        </w:rPr>
+        <w:t>Глава 5. О причинах, отягощающих наш дух</w:t>
+      </w:r>
+    </w:p>
+    <w:p>
+      <w:pPr>
+        <w:pStyle w:val="Heading3"/>
+      </w:pPr>
+      <w:r>
+        <w:rPr>
+          <w:rFonts w:ascii="Arial Narrow" w:hAnsi="Arial Narrow"/>
+          <w:b/>
+          <w:sz w:val="26"/>
+        </w:rPr>
+        <w:t>Глава 6. О видении одного старца касательно беспокойного труда одного брата</w:t>
+      </w:r>
+    </w:p>
+    <w:p>
+      <w:pPr>
+        <w:pStyle w:val="Heading3"/>
+      </w:pPr>
+      <w:r>
+        <w:rPr>
+          <w:rFonts w:ascii="Arial Narrow" w:hAnsi="Arial Narrow"/>
+          <w:b/>
+          <w:sz w:val="26"/>
+        </w:rPr>
+        <w:t>Глава 7. Что труднее: сохранять благие помыслы или приобретать их?</w:t>
+      </w:r>
+    </w:p>
+    <w:p>
+      <w:pPr>
+        <w:pStyle w:val="Heading3"/>
+      </w:pPr>
+      <w:r>
+        <w:rPr>
+          <w:rFonts w:ascii="Arial Narrow" w:hAnsi="Arial Narrow"/>
+          <w:b/>
+          <w:sz w:val="26"/>
+        </w:rPr>
+        <w:t>Глава 8. Ответ о разных качествах молитвы</w:t>
+      </w:r>
+    </w:p>
+    <w:p>
+      <w:pPr>
+        <w:pStyle w:val="Heading3"/>
+      </w:pPr>
+      <w:r>
+        <w:rPr>
+          <w:rFonts w:ascii="Arial Narrow" w:hAnsi="Arial Narrow"/>
+          <w:b/>
+          <w:sz w:val="26"/>
+        </w:rPr>
+        <w:t>Глава 9. О четырех видах молитв</w:t>
+      </w:r>
+    </w:p>
+    <w:p>
+      <w:pPr>
+        <w:pStyle w:val="Heading3"/>
+      </w:pPr>
+      <w:r>
+        <w:rPr>
+          <w:rFonts w:ascii="Arial Narrow" w:hAnsi="Arial Narrow"/>
+          <w:b/>
+          <w:sz w:val="26"/>
+        </w:rPr>
+        <w:t>Глава 10. О порядке видов молитвы</w:t>
+      </w:r>
+    </w:p>
+    <w:p>
+      <w:pPr>
+        <w:pStyle w:val="Heading3"/>
+      </w:pPr>
+      <w:r>
+        <w:rPr>
+          <w:rFonts w:ascii="Arial Narrow" w:hAnsi="Arial Narrow"/>
+          <w:b/>
+          <w:sz w:val="26"/>
+        </w:rPr>
+        <w:t>Глава 11. О молитве (absecratione)</w:t>
+      </w:r>
+    </w:p>
+    <w:p>
+      <w:pPr>
+        <w:pStyle w:val="Heading3"/>
+      </w:pPr>
+      <w:r>
+        <w:rPr>
+          <w:rFonts w:ascii="Arial Narrow" w:hAnsi="Arial Narrow"/>
+          <w:b/>
+          <w:sz w:val="26"/>
+        </w:rPr>
+        <w:t>Глава 12. О молении (oratione)</w:t>
+      </w:r>
+    </w:p>
+    <w:p>
+      <w:pPr>
+        <w:pStyle w:val="Heading3"/>
+      </w:pPr>
+      <w:r>
+        <w:rPr>
+          <w:rFonts w:ascii="Arial Narrow" w:hAnsi="Arial Narrow"/>
+          <w:b/>
+          <w:sz w:val="26"/>
+        </w:rPr>
+        <w:t>Глава 13. О прошении (postulatione)</w:t>
+      </w:r>
+    </w:p>
+    <w:p>
+      <w:pPr>
+        <w:pStyle w:val="Heading3"/>
+      </w:pPr>
+      <w:r>
+        <w:rPr>
+          <w:rFonts w:ascii="Arial Narrow" w:hAnsi="Arial Narrow"/>
+          <w:b/>
+          <w:sz w:val="26"/>
+        </w:rPr>
+        <w:t>Глава 14. О благодарении</w:t>
+      </w:r>
+    </w:p>
+    <w:p>
+      <w:pPr>
+        <w:pStyle w:val="Heading3"/>
+      </w:pPr>
+      <w:r>
+        <w:rPr>
+          <w:rFonts w:ascii="Arial Narrow" w:hAnsi="Arial Narrow"/>
+          <w:b/>
+          <w:sz w:val="26"/>
+        </w:rPr>
+        <w:t>Глава 15. Всем ли необходимы четыре вида молитв и вместе или каждому порознь и отдельно?</w:t>
+      </w:r>
+    </w:p>
+    <w:p>
+      <w:pPr>
+        <w:pStyle w:val="Heading3"/>
+      </w:pPr>
+      <w:r>
+        <w:rPr>
+          <w:rFonts w:ascii="Arial Narrow" w:hAnsi="Arial Narrow"/>
+          <w:b/>
+          <w:sz w:val="26"/>
+        </w:rPr>
+        <w:t>Глава 16. Восходить к означенным видам молитв следует постепенно</w:t>
+      </w:r>
+    </w:p>
+    <w:p>
+      <w:pPr>
+        <w:pStyle w:val="Heading3"/>
+      </w:pPr>
+      <w:r>
+        <w:rPr>
+          <w:rFonts w:ascii="Arial Narrow" w:hAnsi="Arial Narrow"/>
+          <w:b/>
+          <w:sz w:val="26"/>
+        </w:rPr>
+        <w:t>Глава 17. И Христос употреблял эти четыре вида молитв</w:t>
+      </w:r>
+    </w:p>
+    <w:p>
+      <w:pPr>
+        <w:pStyle w:val="Heading3"/>
+      </w:pPr>
+      <w:r>
+        <w:rPr>
+          <w:rFonts w:ascii="Arial Narrow" w:hAnsi="Arial Narrow"/>
+          <w:b/>
+          <w:sz w:val="26"/>
+        </w:rPr>
+        <w:t>Глава 18. О молитве Господней</w:t>
+      </w:r>
+    </w:p>
+    <w:p>
+      <w:pPr>
+        <w:pStyle w:val="Heading3"/>
+      </w:pPr>
+      <w:r>
+        <w:rPr>
+          <w:rFonts w:ascii="Arial Narrow" w:hAnsi="Arial Narrow"/>
+          <w:b/>
+          <w:sz w:val="26"/>
+        </w:rPr>
+        <w:t>Глава 19. О словах:«да приидет царствие Твое»</w:t>
+      </w:r>
+    </w:p>
+    <w:p>
+      <w:pPr>
+        <w:pStyle w:val="Heading3"/>
+      </w:pPr>
+      <w:r>
+        <w:rPr>
+          <w:rFonts w:ascii="Arial Narrow" w:hAnsi="Arial Narrow"/>
+          <w:b/>
+          <w:sz w:val="26"/>
+        </w:rPr>
+        <w:t>Глава 20. О словах:«да будет воля Твоя»</w:t>
+      </w:r>
+    </w:p>
+    <w:p>
+      <w:pPr>
+        <w:pStyle w:val="Heading3"/>
+      </w:pPr>
+      <w:r>
+        <w:rPr>
+          <w:rFonts w:ascii="Arial Narrow" w:hAnsi="Arial Narrow"/>
+          <w:b/>
+          <w:sz w:val="26"/>
+        </w:rPr>
+        <w:t>Глава 21.«Хлеб наш насущный дай нам на сей день»</w:t>
+      </w:r>
+    </w:p>
+    <w:p>
+      <w:pPr>
+        <w:pStyle w:val="Heading3"/>
+      </w:pPr>
+      <w:r>
+        <w:rPr>
+          <w:rFonts w:ascii="Arial Narrow" w:hAnsi="Arial Narrow"/>
+          <w:b/>
+          <w:sz w:val="26"/>
+        </w:rPr>
+        <w:t>Глава 22.«Прости нам долги наши»</w:t>
+      </w:r>
+    </w:p>
+    <w:p>
+      <w:pPr>
+        <w:pStyle w:val="Heading3"/>
+      </w:pPr>
+      <w:r>
+        <w:rPr>
+          <w:rFonts w:ascii="Arial Narrow" w:hAnsi="Arial Narrow"/>
+          <w:b/>
+          <w:sz w:val="26"/>
+        </w:rPr>
+        <w:t>Глава 23. О словах:«не введи нас в искушение»</w:t>
+      </w:r>
+    </w:p>
+    <w:p>
+      <w:pPr>
+        <w:pStyle w:val="Heading3"/>
+      </w:pPr>
+      <w:r>
+        <w:rPr>
+          <w:rFonts w:ascii="Arial Narrow" w:hAnsi="Arial Narrow"/>
+          <w:b/>
+          <w:sz w:val="26"/>
+        </w:rPr>
+        <w:t>Глава 24. Не следует просить чего-либо другого, кроме того, что содержится в молитве Господней</w:t>
+      </w:r>
+    </w:p>
+    <w:p>
+      <w:pPr>
+        <w:pStyle w:val="Heading3"/>
+      </w:pPr>
+      <w:r>
+        <w:rPr>
+          <w:rFonts w:ascii="Arial Narrow" w:hAnsi="Arial Narrow"/>
+          <w:b/>
+          <w:sz w:val="26"/>
+        </w:rPr>
+        <w:t>Глава 25. О качестве высшей молитвы</w:t>
+      </w:r>
+    </w:p>
+    <w:p>
+      <w:pPr>
+        <w:pStyle w:val="Heading3"/>
+      </w:pPr>
+      <w:r>
+        <w:rPr>
+          <w:rFonts w:ascii="Arial Narrow" w:hAnsi="Arial Narrow"/>
+          <w:b/>
+          <w:sz w:val="26"/>
+        </w:rPr>
+        <w:t>Глава 26. Горячность духа молитвы разными способами возбуждается</w:t>
+      </w:r>
+    </w:p>
+    <w:p>
+      <w:pPr>
+        <w:pStyle w:val="Heading3"/>
+      </w:pPr>
+      <w:r>
+        <w:rPr>
+          <w:rFonts w:ascii="Arial Narrow" w:hAnsi="Arial Narrow"/>
+          <w:b/>
+          <w:sz w:val="26"/>
+        </w:rPr>
+        <w:t>Глава 27. О разных проявлениях сокрушения в молитве</w:t>
+      </w:r>
+    </w:p>
+    <w:p>
+      <w:pPr>
+        <w:pStyle w:val="Heading3"/>
+      </w:pPr>
+      <w:r>
+        <w:rPr>
+          <w:rFonts w:ascii="Arial Narrow" w:hAnsi="Arial Narrow"/>
+          <w:b/>
+          <w:sz w:val="26"/>
+        </w:rPr>
+        <w:t>Глава 28. Вопрос о том, что излияние слез не состоит в нашей власти</w:t>
+      </w:r>
+    </w:p>
+    <w:p>
+      <w:pPr>
+        <w:pStyle w:val="Heading3"/>
+      </w:pPr>
+      <w:r>
+        <w:rPr>
+          <w:rFonts w:ascii="Arial Narrow" w:hAnsi="Arial Narrow"/>
+          <w:b/>
+          <w:sz w:val="26"/>
+        </w:rPr>
+        <w:t>Глава 29. Ответ о различии духовных слез</w:t>
+      </w:r>
+    </w:p>
+    <w:p>
+      <w:pPr>
+        <w:pStyle w:val="Heading3"/>
+      </w:pPr>
+      <w:r>
+        <w:rPr>
+          <w:rFonts w:ascii="Arial Narrow" w:hAnsi="Arial Narrow"/>
+          <w:b/>
+          <w:sz w:val="26"/>
+        </w:rPr>
+        <w:t>Глава 30. Не нужно стараться извлекать слезы, когда они не текут сами собою</w:t>
+      </w:r>
+    </w:p>
+    <w:p>
+      <w:pPr>
+        <w:pStyle w:val="Heading3"/>
+      </w:pPr>
+      <w:r>
+        <w:rPr>
+          <w:rFonts w:ascii="Arial Narrow" w:hAnsi="Arial Narrow"/>
+          <w:b/>
+          <w:sz w:val="26"/>
+        </w:rPr>
+        <w:t>Глава 31. Мнение аввы Антония о стоянии на молитве</w:t>
+      </w:r>
+    </w:p>
+    <w:p>
+      <w:pPr>
+        <w:pStyle w:val="Heading3"/>
+      </w:pPr>
+      <w:r>
+        <w:rPr>
+          <w:rFonts w:ascii="Arial Narrow" w:hAnsi="Arial Narrow"/>
+          <w:b/>
+          <w:sz w:val="26"/>
+        </w:rPr>
+        <w:t>Глава 32. О знаке услышания молитвы</w:t>
+      </w:r>
+    </w:p>
+    <w:p>
+      <w:pPr>
+        <w:pStyle w:val="Heading3"/>
+      </w:pPr>
+      <w:r>
+        <w:rPr>
+          <w:rFonts w:ascii="Arial Narrow" w:hAnsi="Arial Narrow"/>
+          <w:b/>
+          <w:sz w:val="26"/>
+        </w:rPr>
+        <w:t>Глава 33. Возражение: надежда на услышание, кажется, приличествует только святым</w:t>
+      </w:r>
+    </w:p>
+    <w:p>
+      <w:pPr>
+        <w:pStyle w:val="Heading3"/>
+      </w:pPr>
+      <w:r>
+        <w:rPr>
+          <w:rFonts w:ascii="Arial Narrow" w:hAnsi="Arial Narrow"/>
+          <w:b/>
+          <w:sz w:val="26"/>
+        </w:rPr>
+        <w:t>Глава 34. Ответ о разных причинах услышания молитвы</w:t>
+      </w:r>
+    </w:p>
+    <w:p>
+      <w:pPr>
+        <w:pStyle w:val="Heading3"/>
+      </w:pPr>
+      <w:r>
+        <w:rPr>
+          <w:rFonts w:ascii="Arial Narrow" w:hAnsi="Arial Narrow"/>
+          <w:b/>
+          <w:sz w:val="26"/>
+        </w:rPr>
+        <w:t>Глава 35. О совершении молитвы внутри кельи, по затворении дверей</w:t>
+      </w:r>
+    </w:p>
+    <w:p>
+      <w:pPr>
+        <w:pStyle w:val="Heading3"/>
+      </w:pPr>
+      <w:r>
+        <w:rPr>
+          <w:rFonts w:ascii="Arial Narrow" w:hAnsi="Arial Narrow"/>
+          <w:b/>
+          <w:sz w:val="26"/>
+        </w:rPr>
+        <w:t>Глава 36. О пользе краткой и безмолвной молитвы</w:t>
+      </w:r>
+    </w:p>
+    <w:p>
+      <w:pPr>
+        <w:pStyle w:val="Heading2"/>
+      </w:pPr>
+      <w:r>
+        <w:rPr>
+          <w:rFonts w:ascii="Arial Narrow" w:hAnsi="Arial Narrow"/>
+          <w:b/>
+          <w:sz w:val="32"/>
+        </w:rPr>
+        <w:t>Десятое собеседование аввы Исаака Скитского (второе). О молитве</w:t>
+      </w:r>
+    </w:p>
+    <w:p>
+      <w:pPr>
+        <w:pStyle w:val="Heading3"/>
+      </w:pPr>
+      <w:r>
+        <w:rPr>
+          <w:rFonts w:ascii="Arial Narrow" w:hAnsi="Arial Narrow"/>
+          <w:b/>
+          <w:sz w:val="26"/>
+        </w:rPr>
+        <w:t>Глава 1</w:t>
+      </w:r>
+    </w:p>
+    <w:p>
+      <w:pPr>
+        <w:pStyle w:val="Heading3"/>
+      </w:pPr>
+      <w:r>
+        <w:rPr>
+          <w:rFonts w:ascii="Arial Narrow" w:hAnsi="Arial Narrow"/>
+          <w:b/>
+          <w:sz w:val="26"/>
+        </w:rPr>
+        <w:t>Глава 2. Об обычае праздновать Пасху в Египте</w:t>
+      </w:r>
+    </w:p>
+    <w:p>
+      <w:pPr>
+        <w:pStyle w:val="Heading3"/>
+      </w:pPr>
+      <w:r>
+        <w:rPr>
+          <w:rFonts w:ascii="Arial Narrow" w:hAnsi="Arial Narrow"/>
+          <w:b/>
+          <w:sz w:val="26"/>
+        </w:rPr>
+        <w:t>Глава 3. Серапион впал в ересь антропоморфистов</w:t>
+      </w:r>
+    </w:p>
+    <w:p>
+      <w:pPr>
+        <w:pStyle w:val="Heading3"/>
+      </w:pPr>
+      <w:r>
+        <w:rPr>
+          <w:rFonts w:ascii="Arial Narrow" w:hAnsi="Arial Narrow"/>
+          <w:b/>
+          <w:sz w:val="26"/>
+        </w:rPr>
+        <w:t>Глава 4. О возвращении к авве Исааку и выведении из заблуждения вышесказанного старца</w:t>
+      </w:r>
+    </w:p>
+    <w:p>
+      <w:pPr>
+        <w:pStyle w:val="Heading3"/>
+      </w:pPr>
+      <w:r>
+        <w:rPr>
+          <w:rFonts w:ascii="Arial Narrow" w:hAnsi="Arial Narrow"/>
+          <w:b/>
+          <w:sz w:val="26"/>
+        </w:rPr>
+        <w:t>Глава 5. Ответ о происхождении вышеупомянутой ереси</w:t>
+      </w:r>
+    </w:p>
+    <w:p>
+      <w:pPr>
+        <w:pStyle w:val="Heading3"/>
+      </w:pPr>
+      <w:r>
+        <w:rPr>
+          <w:rFonts w:ascii="Arial Narrow" w:hAnsi="Arial Narrow"/>
+          <w:b/>
+          <w:sz w:val="26"/>
+        </w:rPr>
+        <w:t>Глава 6. По каким причинам Иисус Христос кому-либо из нас является то смиренным, то славным?</w:t>
+      </w:r>
+    </w:p>
+    <w:p>
+      <w:pPr>
+        <w:pStyle w:val="Heading3"/>
+      </w:pPr>
+      <w:r>
+        <w:rPr>
+          <w:rFonts w:ascii="Arial Narrow" w:hAnsi="Arial Narrow"/>
+          <w:b/>
+          <w:sz w:val="26"/>
+        </w:rPr>
+        <w:t>Глава 7. В чем состоит цель и совершенство наших молитв</w:t>
+      </w:r>
+    </w:p>
+    <w:p>
+      <w:pPr>
+        <w:pStyle w:val="Heading3"/>
+      </w:pPr>
+      <w:r>
+        <w:rPr>
+          <w:rFonts w:ascii="Arial Narrow" w:hAnsi="Arial Narrow"/>
+          <w:b/>
+          <w:sz w:val="26"/>
+        </w:rPr>
+        <w:t>Глава 8. Вопрос: как научиться всегдашнему памятованию Бога?</w:t>
+      </w:r>
+    </w:p>
+    <w:p>
+      <w:pPr>
+        <w:pStyle w:val="Heading3"/>
+      </w:pPr>
+      <w:r>
+        <w:rPr>
+          <w:rFonts w:ascii="Arial Narrow" w:hAnsi="Arial Narrow"/>
+          <w:b/>
+          <w:sz w:val="26"/>
+        </w:rPr>
+        <w:t>Глава 9. Ответ на предложенный вопрос</w:t>
+      </w:r>
+    </w:p>
+    <w:p>
+      <w:pPr>
+        <w:pStyle w:val="Heading3"/>
+      </w:pPr>
+      <w:r>
+        <w:rPr>
+          <w:rFonts w:ascii="Arial Narrow" w:hAnsi="Arial Narrow"/>
+          <w:b/>
+          <w:sz w:val="26"/>
+        </w:rPr>
+        <w:t>Глава 10. Об установлении непрестанной молитвы</w:t>
+      </w:r>
+    </w:p>
+    <w:p>
+      <w:pPr>
+        <w:pStyle w:val="Heading3"/>
+      </w:pPr>
+      <w:r>
+        <w:rPr>
+          <w:rFonts w:ascii="Arial Narrow" w:hAnsi="Arial Narrow"/>
+          <w:b/>
+          <w:sz w:val="26"/>
+        </w:rPr>
+        <w:t>Глава 11. О совершенстве молитвы, которого можно достигнуть при помощи предыдущего наставления</w:t>
+      </w:r>
+    </w:p>
+    <w:p>
+      <w:pPr>
+        <w:pStyle w:val="Heading3"/>
+      </w:pPr>
+      <w:r>
+        <w:rPr>
+          <w:rFonts w:ascii="Arial Narrow" w:hAnsi="Arial Narrow"/>
+          <w:b/>
+          <w:sz w:val="26"/>
+        </w:rPr>
+        <w:t>Глава 12. Вопрос: как помыслы удержать от рассеяния?</w:t>
+      </w:r>
+    </w:p>
+    <w:p>
+      <w:pPr>
+        <w:pStyle w:val="Heading3"/>
+      </w:pPr>
+      <w:r>
+        <w:rPr>
+          <w:rFonts w:ascii="Arial Narrow" w:hAnsi="Arial Narrow"/>
+          <w:b/>
+          <w:sz w:val="26"/>
+        </w:rPr>
+        <w:t>Глава 13. Об изменяемости помыслов</w:t>
+      </w:r>
+    </w:p>
+    <w:p>
+      <w:pPr>
+        <w:pStyle w:val="Heading3"/>
+      </w:pPr>
+      <w:r>
+        <w:rPr>
+          <w:rFonts w:ascii="Arial Narrow" w:hAnsi="Arial Narrow"/>
+          <w:b/>
+          <w:sz w:val="26"/>
+        </w:rPr>
+        <w:t>Глава 14. Ответ: как может быть приобретена неразвлекаемость сердца или помыслов</w:t>
+      </w:r>
+    </w:p>
+    <w:p/>
+    <w:p>
+      <w:pPr>
+        <w:jc w:val="center"/>
+      </w:pPr>
+      <w:r>
+        <w:rPr>
+          <w:rFonts w:ascii="Arial Narrow" w:hAnsi="Arial Narrow"/>
+          <w:i/>
+          <w:sz w:val="20"/>
+        </w:rPr>
+        <w:t>Всего добавлено элементов: 254</w:t>
       </w:r>
     </w:p>
     <w:sectPr>

--- a/оформленный_документ.docx
+++ b/оформленный_документ.docx
@@ -5,3330 +5,3570 @@
     <w:p>
       <w:pPr>
         <w:pStyle w:val="Heading1"/>
-        <w:jc w:val="center"/>
       </w:pPr>
       <w:r>
         <w:rPr>
           <w:rFonts w:ascii="Arial Narrow" w:hAnsi="Arial Narrow"/>
           <w:b/>
+          <w:color w:val="000000"/>
           <w:sz w:val="48"/>
         </w:rPr>
         <w:t>Содержание книги "Писания к десяти"</w:t>
       </w:r>
     </w:p>
+    <w:p/>
     <w:p>
       <w:pPr>
-        <w:pStyle w:val="Heading2"/>
-        <w:jc w:val="center"/>
+        <w:pStyle w:val="Heading1"/>
       </w:pPr>
       <w:r>
         <w:rPr>
           <w:rFonts w:ascii="Arial Narrow" w:hAnsi="Arial Narrow"/>
           <w:b/>
+          <w:color w:val="000000"/>
           <w:sz w:val="36"/>
-        </w:rPr>
-        <w:t>Собеседования и главы</w:t>
-      </w:r>
-    </w:p>
-    <w:p/>
-    <w:p>
-      <w:pPr>
-        <w:pStyle w:val="Heading2"/>
-      </w:pPr>
-      <w:r>
-        <w:rPr>
-          <w:rFonts w:ascii="Arial Narrow" w:hAnsi="Arial Narrow"/>
-          <w:b/>
-          <w:sz w:val="32"/>
         </w:rPr>
         <w:t>Первое собеседование аввы Моисея. О намерении и конце монаха</w:t>
       </w:r>
     </w:p>
     <w:p>
       <w:pPr>
-        <w:pStyle w:val="Heading3"/>
+        <w:pStyle w:val="Heading2"/>
       </w:pPr>
       <w:r>
         <w:rPr>
           <w:rFonts w:ascii="Arial Narrow" w:hAnsi="Arial Narrow"/>
           <w:b/>
-          <w:sz w:val="26"/>
+          <w:color w:val="000000"/>
+          <w:sz w:val="28"/>
         </w:rPr>
         <w:t>Глава 1. О пребывании в ските и предложении авве Моисею</w:t>
       </w:r>
     </w:p>
     <w:p>
       <w:pPr>
-        <w:pStyle w:val="Heading3"/>
+        <w:pStyle w:val="Heading2"/>
       </w:pPr>
       <w:r>
         <w:rPr>
           <w:rFonts w:ascii="Arial Narrow" w:hAnsi="Arial Narrow"/>
           <w:b/>
-          <w:sz w:val="26"/>
+          <w:color w:val="000000"/>
+          <w:sz w:val="28"/>
         </w:rPr>
         <w:t>Глава 2. Вопрос аввы Моисея о том, какая цель должна быть у монаха и какой конец</w:t>
       </w:r>
     </w:p>
     <w:p>
       <w:pPr>
-        <w:pStyle w:val="Heading3"/>
+        <w:pStyle w:val="Heading2"/>
       </w:pPr>
       <w:r>
         <w:rPr>
           <w:rFonts w:ascii="Arial Narrow" w:hAnsi="Arial Narrow"/>
           <w:b/>
-          <w:sz w:val="26"/>
+          <w:color w:val="000000"/>
+          <w:sz w:val="28"/>
         </w:rPr>
         <w:t>Глава 3</w:t>
       </w:r>
     </w:p>
     <w:p>
       <w:pPr>
-        <w:pStyle w:val="Heading3"/>
+        <w:pStyle w:val="Heading2"/>
       </w:pPr>
       <w:r>
         <w:rPr>
           <w:rFonts w:ascii="Arial Narrow" w:hAnsi="Arial Narrow"/>
           <w:b/>
-          <w:sz w:val="26"/>
+          <w:color w:val="000000"/>
+          <w:sz w:val="28"/>
         </w:rPr>
         <w:t>Глава 4. Вопрос аввы Моисея касательно высказанного намерения нашего</w:t>
       </w:r>
     </w:p>
     <w:p>
       <w:pPr>
-        <w:pStyle w:val="Heading3"/>
+        <w:pStyle w:val="Heading2"/>
       </w:pPr>
       <w:r>
         <w:rPr>
           <w:rFonts w:ascii="Arial Narrow" w:hAnsi="Arial Narrow"/>
           <w:b/>
-          <w:sz w:val="26"/>
+          <w:color w:val="000000"/>
+          <w:sz w:val="28"/>
         </w:rPr>
         <w:t>Глава 5. Все нужно направлять к определенной цели</w:t>
       </w:r>
     </w:p>
     <w:p>
       <w:pPr>
-        <w:pStyle w:val="Heading3"/>
+        <w:pStyle w:val="Heading2"/>
       </w:pPr>
       <w:r>
         <w:rPr>
           <w:rFonts w:ascii="Arial Narrow" w:hAnsi="Arial Narrow"/>
           <w:b/>
-          <w:sz w:val="26"/>
+          <w:color w:val="000000"/>
+          <w:sz w:val="28"/>
         </w:rPr>
         <w:t>Глава 6. О тех, которые, отрекшись от мира, без любви стремятся к совершенству</w:t>
       </w:r>
     </w:p>
     <w:p>
       <w:pPr>
-        <w:pStyle w:val="Heading3"/>
+        <w:pStyle w:val="Heading2"/>
       </w:pPr>
       <w:r>
         <w:rPr>
           <w:rFonts w:ascii="Arial Narrow" w:hAnsi="Arial Narrow"/>
           <w:b/>
-          <w:sz w:val="26"/>
+          <w:color w:val="000000"/>
+          <w:sz w:val="28"/>
         </w:rPr>
         <w:t>Глава 7. О желании спокойствия сердца</w:t>
       </w:r>
     </w:p>
     <w:p>
       <w:pPr>
-        <w:pStyle w:val="Heading3"/>
+        <w:pStyle w:val="Heading2"/>
       </w:pPr>
       <w:r>
         <w:rPr>
           <w:rFonts w:ascii="Arial Narrow" w:hAnsi="Arial Narrow"/>
           <w:b/>
-          <w:sz w:val="26"/>
+          <w:color w:val="000000"/>
+          <w:sz w:val="28"/>
         </w:rPr>
         <w:t>Глава 8. Главное старание должно относиться к созерцанию божественных предметов, которое поясняется подобием Марии и Марфы</w:t>
       </w:r>
     </w:p>
     <w:p>
       <w:pPr>
-        <w:pStyle w:val="Heading3"/>
+        <w:pStyle w:val="Heading2"/>
       </w:pPr>
       <w:r>
         <w:rPr>
           <w:rFonts w:ascii="Arial Narrow" w:hAnsi="Arial Narrow"/>
           <w:b/>
-          <w:sz w:val="26"/>
+          <w:color w:val="000000"/>
+          <w:sz w:val="28"/>
         </w:rPr>
         <w:t>Глава 9. Вопрос: как упражнения в добродетелях не пребудут с людьми?</w:t>
       </w:r>
     </w:p>
     <w:p>
       <w:pPr>
-        <w:pStyle w:val="Heading3"/>
+        <w:pStyle w:val="Heading2"/>
       </w:pPr>
       <w:r>
         <w:rPr>
           <w:rFonts w:ascii="Arial Narrow" w:hAnsi="Arial Narrow"/>
           <w:b/>
-          <w:sz w:val="26"/>
+          <w:color w:val="000000"/>
+          <w:sz w:val="28"/>
         </w:rPr>
         <w:t>Глава 10. Ответ: не отнимется награда, но прекратится действие</w:t>
       </w:r>
     </w:p>
     <w:p>
       <w:pPr>
-        <w:pStyle w:val="Heading3"/>
+        <w:pStyle w:val="Heading2"/>
       </w:pPr>
       <w:r>
         <w:rPr>
           <w:rFonts w:ascii="Arial Narrow" w:hAnsi="Arial Narrow"/>
           <w:b/>
-          <w:sz w:val="26"/>
+          <w:color w:val="000000"/>
+          <w:sz w:val="28"/>
         </w:rPr>
         <w:t>Глава 11. О вечности любви</w:t>
       </w:r>
     </w:p>
     <w:p>
       <w:pPr>
-        <w:pStyle w:val="Heading3"/>
+        <w:pStyle w:val="Heading2"/>
       </w:pPr>
       <w:r>
         <w:rPr>
           <w:rFonts w:ascii="Arial Narrow" w:hAnsi="Arial Narrow"/>
           <w:b/>
-          <w:sz w:val="26"/>
+          <w:color w:val="000000"/>
+          <w:sz w:val="28"/>
         </w:rPr>
         <w:t>Глава 12. Вопрос о непрерывности духовного созерцания</w:t>
       </w:r>
     </w:p>
     <w:p>
       <w:pPr>
-        <w:pStyle w:val="Heading3"/>
+        <w:pStyle w:val="Heading2"/>
       </w:pPr>
       <w:r>
         <w:rPr>
           <w:rFonts w:ascii="Arial Narrow" w:hAnsi="Arial Narrow"/>
           <w:b/>
-          <w:sz w:val="26"/>
+          <w:color w:val="000000"/>
+          <w:sz w:val="28"/>
         </w:rPr>
         <w:t>Глава 13. Ответ о направлении сердца к Богу и о царстве Бога и дьявола</w:t>
       </w:r>
     </w:p>
     <w:p>
       <w:pPr>
-        <w:pStyle w:val="Heading3"/>
+        <w:pStyle w:val="Heading2"/>
       </w:pPr>
       <w:r>
         <w:rPr>
           <w:rFonts w:ascii="Arial Narrow" w:hAnsi="Arial Narrow"/>
           <w:b/>
-          <w:sz w:val="26"/>
+          <w:color w:val="000000"/>
+          <w:sz w:val="28"/>
         </w:rPr>
         <w:t>Глава 14. О вечности души</w:t>
       </w:r>
     </w:p>
     <w:p>
       <w:pPr>
-        <w:pStyle w:val="Heading3"/>
+        <w:pStyle w:val="Heading2"/>
       </w:pPr>
       <w:r>
         <w:rPr>
           <w:rFonts w:ascii="Arial Narrow" w:hAnsi="Arial Narrow"/>
           <w:b/>
-          <w:sz w:val="26"/>
+          <w:color w:val="000000"/>
+          <w:sz w:val="28"/>
         </w:rPr>
         <w:t>Глава 16. Вопрос о смущении помыслов</w:t>
       </w:r>
     </w:p>
     <w:p>
       <w:pPr>
-        <w:pStyle w:val="Heading3"/>
+        <w:pStyle w:val="Heading2"/>
       </w:pPr>
       <w:r>
         <w:rPr>
           <w:rFonts w:ascii="Arial Narrow" w:hAnsi="Arial Narrow"/>
           <w:b/>
-          <w:sz w:val="26"/>
+          <w:color w:val="000000"/>
+          <w:sz w:val="28"/>
         </w:rPr>
         <w:t>Глава 17. Ответ: что дух может сделать с помыслами и чего не может</w:t>
       </w:r>
     </w:p>
     <w:p>
       <w:pPr>
-        <w:pStyle w:val="Heading3"/>
+        <w:pStyle w:val="Heading2"/>
       </w:pPr>
       <w:r>
         <w:rPr>
           <w:rFonts w:ascii="Arial Narrow" w:hAnsi="Arial Narrow"/>
           <w:b/>
-          <w:sz w:val="26"/>
+          <w:color w:val="000000"/>
+          <w:sz w:val="28"/>
         </w:rPr>
         <w:t>Глава 18. Сравнение души с жерновом</w:t>
       </w:r>
     </w:p>
     <w:p>
       <w:pPr>
-        <w:pStyle w:val="Heading3"/>
+        <w:pStyle w:val="Heading2"/>
       </w:pPr>
       <w:r>
         <w:rPr>
           <w:rFonts w:ascii="Arial Narrow" w:hAnsi="Arial Narrow"/>
           <w:b/>
-          <w:sz w:val="26"/>
+          <w:color w:val="000000"/>
+          <w:sz w:val="28"/>
         </w:rPr>
         <w:t>Глава 19. О трех началах наших помыслов</w:t>
       </w:r>
     </w:p>
     <w:p>
       <w:pPr>
-        <w:pStyle w:val="Heading3"/>
+        <w:pStyle w:val="Heading2"/>
       </w:pPr>
       <w:r>
         <w:rPr>
           <w:rFonts w:ascii="Arial Narrow" w:hAnsi="Arial Narrow"/>
           <w:b/>
-          <w:sz w:val="26"/>
+          <w:color w:val="000000"/>
+          <w:sz w:val="28"/>
         </w:rPr>
         <w:t>Глава 20. Объясняется примером меняльщика, как помыслы наши должны быть различаемы</w:t>
       </w:r>
     </w:p>
     <w:p>
       <w:pPr>
-        <w:pStyle w:val="Heading3"/>
+        <w:pStyle w:val="Heading2"/>
       </w:pPr>
       <w:r>
         <w:rPr>
           <w:rFonts w:ascii="Arial Narrow" w:hAnsi="Arial Narrow"/>
           <w:b/>
-          <w:sz w:val="26"/>
+          <w:color w:val="000000"/>
+          <w:sz w:val="28"/>
         </w:rPr>
         <w:t>Глава 21. О прельщении аввы Иоанна</w:t>
       </w:r>
     </w:p>
     <w:p>
       <w:pPr>
-        <w:pStyle w:val="Heading3"/>
+        <w:pStyle w:val="Heading2"/>
       </w:pPr>
       <w:r>
         <w:rPr>
           <w:rFonts w:ascii="Arial Narrow" w:hAnsi="Arial Narrow"/>
           <w:b/>
-          <w:sz w:val="26"/>
+          <w:color w:val="000000"/>
+          <w:sz w:val="28"/>
         </w:rPr>
         <w:t>Глава 22. О четырех способах рассудительности</w:t>
       </w:r>
     </w:p>
     <w:p>
       <w:pPr>
-        <w:pStyle w:val="Heading3"/>
+        <w:pStyle w:val="Heading2"/>
       </w:pPr>
       <w:r>
         <w:rPr>
           <w:rFonts w:ascii="Arial Narrow" w:hAnsi="Arial Narrow"/>
           <w:b/>
-          <w:sz w:val="26"/>
+          <w:color w:val="000000"/>
+          <w:sz w:val="28"/>
         </w:rPr>
         <w:t>Глава 23. О речи учителя по заслугам слушателей</w:t>
       </w:r>
     </w:p>
     <w:p>
       <w:pPr>
-        <w:pStyle w:val="Heading2"/>
+        <w:pStyle w:val="Heading1"/>
       </w:pPr>
       <w:r>
         <w:rPr>
           <w:rFonts w:ascii="Arial Narrow" w:hAnsi="Arial Narrow"/>
           <w:b/>
-          <w:sz w:val="32"/>
+          <w:color w:val="000000"/>
+          <w:sz w:val="36"/>
         </w:rPr>
         <w:t>Второе собеседование аввы Моисея. О рассудительности</w:t>
       </w:r>
     </w:p>
     <w:p>
       <w:pPr>
-        <w:pStyle w:val="Heading3"/>
+        <w:pStyle w:val="Heading2"/>
       </w:pPr>
       <w:r>
         <w:rPr>
           <w:rFonts w:ascii="Arial Narrow" w:hAnsi="Arial Narrow"/>
           <w:b/>
-          <w:sz w:val="26"/>
+          <w:color w:val="000000"/>
+          <w:sz w:val="28"/>
         </w:rPr>
         <w:t>Глава 1</w:t>
       </w:r>
     </w:p>
     <w:p>
       <w:pPr>
-        <w:pStyle w:val="Heading3"/>
+        <w:pStyle w:val="Heading2"/>
       </w:pPr>
       <w:r>
         <w:rPr>
           <w:rFonts w:ascii="Arial Narrow" w:hAnsi="Arial Narrow"/>
           <w:b/>
-          <w:sz w:val="26"/>
+          <w:color w:val="000000"/>
+          <w:sz w:val="28"/>
         </w:rPr>
         <w:t>Глава 2. Польза рассудительности доказывается мнением аввы Антония</w:t>
       </w:r>
     </w:p>
     <w:p>
       <w:pPr>
-        <w:pStyle w:val="Heading3"/>
+        <w:pStyle w:val="Heading2"/>
       </w:pPr>
       <w:r>
         <w:rPr>
           <w:rFonts w:ascii="Arial Narrow" w:hAnsi="Arial Narrow"/>
           <w:b/>
-          <w:sz w:val="26"/>
+          <w:color w:val="000000"/>
+          <w:sz w:val="28"/>
         </w:rPr>
         <w:t>Глава 3. О грехе Саула, который прельстился по нерассудительности</w:t>
       </w:r>
     </w:p>
     <w:p>
       <w:pPr>
-        <w:pStyle w:val="Heading3"/>
+        <w:pStyle w:val="Heading2"/>
       </w:pPr>
       <w:r>
         <w:rPr>
           <w:rFonts w:ascii="Arial Narrow" w:hAnsi="Arial Narrow"/>
           <w:b/>
-          <w:sz w:val="26"/>
+          <w:color w:val="000000"/>
+          <w:sz w:val="28"/>
         </w:rPr>
         <w:t>Глава 4. Польза рассудительности доказывается священным писанием</w:t>
       </w:r>
     </w:p>
     <w:p>
       <w:pPr>
-        <w:pStyle w:val="Heading3"/>
+        <w:pStyle w:val="Heading2"/>
       </w:pPr>
       <w:r>
         <w:rPr>
           <w:rFonts w:ascii="Arial Narrow" w:hAnsi="Arial Narrow"/>
           <w:b/>
-          <w:sz w:val="26"/>
+          <w:color w:val="000000"/>
+          <w:sz w:val="28"/>
         </w:rPr>
         <w:t>Глава 5. О смерти старца Ирона</w:t>
       </w:r>
     </w:p>
     <w:p>
       <w:pPr>
-        <w:pStyle w:val="Heading3"/>
+        <w:pStyle w:val="Heading2"/>
       </w:pPr>
       <w:r>
         <w:rPr>
           <w:rFonts w:ascii="Arial Narrow" w:hAnsi="Arial Narrow"/>
           <w:b/>
-          <w:sz w:val="26"/>
+          <w:color w:val="000000"/>
+          <w:sz w:val="28"/>
         </w:rPr>
         <w:t>Глава 6. О падении двух братьев по нерассудительности</w:t>
       </w:r>
     </w:p>
     <w:p>
       <w:pPr>
-        <w:pStyle w:val="Heading3"/>
+        <w:pStyle w:val="Heading2"/>
       </w:pPr>
       <w:r>
         <w:rPr>
           <w:rFonts w:ascii="Arial Narrow" w:hAnsi="Arial Narrow"/>
           <w:b/>
-          <w:sz w:val="26"/>
+          <w:color w:val="000000"/>
+          <w:sz w:val="28"/>
         </w:rPr>
         <w:t>Глава 7. О прельщении другого по нерассудительности</w:t>
       </w:r>
     </w:p>
     <w:p>
       <w:pPr>
-        <w:pStyle w:val="Heading3"/>
+        <w:pStyle w:val="Heading2"/>
       </w:pPr>
       <w:r>
         <w:rPr>
           <w:rFonts w:ascii="Arial Narrow" w:hAnsi="Arial Narrow"/>
           <w:b/>
-          <w:sz w:val="26"/>
+          <w:color w:val="000000"/>
+          <w:sz w:val="28"/>
         </w:rPr>
         <w:t>Глава 8. О прельщении и падении месопотамского монаха</w:t>
       </w:r>
     </w:p>
     <w:p>
       <w:pPr>
-        <w:pStyle w:val="Heading3"/>
+        <w:pStyle w:val="Heading2"/>
       </w:pPr>
       <w:r>
         <w:rPr>
           <w:rFonts w:ascii="Arial Narrow" w:hAnsi="Arial Narrow"/>
           <w:b/>
-          <w:sz w:val="26"/>
+          <w:color w:val="000000"/>
+          <w:sz w:val="28"/>
         </w:rPr>
         <w:t>Глава 9. Вопрос о приобретении истинной рассудительности</w:t>
       </w:r>
     </w:p>
     <w:p>
       <w:pPr>
-        <w:pStyle w:val="Heading3"/>
+        <w:pStyle w:val="Heading2"/>
       </w:pPr>
       <w:r>
         <w:rPr>
           <w:rFonts w:ascii="Arial Narrow" w:hAnsi="Arial Narrow"/>
           <w:b/>
-          <w:sz w:val="26"/>
+          <w:color w:val="000000"/>
+          <w:sz w:val="28"/>
         </w:rPr>
         <w:t>Глава 10. Ответ: как приобретается истинная рассудительность</w:t>
       </w:r>
     </w:p>
     <w:p>
       <w:pPr>
-        <w:pStyle w:val="Heading3"/>
+        <w:pStyle w:val="Heading2"/>
       </w:pPr>
       <w:r>
         <w:rPr>
           <w:rFonts w:ascii="Arial Narrow" w:hAnsi="Arial Narrow"/>
           <w:b/>
-          <w:sz w:val="26"/>
+          <w:color w:val="000000"/>
+          <w:sz w:val="28"/>
         </w:rPr>
         <w:t>Глава 11. Слова аввы Серапиона об ослаблении помыслов от открытия их и об опасности от самонадеянности</w:t>
       </w:r>
     </w:p>
     <w:p>
       <w:pPr>
-        <w:pStyle w:val="Heading3"/>
+        <w:pStyle w:val="Heading2"/>
       </w:pPr>
       <w:r>
         <w:rPr>
           <w:rFonts w:ascii="Arial Narrow" w:hAnsi="Arial Narrow"/>
           <w:b/>
-          <w:sz w:val="26"/>
+          <w:color w:val="000000"/>
+          <w:sz w:val="28"/>
         </w:rPr>
         <w:t>Глава 12. Признание в стыдливости, по которой затруднительно открывать помыслы старцам</w:t>
       </w:r>
     </w:p>
     <w:p>
       <w:pPr>
-        <w:pStyle w:val="Heading3"/>
+        <w:pStyle w:val="Heading2"/>
       </w:pPr>
       <w:r>
         <w:rPr>
           <w:rFonts w:ascii="Arial Narrow" w:hAnsi="Arial Narrow"/>
           <w:b/>
-          <w:sz w:val="26"/>
+          <w:color w:val="000000"/>
+          <w:sz w:val="28"/>
         </w:rPr>
         <w:t>Глава 13. Ответ об отвержении стыдливости и об опасности не сострадающего</w:t>
       </w:r>
     </w:p>
     <w:p>
       <w:pPr>
-        <w:pStyle w:val="Heading3"/>
+        <w:pStyle w:val="Heading2"/>
       </w:pPr>
       <w:r>
         <w:rPr>
           <w:rFonts w:ascii="Arial Narrow" w:hAnsi="Arial Narrow"/>
           <w:b/>
-          <w:sz w:val="26"/>
+          <w:color w:val="000000"/>
+          <w:sz w:val="28"/>
         </w:rPr>
         <w:t>Глава 14. О призвании Самуила</w:t>
       </w:r>
     </w:p>
     <w:p>
       <w:pPr>
-        <w:pStyle w:val="Heading3"/>
+        <w:pStyle w:val="Heading2"/>
       </w:pPr>
       <w:r>
         <w:rPr>
           <w:rFonts w:ascii="Arial Narrow" w:hAnsi="Arial Narrow"/>
           <w:b/>
-          <w:sz w:val="26"/>
+          <w:color w:val="000000"/>
+          <w:sz w:val="28"/>
         </w:rPr>
         <w:t>Глава 15. О призвании апостола Павла</w:t>
       </w:r>
     </w:p>
     <w:p>
       <w:pPr>
-        <w:pStyle w:val="Heading3"/>
+        <w:pStyle w:val="Heading2"/>
       </w:pPr>
       <w:r>
         <w:rPr>
           <w:rFonts w:ascii="Arial Narrow" w:hAnsi="Arial Narrow"/>
           <w:b/>
-          <w:sz w:val="26"/>
+          <w:color w:val="000000"/>
+          <w:sz w:val="28"/>
         </w:rPr>
         <w:t>Глава 16. О приобретении рассудительности</w:t>
       </w:r>
     </w:p>
     <w:p>
       <w:pPr>
-        <w:pStyle w:val="Heading3"/>
+        <w:pStyle w:val="Heading2"/>
       </w:pPr>
       <w:r>
         <w:rPr>
           <w:rFonts w:ascii="Arial Narrow" w:hAnsi="Arial Narrow"/>
           <w:b/>
-          <w:sz w:val="26"/>
+          <w:color w:val="000000"/>
+          <w:sz w:val="28"/>
         </w:rPr>
         <w:t>Глава 17. О неумеренном посте и бдении</w:t>
       </w:r>
     </w:p>
     <w:p>
       <w:pPr>
-        <w:pStyle w:val="Heading3"/>
+        <w:pStyle w:val="Heading2"/>
       </w:pPr>
       <w:r>
         <w:rPr>
           <w:rFonts w:ascii="Arial Narrow" w:hAnsi="Arial Narrow"/>
           <w:b/>
-          <w:sz w:val="26"/>
+          <w:color w:val="000000"/>
+          <w:sz w:val="28"/>
         </w:rPr>
         <w:t>Глава 18. Вопрос о мере воздержания или употребления пищи</w:t>
       </w:r>
     </w:p>
     <w:p>
       <w:pPr>
-        <w:pStyle w:val="Heading3"/>
+        <w:pStyle w:val="Heading2"/>
       </w:pPr>
       <w:r>
         <w:rPr>
           <w:rFonts w:ascii="Arial Narrow" w:hAnsi="Arial Narrow"/>
           <w:b/>
-          <w:sz w:val="26"/>
+          <w:color w:val="000000"/>
+          <w:sz w:val="28"/>
         </w:rPr>
         <w:t>Глава 19. О лучшей мере ежедневного употребления пищи</w:t>
       </w:r>
     </w:p>
     <w:p>
       <w:pPr>
-        <w:pStyle w:val="Heading3"/>
+        <w:pStyle w:val="Heading2"/>
       </w:pPr>
       <w:r>
         <w:rPr>
           <w:rFonts w:ascii="Arial Narrow" w:hAnsi="Arial Narrow"/>
           <w:b/>
-          <w:sz w:val="26"/>
+          <w:color w:val="000000"/>
+          <w:sz w:val="28"/>
         </w:rPr>
         <w:t>Глава 20. Возражение касательно легкости воздержания, которое ограничивается двумя хлебцами</w:t>
       </w:r>
     </w:p>
     <w:p>
       <w:pPr>
-        <w:pStyle w:val="Heading3"/>
+        <w:pStyle w:val="Heading2"/>
       </w:pPr>
       <w:r>
         <w:rPr>
           <w:rFonts w:ascii="Arial Narrow" w:hAnsi="Arial Narrow"/>
           <w:b/>
-          <w:sz w:val="26"/>
+          <w:color w:val="000000"/>
+          <w:sz w:val="28"/>
         </w:rPr>
         <w:t>Глава 21. Ответ: как нужно соблюдать указанное правило воздержания</w:t>
       </w:r>
     </w:p>
     <w:p>
       <w:pPr>
-        <w:pStyle w:val="Heading3"/>
+        <w:pStyle w:val="Heading2"/>
       </w:pPr>
       <w:r>
         <w:rPr>
           <w:rFonts w:ascii="Arial Narrow" w:hAnsi="Arial Narrow"/>
           <w:b/>
-          <w:sz w:val="26"/>
+          <w:color w:val="000000"/>
+          <w:sz w:val="28"/>
         </w:rPr>
         <w:t>Глава 22. Какая должна быть общая мера воздержания и принятия пищи</w:t>
       </w:r>
     </w:p>
     <w:p>
       <w:pPr>
-        <w:pStyle w:val="Heading3"/>
+        <w:pStyle w:val="Heading2"/>
       </w:pPr>
       <w:r>
         <w:rPr>
           <w:rFonts w:ascii="Arial Narrow" w:hAnsi="Arial Narrow"/>
           <w:b/>
-          <w:sz w:val="26"/>
+          <w:color w:val="000000"/>
+          <w:sz w:val="28"/>
         </w:rPr>
         <w:t>Глава 23. Как предотвращать избыток семенной влаги</w:t>
       </w:r>
     </w:p>
     <w:p>
       <w:pPr>
-        <w:pStyle w:val="Heading3"/>
+        <w:pStyle w:val="Heading2"/>
       </w:pPr>
       <w:r>
         <w:rPr>
           <w:rFonts w:ascii="Arial Narrow" w:hAnsi="Arial Narrow"/>
           <w:b/>
-          <w:sz w:val="26"/>
+          <w:color w:val="000000"/>
+          <w:sz w:val="28"/>
         </w:rPr>
         <w:t>Глава 24. О трудности равномерного питания и пресыщении брата Вениамина</w:t>
       </w:r>
     </w:p>
     <w:p>
       <w:pPr>
-        <w:pStyle w:val="Heading3"/>
+        <w:pStyle w:val="Heading2"/>
       </w:pPr>
       <w:r>
         <w:rPr>
           <w:rFonts w:ascii="Arial Narrow" w:hAnsi="Arial Narrow"/>
           <w:b/>
-          <w:sz w:val="26"/>
+          <w:color w:val="000000"/>
+          <w:sz w:val="28"/>
         </w:rPr>
         <w:t>Глава 25. Вопрос: как соблюсти всегда одну и ту же меру?</w:t>
       </w:r>
     </w:p>
     <w:p>
       <w:pPr>
-        <w:pStyle w:val="Heading3"/>
+        <w:pStyle w:val="Heading2"/>
       </w:pPr>
       <w:r>
         <w:rPr>
           <w:rFonts w:ascii="Arial Narrow" w:hAnsi="Arial Narrow"/>
           <w:b/>
-          <w:sz w:val="26"/>
+          <w:color w:val="000000"/>
+          <w:sz w:val="28"/>
         </w:rPr>
         <w:t>Глава 26. Ответ о том, что нельзя превышать меру употребления пищи</w:t>
       </w:r>
     </w:p>
     <w:p>
       <w:pPr>
-        <w:pStyle w:val="Heading2"/>
+        <w:pStyle w:val="Heading1"/>
       </w:pPr>
       <w:r>
         <w:rPr>
           <w:rFonts w:ascii="Arial Narrow" w:hAnsi="Arial Narrow"/>
           <w:b/>
-          <w:sz w:val="32"/>
+          <w:color w:val="000000"/>
+          <w:sz w:val="36"/>
         </w:rPr>
         <w:t>Третье собеседование аввы Пафнутия. О трех отречениях от мира</w:t>
       </w:r>
     </w:p>
     <w:p>
       <w:pPr>
-        <w:pStyle w:val="Heading3"/>
+        <w:pStyle w:val="Heading2"/>
       </w:pPr>
       <w:r>
         <w:rPr>
           <w:rFonts w:ascii="Arial Narrow" w:hAnsi="Arial Narrow"/>
           <w:b/>
-          <w:sz w:val="26"/>
+          <w:color w:val="000000"/>
+          <w:sz w:val="28"/>
         </w:rPr>
         <w:t>Глава 1</w:t>
       </w:r>
     </w:p>
     <w:p>
       <w:pPr>
-        <w:pStyle w:val="Heading3"/>
+        <w:pStyle w:val="Heading2"/>
       </w:pPr>
       <w:r>
         <w:rPr>
           <w:rFonts w:ascii="Arial Narrow" w:hAnsi="Arial Narrow"/>
           <w:b/>
-          <w:sz w:val="26"/>
+          <w:color w:val="000000"/>
+          <w:sz w:val="28"/>
         </w:rPr>
         <w:t>Глава 2. О речи этого старца и нашем ответе</w:t>
       </w:r>
     </w:p>
     <w:p>
       <w:pPr>
-        <w:pStyle w:val="Heading3"/>
+        <w:pStyle w:val="Heading2"/>
       </w:pPr>
       <w:r>
         <w:rPr>
           <w:rFonts w:ascii="Arial Narrow" w:hAnsi="Arial Narrow"/>
           <w:b/>
-          <w:sz w:val="26"/>
+          <w:color w:val="000000"/>
+          <w:sz w:val="28"/>
         </w:rPr>
         <w:t>Глава 3. Предложение аввы Пафнутия о трех видах призвания и о трех отречениях</w:t>
       </w:r>
     </w:p>
     <w:p>
       <w:pPr>
-        <w:pStyle w:val="Heading3"/>
+        <w:pStyle w:val="Heading2"/>
       </w:pPr>
       <w:r>
         <w:rPr>
           <w:rFonts w:ascii="Arial Narrow" w:hAnsi="Arial Narrow"/>
           <w:b/>
-          <w:sz w:val="26"/>
+          <w:color w:val="000000"/>
+          <w:sz w:val="28"/>
         </w:rPr>
         <w:t>Глава 4. Объяснение трех способов призвания</w:t>
       </w:r>
     </w:p>
     <w:p>
       <w:pPr>
-        <w:pStyle w:val="Heading3"/>
+        <w:pStyle w:val="Heading2"/>
       </w:pPr>
       <w:r>
         <w:rPr>
           <w:rFonts w:ascii="Arial Narrow" w:hAnsi="Arial Narrow"/>
           <w:b/>
-          <w:sz w:val="26"/>
+          <w:color w:val="000000"/>
+          <w:sz w:val="28"/>
         </w:rPr>
         <w:t>Глава 5. Ленивому и первое призвание не на пользу, а ревностному и последнее не вредит</w:t>
       </w:r>
     </w:p>
     <w:p>
       <w:pPr>
-        <w:pStyle w:val="Heading3"/>
+        <w:pStyle w:val="Heading2"/>
       </w:pPr>
       <w:r>
         <w:rPr>
           <w:rFonts w:ascii="Arial Narrow" w:hAnsi="Arial Narrow"/>
           <w:b/>
-          <w:sz w:val="26"/>
+          <w:color w:val="000000"/>
+          <w:sz w:val="28"/>
         </w:rPr>
         <w:t>Глава 6. Объяснение трех отречений от мира</w:t>
       </w:r>
     </w:p>
     <w:p>
       <w:pPr>
-        <w:pStyle w:val="Heading3"/>
+        <w:pStyle w:val="Heading2"/>
       </w:pPr>
       <w:r>
         <w:rPr>
           <w:rFonts w:ascii="Arial Narrow" w:hAnsi="Arial Narrow"/>
           <w:b/>
-          <w:sz w:val="26"/>
+          <w:color w:val="000000"/>
+          <w:sz w:val="28"/>
         </w:rPr>
         <w:t>Глава 7. Как надо желать усовершенствования в каждом отречении от мира</w:t>
       </w:r>
     </w:p>
     <w:p>
       <w:pPr>
-        <w:pStyle w:val="Heading3"/>
+        <w:pStyle w:val="Heading2"/>
       </w:pPr>
       <w:r>
         <w:rPr>
           <w:rFonts w:ascii="Arial Narrow" w:hAnsi="Arial Narrow"/>
           <w:b/>
-          <w:sz w:val="26"/>
+          <w:color w:val="000000"/>
+          <w:sz w:val="28"/>
         </w:rPr>
         <w:t>Глава 8. О духовном богатстве, в котором состоит красота души или безобразие</w:t>
       </w:r>
     </w:p>
     <w:p>
       <w:pPr>
-        <w:pStyle w:val="Heading3"/>
+        <w:pStyle w:val="Heading2"/>
       </w:pPr>
       <w:r>
         <w:rPr>
           <w:rFonts w:ascii="Arial Narrow" w:hAnsi="Arial Narrow"/>
           <w:b/>
-          <w:sz w:val="26"/>
+          <w:color w:val="000000"/>
+          <w:sz w:val="28"/>
         </w:rPr>
         <w:t>Глава 9. О трех родах богатства</w:t>
       </w:r>
     </w:p>
     <w:p>
       <w:pPr>
-        <w:pStyle w:val="Heading3"/>
+        <w:pStyle w:val="Heading2"/>
       </w:pPr>
       <w:r>
         <w:rPr>
           <w:rFonts w:ascii="Arial Narrow" w:hAnsi="Arial Narrow"/>
           <w:b/>
-          <w:sz w:val="26"/>
+          <w:color w:val="000000"/>
+          <w:sz w:val="28"/>
         </w:rPr>
         <w:t>Глава 10. Никто из находящихся на первой ступени отречения не может быть совершенным</w:t>
       </w:r>
     </w:p>
     <w:p>
       <w:pPr>
-        <w:pStyle w:val="Heading3"/>
+        <w:pStyle w:val="Heading2"/>
       </w:pPr>
       <w:r>
         <w:rPr>
           <w:rFonts w:ascii="Arial Narrow" w:hAnsi="Arial Narrow"/>
           <w:b/>
-          <w:sz w:val="26"/>
+          <w:color w:val="000000"/>
+          <w:sz w:val="28"/>
         </w:rPr>
         <w:t>Глава 11. Вопрос о свободной воле человека и о благодати Божией</w:t>
       </w:r>
     </w:p>
     <w:p>
       <w:pPr>
-        <w:pStyle w:val="Heading3"/>
+        <w:pStyle w:val="Heading2"/>
       </w:pPr>
       <w:r>
         <w:rPr>
           <w:rFonts w:ascii="Arial Narrow" w:hAnsi="Arial Narrow"/>
           <w:b/>
-          <w:sz w:val="26"/>
+          <w:color w:val="000000"/>
+          <w:sz w:val="28"/>
         </w:rPr>
         <w:t>Глава 12. Ответ о действии благодати Божией при сохранении свободы воли</w:t>
       </w:r>
     </w:p>
     <w:p>
       <w:pPr>
-        <w:pStyle w:val="Heading3"/>
+        <w:pStyle w:val="Heading2"/>
       </w:pPr>
       <w:r>
         <w:rPr>
           <w:rFonts w:ascii="Arial Narrow" w:hAnsi="Arial Narrow"/>
           <w:b/>
-          <w:sz w:val="26"/>
+          <w:color w:val="000000"/>
+          <w:sz w:val="28"/>
         </w:rPr>
         <w:t>Глава 13. Устроение нашей жизни зависит от Бога</w:t>
       </w:r>
     </w:p>
     <w:p>
       <w:pPr>
-        <w:pStyle w:val="Heading3"/>
+        <w:pStyle w:val="Heading2"/>
       </w:pPr>
       <w:r>
         <w:rPr>
           <w:rFonts w:ascii="Arial Narrow" w:hAnsi="Arial Narrow"/>
           <w:b/>
-          <w:sz w:val="26"/>
+          <w:color w:val="000000"/>
+          <w:sz w:val="28"/>
         </w:rPr>
         <w:t>Глава 14. Знание закона сообщается от Бога</w:t>
       </w:r>
     </w:p>
     <w:p>
       <w:pPr>
-        <w:pStyle w:val="Heading3"/>
+        <w:pStyle w:val="Heading2"/>
       </w:pPr>
       <w:r>
         <w:rPr>
           <w:rFonts w:ascii="Arial Narrow" w:hAnsi="Arial Narrow"/>
           <w:b/>
-          <w:sz w:val="26"/>
+          <w:color w:val="000000"/>
+          <w:sz w:val="28"/>
         </w:rPr>
         <w:t>Глава 15. Разум для познания повелений Божиих и расположение доброй воли даруются Богом</w:t>
       </w:r>
     </w:p>
     <w:p>
       <w:pPr>
-        <w:pStyle w:val="Heading3"/>
+        <w:pStyle w:val="Heading2"/>
       </w:pPr>
       <w:r>
         <w:rPr>
           <w:rFonts w:ascii="Arial Narrow" w:hAnsi="Arial Narrow"/>
           <w:b/>
-          <w:sz w:val="26"/>
+          <w:color w:val="000000"/>
+          <w:sz w:val="28"/>
         </w:rPr>
         <w:t>Глава 16. Сама вера даруется от Бога</w:t>
       </w:r>
     </w:p>
     <w:p>
       <w:pPr>
-        <w:pStyle w:val="Heading3"/>
+        <w:pStyle w:val="Heading2"/>
       </w:pPr>
       <w:r>
         <w:rPr>
           <w:rFonts w:ascii="Arial Narrow" w:hAnsi="Arial Narrow"/>
           <w:b/>
-          <w:sz w:val="26"/>
+          <w:color w:val="000000"/>
+          <w:sz w:val="28"/>
         </w:rPr>
         <w:t>Глава 17. Умеренность и терпение в искушениях даруется нам от Бога</w:t>
       </w:r>
     </w:p>
     <w:p>
       <w:pPr>
-        <w:pStyle w:val="Heading3"/>
+        <w:pStyle w:val="Heading2"/>
       </w:pPr>
       <w:r>
         <w:rPr>
           <w:rFonts w:ascii="Arial Narrow" w:hAnsi="Arial Narrow"/>
           <w:b/>
-          <w:sz w:val="26"/>
+          <w:color w:val="000000"/>
+          <w:sz w:val="28"/>
         </w:rPr>
         <w:t>Глава 18. Страх Божий даруется нам также от Бога</w:t>
       </w:r>
     </w:p>
     <w:p>
       <w:pPr>
-        <w:pStyle w:val="Heading3"/>
+        <w:pStyle w:val="Heading2"/>
       </w:pPr>
       <w:r>
         <w:rPr>
           <w:rFonts w:ascii="Arial Narrow" w:hAnsi="Arial Narrow"/>
           <w:b/>
-          <w:sz w:val="26"/>
+          <w:color w:val="000000"/>
+          <w:sz w:val="28"/>
         </w:rPr>
         <w:t>Глава 19. Начало благой воли и совершение ее зависит от Бога</w:t>
       </w:r>
     </w:p>
     <w:p>
       <w:pPr>
-        <w:pStyle w:val="Heading3"/>
+        <w:pStyle w:val="Heading2"/>
       </w:pPr>
       <w:r>
         <w:rPr>
           <w:rFonts w:ascii="Arial Narrow" w:hAnsi="Arial Narrow"/>
           <w:b/>
-          <w:sz w:val="26"/>
+          <w:color w:val="000000"/>
+          <w:sz w:val="28"/>
         </w:rPr>
         <w:t>Глава 20. Ничего не делается в этом мире без Бога</w:t>
       </w:r>
     </w:p>
     <w:p>
       <w:pPr>
-        <w:pStyle w:val="Heading3"/>
+        <w:pStyle w:val="Heading2"/>
       </w:pPr>
       <w:r>
         <w:rPr>
           <w:rFonts w:ascii="Arial Narrow" w:hAnsi="Arial Narrow"/>
           <w:b/>
-          <w:sz w:val="26"/>
+          <w:color w:val="000000"/>
+          <w:sz w:val="28"/>
         </w:rPr>
         <w:t>Глава 21. Возражение о власти свободной воли</w:t>
       </w:r>
     </w:p>
     <w:p>
       <w:pPr>
-        <w:pStyle w:val="Heading3"/>
+        <w:pStyle w:val="Heading2"/>
       </w:pPr>
       <w:r>
         <w:rPr>
           <w:rFonts w:ascii="Arial Narrow" w:hAnsi="Arial Narrow"/>
           <w:b/>
-          <w:sz w:val="26"/>
+          <w:color w:val="000000"/>
+          <w:sz w:val="28"/>
         </w:rPr>
         <w:t>Глава 22. Ответ: наша свободная воля всегда нуждается в помощи Божией</w:t>
       </w:r>
     </w:p>
     <w:p>
       <w:pPr>
-        <w:pStyle w:val="Heading2"/>
+        <w:pStyle w:val="Heading1"/>
       </w:pPr>
       <w:r>
         <w:rPr>
           <w:rFonts w:ascii="Arial Narrow" w:hAnsi="Arial Narrow"/>
           <w:b/>
-          <w:sz w:val="32"/>
+          <w:color w:val="000000"/>
+          <w:sz w:val="36"/>
         </w:rPr>
         <w:t>Четвертое собеседование аввы Даниила. О борьбе плоти и духа</w:t>
       </w:r>
     </w:p>
     <w:p>
       <w:pPr>
-        <w:pStyle w:val="Heading3"/>
+        <w:pStyle w:val="Heading2"/>
       </w:pPr>
       <w:r>
         <w:rPr>
           <w:rFonts w:ascii="Arial Narrow" w:hAnsi="Arial Narrow"/>
           <w:b/>
-          <w:sz w:val="26"/>
+          <w:color w:val="000000"/>
+          <w:sz w:val="28"/>
         </w:rPr>
         <w:t>Глава 1</w:t>
       </w:r>
     </w:p>
     <w:p>
       <w:pPr>
-        <w:pStyle w:val="Heading3"/>
+        <w:pStyle w:val="Heading2"/>
       </w:pPr>
       <w:r>
         <w:rPr>
           <w:rFonts w:ascii="Arial Narrow" w:hAnsi="Arial Narrow"/>
           <w:b/>
-          <w:sz w:val="26"/>
+          <w:color w:val="000000"/>
+          <w:sz w:val="28"/>
         </w:rPr>
         <w:t>Глава 2. Вопрос: отчего происходит внезапная перемена в духе, после неизреченной радости наступает глубокая скорбь?</w:t>
       </w:r>
     </w:p>
     <w:p>
       <w:pPr>
-        <w:pStyle w:val="Heading3"/>
+        <w:pStyle w:val="Heading2"/>
       </w:pPr>
       <w:r>
         <w:rPr>
           <w:rFonts w:ascii="Arial Narrow" w:hAnsi="Arial Narrow"/>
           <w:b/>
-          <w:sz w:val="26"/>
+          <w:color w:val="000000"/>
+          <w:sz w:val="28"/>
         </w:rPr>
         <w:t>Глава 3. Ответ на предложенный вопрос</w:t>
       </w:r>
     </w:p>
     <w:p>
       <w:pPr>
-        <w:pStyle w:val="Heading3"/>
+        <w:pStyle w:val="Heading2"/>
       </w:pPr>
       <w:r>
         <w:rPr>
           <w:rFonts w:ascii="Arial Narrow" w:hAnsi="Arial Narrow"/>
           <w:b/>
-          <w:sz w:val="26"/>
+          <w:color w:val="000000"/>
+          <w:sz w:val="28"/>
         </w:rPr>
         <w:t>Глава 4. Причина распоряжения и попущения Божия бывает двоякая</w:t>
       </w:r>
     </w:p>
     <w:p>
       <w:pPr>
-        <w:pStyle w:val="Heading3"/>
+        <w:pStyle w:val="Heading2"/>
       </w:pPr>
       <w:r>
         <w:rPr>
           <w:rFonts w:ascii="Arial Narrow" w:hAnsi="Arial Narrow"/>
           <w:b/>
-          <w:sz w:val="26"/>
+          <w:color w:val="000000"/>
+          <w:sz w:val="28"/>
         </w:rPr>
         <w:t>Глава 5. Наше старание и труд без помощи Божией не могут иметь успеха</w:t>
       </w:r>
     </w:p>
     <w:p>
       <w:pPr>
-        <w:pStyle w:val="Heading3"/>
+        <w:pStyle w:val="Heading2"/>
       </w:pPr>
       <w:r>
         <w:rPr>
           <w:rFonts w:ascii="Arial Narrow" w:hAnsi="Arial Narrow"/>
           <w:b/>
-          <w:sz w:val="26"/>
+          <w:color w:val="000000"/>
+          <w:sz w:val="28"/>
         </w:rPr>
         <w:t>Глава 6. Иногда для нас полезно бывает оставление Бога</w:t>
       </w:r>
     </w:p>
     <w:p>
       <w:pPr>
-        <w:pStyle w:val="Heading3"/>
+        <w:pStyle w:val="Heading2"/>
       </w:pPr>
       <w:r>
         <w:rPr>
           <w:rFonts w:ascii="Arial Narrow" w:hAnsi="Arial Narrow"/>
           <w:b/>
-          <w:sz w:val="26"/>
+          <w:color w:val="000000"/>
+          <w:sz w:val="28"/>
         </w:rPr>
         <w:t>Глава 7. О пользе той войны, какую апостол находит в борьбе плоти и духа</w:t>
       </w:r>
     </w:p>
     <w:p>
       <w:pPr>
-        <w:pStyle w:val="Heading3"/>
+        <w:pStyle w:val="Heading2"/>
       </w:pPr>
       <w:r>
         <w:rPr>
           <w:rFonts w:ascii="Arial Narrow" w:hAnsi="Arial Narrow"/>
           <w:b/>
-          <w:sz w:val="26"/>
+          <w:color w:val="000000"/>
+          <w:sz w:val="28"/>
         </w:rPr>
         <w:t>Глава 8. Вопрос: что значит, что в тексте апостола после изображения противоборства друг другу плоти и духа присоединяется третья воля?</w:t>
       </w:r>
     </w:p>
     <w:p>
       <w:pPr>
-        <w:pStyle w:val="Heading3"/>
+        <w:pStyle w:val="Heading2"/>
       </w:pPr>
       <w:r>
         <w:rPr>
           <w:rFonts w:ascii="Arial Narrow" w:hAnsi="Arial Narrow"/>
           <w:b/>
-          <w:sz w:val="26"/>
+          <w:color w:val="000000"/>
+          <w:sz w:val="28"/>
         </w:rPr>
         <w:t>Глава 9. Ответ: о разуме правильно спрашивающего</w:t>
       </w:r>
     </w:p>
     <w:p>
       <w:pPr>
-        <w:pStyle w:val="Heading3"/>
+        <w:pStyle w:val="Heading2"/>
       </w:pPr>
       <w:r>
         <w:rPr>
           <w:rFonts w:ascii="Arial Narrow" w:hAnsi="Arial Narrow"/>
           <w:b/>
-          <w:sz w:val="26"/>
+          <w:color w:val="000000"/>
+          <w:sz w:val="28"/>
         </w:rPr>
         <w:t>Глава 10. Слово «плоть» не в одном значении принимается</w:t>
       </w:r>
     </w:p>
     <w:p>
       <w:pPr>
-        <w:pStyle w:val="Heading3"/>
+        <w:pStyle w:val="Heading2"/>
       </w:pPr>
       <w:r>
         <w:rPr>
           <w:rFonts w:ascii="Arial Narrow" w:hAnsi="Arial Narrow"/>
           <w:b/>
-          <w:sz w:val="26"/>
+          <w:color w:val="000000"/>
+          <w:sz w:val="28"/>
         </w:rPr>
         <w:t>Глава 11. Что апостол называет здесь «плотью» и что значит «вожделение плоти»</w:t>
       </w:r>
     </w:p>
     <w:p>
       <w:pPr>
-        <w:pStyle w:val="Heading3"/>
+        <w:pStyle w:val="Heading2"/>
       </w:pPr>
       <w:r>
         <w:rPr>
           <w:rFonts w:ascii="Arial Narrow" w:hAnsi="Arial Narrow"/>
           <w:b/>
-          <w:sz w:val="26"/>
+          <w:color w:val="000000"/>
+          <w:sz w:val="28"/>
         </w:rPr>
         <w:t>Глава 12. Что это за воля наша, которая находится между вожделениями плоти и духа</w:t>
       </w:r>
     </w:p>
     <w:p>
       <w:pPr>
-        <w:pStyle w:val="Heading3"/>
+        <w:pStyle w:val="Heading2"/>
       </w:pPr>
       <w:r>
         <w:rPr>
           <w:rFonts w:ascii="Arial Narrow" w:hAnsi="Arial Narrow"/>
           <w:b/>
-          <w:sz w:val="26"/>
+          <w:color w:val="000000"/>
+          <w:sz w:val="28"/>
         </w:rPr>
         <w:t>Глава 13. О пользе борьбы, происходящей между плотью и духом</w:t>
       </w:r>
     </w:p>
     <w:p>
       <w:pPr>
-        <w:pStyle w:val="Heading3"/>
+        <w:pStyle w:val="Heading2"/>
       </w:pPr>
       <w:r>
         <w:rPr>
           <w:rFonts w:ascii="Arial Narrow" w:hAnsi="Arial Narrow"/>
           <w:b/>
-          <w:sz w:val="26"/>
+          <w:color w:val="000000"/>
+          <w:sz w:val="28"/>
         </w:rPr>
         <w:t>Глава 14. О неисправимой злости злых духов</w:t>
       </w:r>
     </w:p>
     <w:p>
       <w:pPr>
-        <w:pStyle w:val="Heading3"/>
+        <w:pStyle w:val="Heading2"/>
       </w:pPr>
       <w:r>
         <w:rPr>
           <w:rFonts w:ascii="Arial Narrow" w:hAnsi="Arial Narrow"/>
           <w:b/>
-          <w:sz w:val="26"/>
+          <w:color w:val="000000"/>
+          <w:sz w:val="28"/>
         </w:rPr>
         <w:t>Глава 15. Какую пользу доставляет нам война плоти и духа</w:t>
       </w:r>
     </w:p>
     <w:p>
       <w:pPr>
-        <w:pStyle w:val="Heading3"/>
+        <w:pStyle w:val="Heading2"/>
       </w:pPr>
       <w:r>
         <w:rPr>
           <w:rFonts w:ascii="Arial Narrow" w:hAnsi="Arial Narrow"/>
           <w:b/>
-          <w:sz w:val="26"/>
+          <w:color w:val="000000"/>
+          <w:sz w:val="28"/>
         </w:rPr>
         <w:t>Глава 16. О разжигании плоти, от которого если бы мы не смирялись, то более тяжко падали бы</w:t>
       </w:r>
     </w:p>
     <w:p>
       <w:pPr>
-        <w:pStyle w:val="Heading3"/>
+        <w:pStyle w:val="Heading2"/>
       </w:pPr>
       <w:r>
         <w:rPr>
           <w:rFonts w:ascii="Arial Narrow" w:hAnsi="Arial Narrow"/>
           <w:b/>
-          <w:sz w:val="26"/>
+          <w:color w:val="000000"/>
+          <w:sz w:val="28"/>
         </w:rPr>
         <w:t>Глава 17. О равнодушии скопцов</w:t>
       </w:r>
     </w:p>
     <w:p>
       <w:pPr>
-        <w:pStyle w:val="Heading3"/>
+        <w:pStyle w:val="Heading2"/>
       </w:pPr>
       <w:r>
         <w:rPr>
           <w:rFonts w:ascii="Arial Narrow" w:hAnsi="Arial Narrow"/>
           <w:b/>
-          <w:sz w:val="26"/>
+          <w:color w:val="000000"/>
+          <w:sz w:val="28"/>
         </w:rPr>
         <w:t>Глава 18. Вопрос: какое различие между плотским и душевным?</w:t>
       </w:r>
     </w:p>
     <w:p>
       <w:pPr>
-        <w:pStyle w:val="Heading3"/>
+        <w:pStyle w:val="Heading2"/>
       </w:pPr>
       <w:r>
         <w:rPr>
           <w:rFonts w:ascii="Arial Narrow" w:hAnsi="Arial Narrow"/>
           <w:b/>
-          <w:sz w:val="26"/>
+          <w:color w:val="000000"/>
+          <w:sz w:val="28"/>
         </w:rPr>
         <w:t>Глава 19. О трояком состоянии душ</w:t>
       </w:r>
     </w:p>
     <w:p>
       <w:pPr>
-        <w:pStyle w:val="Heading3"/>
+        <w:pStyle w:val="Heading2"/>
       </w:pPr>
       <w:r>
         <w:rPr>
           <w:rFonts w:ascii="Arial Narrow" w:hAnsi="Arial Narrow"/>
           <w:b/>
-          <w:sz w:val="26"/>
+          <w:color w:val="000000"/>
+          <w:sz w:val="28"/>
         </w:rPr>
         <w:t>Глава 20. О тех, которые худо отрекаются от мира</w:t>
       </w:r>
     </w:p>
     <w:p>
       <w:pPr>
-        <w:pStyle w:val="Heading3"/>
+        <w:pStyle w:val="Heading2"/>
       </w:pPr>
       <w:r>
         <w:rPr>
           <w:rFonts w:ascii="Arial Narrow" w:hAnsi="Arial Narrow"/>
           <w:b/>
-          <w:sz w:val="26"/>
+          <w:color w:val="000000"/>
+          <w:sz w:val="28"/>
         </w:rPr>
         <w:t>Глава 21. О тех, которые, презрев великое, привязываются к малому</w:t>
       </w:r>
     </w:p>
     <w:p>
       <w:pPr>
-        <w:pStyle w:val="Heading2"/>
+        <w:pStyle w:val="Heading1"/>
       </w:pPr>
       <w:r>
         <w:rPr>
           <w:rFonts w:ascii="Arial Narrow" w:hAnsi="Arial Narrow"/>
           <w:b/>
-          <w:sz w:val="32"/>
+          <w:color w:val="000000"/>
+          <w:sz w:val="36"/>
         </w:rPr>
         <w:t>Пятое собеседование аввы Серапиона. О восьми главных страстях</w:t>
       </w:r>
     </w:p>
     <w:p>
       <w:pPr>
-        <w:pStyle w:val="Heading3"/>
+        <w:pStyle w:val="Heading2"/>
       </w:pPr>
       <w:r>
         <w:rPr>
           <w:rFonts w:ascii="Arial Narrow" w:hAnsi="Arial Narrow"/>
           <w:b/>
-          <w:sz w:val="26"/>
+          <w:color w:val="000000"/>
+          <w:sz w:val="28"/>
         </w:rPr>
         <w:t>Глава 1</w:t>
       </w:r>
     </w:p>
     <w:p>
       <w:pPr>
-        <w:pStyle w:val="Heading3"/>
+        <w:pStyle w:val="Heading2"/>
       </w:pPr>
       <w:r>
         <w:rPr>
           <w:rFonts w:ascii="Arial Narrow" w:hAnsi="Arial Narrow"/>
           <w:b/>
-          <w:sz w:val="26"/>
+          <w:color w:val="000000"/>
+          <w:sz w:val="28"/>
         </w:rPr>
         <w:t>Глава 2. Перечень главных страстей, которые опустошают род человеческий</w:t>
       </w:r>
     </w:p>
     <w:p>
       <w:pPr>
-        <w:pStyle w:val="Heading3"/>
+        <w:pStyle w:val="Heading2"/>
       </w:pPr>
       <w:r>
         <w:rPr>
           <w:rFonts w:ascii="Arial Narrow" w:hAnsi="Arial Narrow"/>
           <w:b/>
-          <w:sz w:val="26"/>
+          <w:color w:val="000000"/>
+          <w:sz w:val="28"/>
         </w:rPr>
         <w:t>Глава 3. О двух родах пороков и четырех способах их действия</w:t>
       </w:r>
     </w:p>
     <w:p>
       <w:pPr>
-        <w:pStyle w:val="Heading3"/>
+        <w:pStyle w:val="Heading2"/>
       </w:pPr>
       <w:r>
         <w:rPr>
           <w:rFonts w:ascii="Arial Narrow" w:hAnsi="Arial Narrow"/>
           <w:b/>
-          <w:sz w:val="26"/>
+          <w:color w:val="000000"/>
+          <w:sz w:val="28"/>
         </w:rPr>
         <w:t>Глава 4. Объяснение страсти чревоугодия и блуда</w:t>
       </w:r>
     </w:p>
     <w:p>
       <w:pPr>
-        <w:pStyle w:val="Heading3"/>
+        <w:pStyle w:val="Heading2"/>
       </w:pPr>
       <w:r>
         <w:rPr>
           <w:rFonts w:ascii="Arial Narrow" w:hAnsi="Arial Narrow"/>
           <w:b/>
-          <w:sz w:val="26"/>
+          <w:color w:val="000000"/>
+          <w:sz w:val="28"/>
         </w:rPr>
         <w:t>Глава 5. Как Господь наш один без греха был искушаем</w:t>
       </w:r>
     </w:p>
     <w:p>
       <w:pPr>
-        <w:pStyle w:val="Heading3"/>
+        <w:pStyle w:val="Heading2"/>
       </w:pPr>
       <w:r>
         <w:rPr>
           <w:rFonts w:ascii="Arial Narrow" w:hAnsi="Arial Narrow"/>
           <w:b/>
-          <w:sz w:val="26"/>
+          <w:color w:val="000000"/>
+          <w:sz w:val="28"/>
         </w:rPr>
         <w:t>Глава 6. Об образе искушения Господа от дьявола</w:t>
       </w:r>
     </w:p>
     <w:p>
       <w:pPr>
-        <w:pStyle w:val="Heading3"/>
+        <w:pStyle w:val="Heading2"/>
       </w:pPr>
       <w:r>
         <w:rPr>
           <w:rFonts w:ascii="Arial Narrow" w:hAnsi="Arial Narrow"/>
           <w:b/>
-          <w:sz w:val="26"/>
+          <w:color w:val="000000"/>
+          <w:sz w:val="28"/>
         </w:rPr>
         <w:t>Глава 7. О действии тщеславия и гордости без посредства тела</w:t>
       </w:r>
     </w:p>
     <w:p>
       <w:pPr>
-        <w:pStyle w:val="Heading3"/>
+        <w:pStyle w:val="Heading2"/>
       </w:pPr>
       <w:r>
         <w:rPr>
           <w:rFonts w:ascii="Arial Narrow" w:hAnsi="Arial Narrow"/>
           <w:b/>
-          <w:sz w:val="26"/>
+          <w:color w:val="000000"/>
+          <w:sz w:val="28"/>
         </w:rPr>
         <w:t>Глава 8. О сребролюбии, которое чуждо нашей природе, и какое различие между ним и природными пороками</w:t>
       </w:r>
     </w:p>
     <w:p>
       <w:pPr>
-        <w:pStyle w:val="Heading3"/>
+        <w:pStyle w:val="Heading2"/>
       </w:pPr>
       <w:r>
         <w:rPr>
           <w:rFonts w:ascii="Arial Narrow" w:hAnsi="Arial Narrow"/>
           <w:b/>
-          <w:sz w:val="26"/>
+          <w:color w:val="000000"/>
+          <w:sz w:val="28"/>
         </w:rPr>
         <w:t>Глава 9. Печаль и уныние рождаются без всякого внешнего возбуждения, не как прочие страсти</w:t>
       </w:r>
     </w:p>
     <w:p>
       <w:pPr>
-        <w:pStyle w:val="Heading3"/>
+        <w:pStyle w:val="Heading2"/>
       </w:pPr>
       <w:r>
         <w:rPr>
           <w:rFonts w:ascii="Arial Narrow" w:hAnsi="Arial Narrow"/>
           <w:b/>
-          <w:sz w:val="26"/>
+          <w:color w:val="000000"/>
+          <w:sz w:val="28"/>
         </w:rPr>
         <w:t>Глава 10. О согласии шести страстей и сродстве двух, отличных от тех</w:t>
       </w:r>
     </w:p>
     <w:p>
       <w:pPr>
-        <w:pStyle w:val="Heading3"/>
+        <w:pStyle w:val="Heading2"/>
       </w:pPr>
       <w:r>
         <w:rPr>
           <w:rFonts w:ascii="Arial Narrow" w:hAnsi="Arial Narrow"/>
           <w:b/>
-          <w:sz w:val="26"/>
+          <w:color w:val="000000"/>
+          <w:sz w:val="28"/>
         </w:rPr>
         <w:t>Глава 11. О происхождении и качестве каждой страсти</w:t>
       </w:r>
     </w:p>
     <w:p>
       <w:pPr>
-        <w:pStyle w:val="Heading3"/>
+        <w:pStyle w:val="Heading2"/>
       </w:pPr>
       <w:r>
         <w:rPr>
           <w:rFonts w:ascii="Arial Narrow" w:hAnsi="Arial Narrow"/>
           <w:b/>
-          <w:sz w:val="26"/>
+          <w:color w:val="000000"/>
+          <w:sz w:val="28"/>
         </w:rPr>
         <w:t>Глава 12. В чем полезно тщеславие</w:t>
       </w:r>
     </w:p>
     <w:p>
       <w:pPr>
-        <w:pStyle w:val="Heading3"/>
+        <w:pStyle w:val="Heading2"/>
       </w:pPr>
       <w:r>
         <w:rPr>
           <w:rFonts w:ascii="Arial Narrow" w:hAnsi="Arial Narrow"/>
           <w:b/>
-          <w:sz w:val="26"/>
+          <w:color w:val="000000"/>
+          <w:sz w:val="28"/>
         </w:rPr>
         <w:t>Глава 13. Страсти различным образом на нас нападают</w:t>
       </w:r>
     </w:p>
     <w:p>
       <w:pPr>
-        <w:pStyle w:val="Heading3"/>
+        <w:pStyle w:val="Heading2"/>
       </w:pPr>
       <w:r>
         <w:rPr>
           <w:rFonts w:ascii="Arial Narrow" w:hAnsi="Arial Narrow"/>
           <w:b/>
-          <w:sz w:val="26"/>
+          <w:color w:val="000000"/>
+          <w:sz w:val="28"/>
         </w:rPr>
         <w:t>Глава 14. Надо вести борьбу со страстями сообразно с их нападением</w:t>
       </w:r>
     </w:p>
     <w:p>
       <w:pPr>
-        <w:pStyle w:val="Heading3"/>
+        <w:pStyle w:val="Heading2"/>
       </w:pPr>
       <w:r>
         <w:rPr>
           <w:rFonts w:ascii="Arial Narrow" w:hAnsi="Arial Narrow"/>
           <w:b/>
-          <w:sz w:val="26"/>
+          <w:color w:val="000000"/>
+          <w:sz w:val="28"/>
         </w:rPr>
         <w:t>Глава 15. Мы не можем победить страсти без помощи Божией, и победою над ними нельзя превозноситься</w:t>
       </w:r>
     </w:p>
     <w:p>
       <w:pPr>
-        <w:pStyle w:val="Heading3"/>
+        <w:pStyle w:val="Heading2"/>
       </w:pPr>
       <w:r>
         <w:rPr>
           <w:rFonts w:ascii="Arial Narrow" w:hAnsi="Arial Narrow"/>
           <w:b/>
-          <w:sz w:val="26"/>
+          <w:color w:val="000000"/>
+          <w:sz w:val="28"/>
         </w:rPr>
         <w:t>Глава 16. О значении семи народов, землю которых занял Израиль</w:t>
       </w:r>
     </w:p>
     <w:p>
       <w:pPr>
-        <w:pStyle w:val="Heading3"/>
+        <w:pStyle w:val="Heading2"/>
       </w:pPr>
       <w:r>
         <w:rPr>
           <w:rFonts w:ascii="Arial Narrow" w:hAnsi="Arial Narrow"/>
           <w:b/>
-          <w:sz w:val="26"/>
+          <w:color w:val="000000"/>
+          <w:sz w:val="28"/>
         </w:rPr>
         <w:t>Глава 17. Вопрос о сравнении семи пороков с семью народами</w:t>
       </w:r>
     </w:p>
     <w:p>
       <w:pPr>
-        <w:pStyle w:val="Heading3"/>
+        <w:pStyle w:val="Heading2"/>
       </w:pPr>
       <w:r>
         <w:rPr>
           <w:rFonts w:ascii="Arial Narrow" w:hAnsi="Arial Narrow"/>
           <w:b/>
-          <w:sz w:val="26"/>
+          <w:color w:val="000000"/>
+          <w:sz w:val="28"/>
         </w:rPr>
         <w:t>Глава 18. Ответ: как по числу восьми пороков восполняется число восьми народов</w:t>
       </w:r>
     </w:p>
     <w:p>
       <w:pPr>
-        <w:pStyle w:val="Heading3"/>
+        <w:pStyle w:val="Heading2"/>
       </w:pPr>
       <w:r>
         <w:rPr>
           <w:rFonts w:ascii="Arial Narrow" w:hAnsi="Arial Narrow"/>
           <w:b/>
-          <w:sz w:val="26"/>
+          <w:color w:val="000000"/>
+          <w:sz w:val="28"/>
         </w:rPr>
         <w:t>Глава 19. Почему повелевается оставить один народ египетский, а семь истребить</w:t>
       </w:r>
     </w:p>
     <w:p>
       <w:pPr>
-        <w:pStyle w:val="Heading3"/>
+        <w:pStyle w:val="Heading2"/>
       </w:pPr>
       <w:r>
         <w:rPr>
           <w:rFonts w:ascii="Arial Narrow" w:hAnsi="Arial Narrow"/>
           <w:b/>
-          <w:sz w:val="26"/>
+          <w:color w:val="000000"/>
+          <w:sz w:val="28"/>
         </w:rPr>
         <w:t>Глава 20. О свойстве чревоугодия, сравниваемого с орлом</w:t>
       </w:r>
     </w:p>
     <w:p>
       <w:pPr>
-        <w:pStyle w:val="Heading3"/>
+        <w:pStyle w:val="Heading2"/>
       </w:pPr>
       <w:r>
         <w:rPr>
           <w:rFonts w:ascii="Arial Narrow" w:hAnsi="Arial Narrow"/>
           <w:b/>
-          <w:sz w:val="26"/>
+          <w:color w:val="000000"/>
+          <w:sz w:val="28"/>
         </w:rPr>
         <w:t>Глава 21. Разговор с философами о непрерывной борьбе с чревоугодием</w:t>
       </w:r>
     </w:p>
     <w:p>
       <w:pPr>
-        <w:pStyle w:val="Heading3"/>
+        <w:pStyle w:val="Heading2"/>
       </w:pPr>
       <w:r>
         <w:rPr>
           <w:rFonts w:ascii="Arial Narrow" w:hAnsi="Arial Narrow"/>
           <w:b/>
-          <w:sz w:val="26"/>
+          <w:color w:val="000000"/>
+          <w:sz w:val="28"/>
         </w:rPr>
         <w:t>Глава 22. Для чего Бог предсказал Аврааму, что десять народов будут побеждены народом Израильским</w:t>
       </w:r>
     </w:p>
     <w:p>
       <w:pPr>
-        <w:pStyle w:val="Heading3"/>
+        <w:pStyle w:val="Heading2"/>
       </w:pPr>
       <w:r>
         <w:rPr>
           <w:rFonts w:ascii="Arial Narrow" w:hAnsi="Arial Narrow"/>
           <w:b/>
-          <w:sz w:val="26"/>
+          <w:color w:val="000000"/>
+          <w:sz w:val="28"/>
         </w:rPr>
         <w:t>Глава 23. Почему полезно нам завладеть землею пороков</w:t>
       </w:r>
     </w:p>
     <w:p>
       <w:pPr>
-        <w:pStyle w:val="Heading3"/>
+        <w:pStyle w:val="Heading2"/>
       </w:pPr>
       <w:r>
         <w:rPr>
           <w:rFonts w:ascii="Arial Narrow" w:hAnsi="Arial Narrow"/>
           <w:b/>
-          <w:sz w:val="26"/>
+          <w:color w:val="000000"/>
+          <w:sz w:val="28"/>
         </w:rPr>
         <w:t>Глава 24. Земли, из которых выгнаны хананеи, предоставлены племени Сима</w:t>
       </w:r>
     </w:p>
     <w:p>
       <w:pPr>
-        <w:pStyle w:val="Heading3"/>
+        <w:pStyle w:val="Heading2"/>
       </w:pPr>
       <w:r>
         <w:rPr>
           <w:rFonts w:ascii="Arial Narrow" w:hAnsi="Arial Narrow"/>
           <w:b/>
-          <w:sz w:val="26"/>
+          <w:color w:val="000000"/>
+          <w:sz w:val="28"/>
         </w:rPr>
         <w:t>Глава 25. Разные свидетельства о значении восьми пороков</w:t>
       </w:r>
     </w:p>
     <w:p>
       <w:pPr>
-        <w:pStyle w:val="Heading3"/>
+        <w:pStyle w:val="Heading2"/>
       </w:pPr>
       <w:r>
         <w:rPr>
           <w:rFonts w:ascii="Arial Narrow" w:hAnsi="Arial Narrow"/>
           <w:b/>
-          <w:sz w:val="26"/>
+          <w:color w:val="000000"/>
+          <w:sz w:val="28"/>
         </w:rPr>
         <w:t>Глава 26. Победив страсть чревоугодия, надо приложить труд к приобретению прочих добродетелей</w:t>
       </w:r>
     </w:p>
     <w:p>
       <w:pPr>
-        <w:pStyle w:val="Heading3"/>
+        <w:pStyle w:val="Heading2"/>
       </w:pPr>
       <w:r>
         <w:rPr>
           <w:rFonts w:ascii="Arial Narrow" w:hAnsi="Arial Narrow"/>
           <w:b/>
-          <w:sz w:val="26"/>
+          <w:color w:val="000000"/>
+          <w:sz w:val="28"/>
         </w:rPr>
         <w:t>Глава 27. Порядок борьбы различен от порядка пороков</w:t>
       </w:r>
     </w:p>
     <w:p>
       <w:pPr>
-        <w:pStyle w:val="Heading2"/>
+        <w:pStyle w:val="Heading1"/>
       </w:pPr>
       <w:r>
         <w:rPr>
           <w:rFonts w:ascii="Arial Narrow" w:hAnsi="Arial Narrow"/>
           <w:b/>
-          <w:sz w:val="32"/>
+          <w:color w:val="000000"/>
+          <w:sz w:val="36"/>
         </w:rPr>
         <w:t>Шестое собеседование аввы Феодора. Об умерщвлении святых</w:t>
       </w:r>
     </w:p>
     <w:p>
       <w:pPr>
-        <w:pStyle w:val="Heading3"/>
+        <w:pStyle w:val="Heading2"/>
       </w:pPr>
       <w:r>
         <w:rPr>
           <w:rFonts w:ascii="Arial Narrow" w:hAnsi="Arial Narrow"/>
           <w:b/>
-          <w:sz w:val="26"/>
+          <w:color w:val="000000"/>
+          <w:sz w:val="28"/>
         </w:rPr>
         <w:t>Глава 1</w:t>
       </w:r>
     </w:p>
     <w:p>
       <w:pPr>
-        <w:pStyle w:val="Heading3"/>
+        <w:pStyle w:val="Heading2"/>
       </w:pPr>
       <w:r>
         <w:rPr>
           <w:rFonts w:ascii="Arial Narrow" w:hAnsi="Arial Narrow"/>
           <w:b/>
-          <w:sz w:val="26"/>
+          <w:color w:val="000000"/>
+          <w:sz w:val="28"/>
         </w:rPr>
         <w:t>Глава 2. Ответ аввы Феодора на предложенный вопрос</w:t>
       </w:r>
     </w:p>
     <w:p>
       <w:pPr>
-        <w:pStyle w:val="Heading3"/>
+        <w:pStyle w:val="Heading2"/>
       </w:pPr>
       <w:r>
         <w:rPr>
           <w:rFonts w:ascii="Arial Narrow" w:hAnsi="Arial Narrow"/>
           <w:b/>
-          <w:sz w:val="26"/>
+          <w:color w:val="000000"/>
+          <w:sz w:val="28"/>
         </w:rPr>
         <w:t>Глава 3. О трех предметах в этом мире: о зле, добре и среднем</w:t>
       </w:r>
     </w:p>
     <w:p>
       <w:pPr>
-        <w:pStyle w:val="Heading3"/>
+        <w:pStyle w:val="Heading2"/>
       </w:pPr>
       <w:r>
         <w:rPr>
           <w:rFonts w:ascii="Arial Narrow" w:hAnsi="Arial Narrow"/>
           <w:b/>
-          <w:sz w:val="26"/>
+          <w:color w:val="000000"/>
+          <w:sz w:val="28"/>
         </w:rPr>
         <w:t>Глава 4. Зло никому не может быть причинено другим</w:t>
       </w:r>
     </w:p>
     <w:p>
       <w:pPr>
-        <w:pStyle w:val="Heading3"/>
+        <w:pStyle w:val="Heading2"/>
       </w:pPr>
       <w:r>
         <w:rPr>
           <w:rFonts w:ascii="Arial Narrow" w:hAnsi="Arial Narrow"/>
           <w:b/>
-          <w:sz w:val="26"/>
+          <w:color w:val="000000"/>
+          <w:sz w:val="28"/>
         </w:rPr>
         <w:t>Глава 5. Возражение: как же о Боге говорится, что Он творит зло?</w:t>
       </w:r>
     </w:p>
     <w:p>
       <w:pPr>
-        <w:pStyle w:val="Heading3"/>
+        <w:pStyle w:val="Heading2"/>
       </w:pPr>
       <w:r>
         <w:rPr>
           <w:rFonts w:ascii="Arial Narrow" w:hAnsi="Arial Narrow"/>
           <w:b/>
-          <w:sz w:val="26"/>
+          <w:color w:val="000000"/>
+          <w:sz w:val="28"/>
         </w:rPr>
         <w:t>Глава 6. Ответ на предложенный вопрос</w:t>
       </w:r>
     </w:p>
     <w:p>
       <w:pPr>
-        <w:pStyle w:val="Heading3"/>
+        <w:pStyle w:val="Heading2"/>
       </w:pPr>
       <w:r>
         <w:rPr>
           <w:rFonts w:ascii="Arial Narrow" w:hAnsi="Arial Narrow"/>
           <w:b/>
-          <w:sz w:val="26"/>
+          <w:color w:val="000000"/>
+          <w:sz w:val="28"/>
         </w:rPr>
         <w:t>Глава 7. Вопрос виновен ли причиняющий праведному смерть, если праведный получает награду за смерть?</w:t>
       </w:r>
     </w:p>
     <w:p>
       <w:pPr>
-        <w:pStyle w:val="Heading3"/>
+        <w:pStyle w:val="Heading2"/>
       </w:pPr>
       <w:r>
         <w:rPr>
           <w:rFonts w:ascii="Arial Narrow" w:hAnsi="Arial Narrow"/>
           <w:b/>
-          <w:sz w:val="26"/>
+          <w:color w:val="000000"/>
+          <w:sz w:val="28"/>
         </w:rPr>
         <w:t>Глава 8. Ответ на предложенный вопрос</w:t>
       </w:r>
     </w:p>
     <w:p>
       <w:pPr>
-        <w:pStyle w:val="Heading3"/>
+        <w:pStyle w:val="Heading2"/>
       </w:pPr>
       <w:r>
         <w:rPr>
           <w:rFonts w:ascii="Arial Narrow" w:hAnsi="Arial Narrow"/>
           <w:b/>
-          <w:sz w:val="26"/>
+          <w:color w:val="000000"/>
+          <w:sz w:val="28"/>
         </w:rPr>
         <w:t>Глава 9. Пример блаженного Иова, искушаемого дьяволом, и Господа, преданного Иудою; праведнику как счастье, так и несчастье служат к спасению</w:t>
       </w:r>
     </w:p>
     <w:p>
       <w:pPr>
-        <w:pStyle w:val="Heading3"/>
+        <w:pStyle w:val="Heading2"/>
       </w:pPr>
       <w:r>
         <w:rPr>
           <w:rFonts w:ascii="Arial Narrow" w:hAnsi="Arial Narrow"/>
           <w:b/>
-          <w:sz w:val="26"/>
+          <w:color w:val="000000"/>
+          <w:sz w:val="28"/>
         </w:rPr>
         <w:t>Глава 10. О мужестве совершенного мужа, который называется ободесноручным</w:t>
       </w:r>
     </w:p>
     <w:p>
       <w:pPr>
-        <w:pStyle w:val="Heading3"/>
+        <w:pStyle w:val="Heading2"/>
       </w:pPr>
       <w:r>
         <w:rPr>
           <w:rFonts w:ascii="Arial Narrow" w:hAnsi="Arial Narrow"/>
           <w:b/>
-          <w:sz w:val="26"/>
+          <w:color w:val="000000"/>
+          <w:sz w:val="28"/>
         </w:rPr>
         <w:t>Глава 11. О двояком роде искушений, которые находят по трем причинам</w:t>
       </w:r>
     </w:p>
     <w:p>
       <w:pPr>
-        <w:pStyle w:val="Heading3"/>
+        <w:pStyle w:val="Heading2"/>
       </w:pPr>
       <w:r>
         <w:rPr>
           <w:rFonts w:ascii="Arial Narrow" w:hAnsi="Arial Narrow"/>
           <w:b/>
-          <w:sz w:val="26"/>
+          <w:color w:val="000000"/>
+          <w:sz w:val="28"/>
         </w:rPr>
         <w:t>Глава 12. Муж праведный должен быть подобен не воску, а адамантовой печати</w:t>
       </w:r>
     </w:p>
     <w:p>
       <w:pPr>
-        <w:pStyle w:val="Heading3"/>
+        <w:pStyle w:val="Heading2"/>
       </w:pPr>
       <w:r>
         <w:rPr>
           <w:rFonts w:ascii="Arial Narrow" w:hAnsi="Arial Narrow"/>
           <w:b/>
-          <w:sz w:val="26"/>
+          <w:color w:val="000000"/>
+          <w:sz w:val="28"/>
         </w:rPr>
         <w:t>Глава 13. Вопрос: может ли дух наш пребывать в одном и том же качестве?</w:t>
       </w:r>
     </w:p>
     <w:p>
       <w:pPr>
-        <w:pStyle w:val="Heading3"/>
+        <w:pStyle w:val="Heading2"/>
       </w:pPr>
       <w:r>
         <w:rPr>
           <w:rFonts w:ascii="Arial Narrow" w:hAnsi="Arial Narrow"/>
           <w:b/>
-          <w:sz w:val="26"/>
+          <w:color w:val="000000"/>
+          <w:sz w:val="28"/>
         </w:rPr>
         <w:t>Глава 14. Ответ на предложенный вопрос</w:t>
       </w:r>
     </w:p>
     <w:p>
       <w:pPr>
-        <w:pStyle w:val="Heading3"/>
+        <w:pStyle w:val="Heading2"/>
       </w:pPr>
       <w:r>
         <w:rPr>
           <w:rFonts w:ascii="Arial Narrow" w:hAnsi="Arial Narrow"/>
           <w:b/>
-          <w:sz w:val="26"/>
+          <w:color w:val="000000"/>
+          <w:sz w:val="28"/>
         </w:rPr>
         <w:t>Глава 15. Какой бывает вред, если часто оставлять свою келью</w:t>
       </w:r>
     </w:p>
     <w:p>
       <w:pPr>
-        <w:pStyle w:val="Heading3"/>
+        <w:pStyle w:val="Heading2"/>
       </w:pPr>
       <w:r>
         <w:rPr>
           <w:rFonts w:ascii="Arial Narrow" w:hAnsi="Arial Narrow"/>
           <w:b/>
-          <w:sz w:val="26"/>
+          <w:color w:val="000000"/>
+          <w:sz w:val="28"/>
         </w:rPr>
         <w:t>Глава 16. Об изменяемости небесных сил</w:t>
       </w:r>
     </w:p>
     <w:p>
       <w:pPr>
-        <w:pStyle w:val="Heading3"/>
+        <w:pStyle w:val="Heading2"/>
       </w:pPr>
       <w:r>
         <w:rPr>
           <w:rFonts w:ascii="Arial Narrow" w:hAnsi="Arial Narrow"/>
           <w:b/>
-          <w:sz w:val="26"/>
+          <w:color w:val="000000"/>
+          <w:sz w:val="28"/>
         </w:rPr>
         <w:t>Глава 17. Никто не подвергается падению внезапно</w:t>
       </w:r>
     </w:p>
     <w:p>
       <w:pPr>
-        <w:pStyle w:val="Heading2"/>
+        <w:pStyle w:val="Heading1"/>
       </w:pPr>
       <w:r>
         <w:rPr>
           <w:rFonts w:ascii="Arial Narrow" w:hAnsi="Arial Narrow"/>
           <w:b/>
-          <w:sz w:val="32"/>
+          <w:color w:val="000000"/>
+          <w:sz w:val="36"/>
         </w:rPr>
         <w:t>Седьмое собеседование аввы Серена (первое). О непостоянстве души и о злых духах</w:t>
       </w:r>
     </w:p>
     <w:p>
       <w:pPr>
-        <w:pStyle w:val="Heading3"/>
+        <w:pStyle w:val="Heading2"/>
       </w:pPr>
       <w:r>
         <w:rPr>
           <w:rFonts w:ascii="Arial Narrow" w:hAnsi="Arial Narrow"/>
           <w:b/>
-          <w:sz w:val="26"/>
+          <w:color w:val="000000"/>
+          <w:sz w:val="28"/>
         </w:rPr>
         <w:t>Глава 1</w:t>
       </w:r>
     </w:p>
     <w:p>
       <w:pPr>
-        <w:pStyle w:val="Heading3"/>
+        <w:pStyle w:val="Heading2"/>
       </w:pPr>
       <w:r>
         <w:rPr>
           <w:rFonts w:ascii="Arial Narrow" w:hAnsi="Arial Narrow"/>
           <w:b/>
-          <w:sz w:val="26"/>
+          <w:color w:val="000000"/>
+          <w:sz w:val="28"/>
         </w:rPr>
         <w:t>Глава 2. Славное чудо в получении телесной чистоты и вопрос старца о состоянии наших помыслов</w:t>
       </w:r>
     </w:p>
     <w:p>
       <w:pPr>
-        <w:pStyle w:val="Heading3"/>
+        <w:pStyle w:val="Heading2"/>
       </w:pPr>
       <w:r>
         <w:rPr>
           <w:rFonts w:ascii="Arial Narrow" w:hAnsi="Arial Narrow"/>
           <w:b/>
-          <w:sz w:val="26"/>
+          <w:color w:val="000000"/>
+          <w:sz w:val="28"/>
         </w:rPr>
         <w:t>Глава 3. Ответ наш о непостоянстве души</w:t>
       </w:r>
     </w:p>
     <w:p>
       <w:pPr>
-        <w:pStyle w:val="Heading3"/>
+        <w:pStyle w:val="Heading2"/>
       </w:pPr>
       <w:r>
         <w:rPr>
           <w:rFonts w:ascii="Arial Narrow" w:hAnsi="Arial Narrow"/>
           <w:b/>
-          <w:sz w:val="26"/>
+          <w:color w:val="000000"/>
+          <w:sz w:val="28"/>
         </w:rPr>
         <w:t>Глава 4. Рассуждение старца о состоянии души и силе ее</w:t>
       </w:r>
     </w:p>
     <w:p>
       <w:pPr>
-        <w:pStyle w:val="Heading3"/>
+        <w:pStyle w:val="Heading2"/>
       </w:pPr>
       <w:r>
         <w:rPr>
           <w:rFonts w:ascii="Arial Narrow" w:hAnsi="Arial Narrow"/>
           <w:b/>
-          <w:sz w:val="26"/>
+          <w:color w:val="000000"/>
+          <w:sz w:val="28"/>
         </w:rPr>
         <w:t>Глава 5. О совершенстве души, представляемой в образе евангельского сотника</w:t>
       </w:r>
     </w:p>
     <w:p>
       <w:pPr>
-        <w:pStyle w:val="Heading3"/>
+        <w:pStyle w:val="Heading2"/>
       </w:pPr>
       <w:r>
         <w:rPr>
           <w:rFonts w:ascii="Arial Narrow" w:hAnsi="Arial Narrow"/>
           <w:b/>
-          <w:sz w:val="26"/>
+          <w:color w:val="000000"/>
+          <w:sz w:val="28"/>
         </w:rPr>
         <w:t>Глава 6. О постоянном пребывании на страже помыслов</w:t>
       </w:r>
     </w:p>
     <w:p>
       <w:pPr>
-        <w:pStyle w:val="Heading3"/>
+        <w:pStyle w:val="Heading2"/>
       </w:pPr>
       <w:r>
         <w:rPr>
           <w:rFonts w:ascii="Arial Narrow" w:hAnsi="Arial Narrow"/>
           <w:b/>
-          <w:sz w:val="26"/>
+          <w:color w:val="000000"/>
+          <w:sz w:val="28"/>
         </w:rPr>
         <w:t>Глава 7. Вопрос о непостоянстве души и о нападении злых духов</w:t>
       </w:r>
     </w:p>
     <w:p>
       <w:pPr>
-        <w:pStyle w:val="Heading3"/>
+        <w:pStyle w:val="Heading2"/>
       </w:pPr>
       <w:r>
         <w:rPr>
           <w:rFonts w:ascii="Arial Narrow" w:hAnsi="Arial Narrow"/>
           <w:b/>
-          <w:sz w:val="26"/>
+          <w:color w:val="000000"/>
+          <w:sz w:val="28"/>
         </w:rPr>
         <w:t>Глава 8. Ответ о помощи Божией и власти свободной воли</w:t>
       </w:r>
     </w:p>
     <w:p>
       <w:pPr>
-        <w:pStyle w:val="Heading3"/>
+        <w:pStyle w:val="Heading2"/>
       </w:pPr>
       <w:r>
         <w:rPr>
           <w:rFonts w:ascii="Arial Narrow" w:hAnsi="Arial Narrow"/>
           <w:b/>
-          <w:sz w:val="26"/>
+          <w:color w:val="000000"/>
+          <w:sz w:val="28"/>
         </w:rPr>
         <w:t>Глава 9. Вопрос о соединении души с демонами</w:t>
       </w:r>
     </w:p>
     <w:p>
       <w:pPr>
-        <w:pStyle w:val="Heading3"/>
+        <w:pStyle w:val="Heading2"/>
       </w:pPr>
       <w:r>
         <w:rPr>
           <w:rFonts w:ascii="Arial Narrow" w:hAnsi="Arial Narrow"/>
           <w:b/>
-          <w:sz w:val="26"/>
+          <w:color w:val="000000"/>
+          <w:sz w:val="28"/>
         </w:rPr>
         <w:t>Глава 10. Ответ: каким образом нечистые духи соединяются с душою человека</w:t>
       </w:r>
     </w:p>
     <w:p>
       <w:pPr>
-        <w:pStyle w:val="Heading3"/>
+        <w:pStyle w:val="Heading2"/>
       </w:pPr>
       <w:r>
         <w:rPr>
           <w:rFonts w:ascii="Arial Narrow" w:hAnsi="Arial Narrow"/>
           <w:b/>
-          <w:sz w:val="26"/>
+          <w:color w:val="000000"/>
+          <w:sz w:val="28"/>
         </w:rPr>
         <w:t>Глава 11. Возражение: могут ли нечистые духи смешиваться или соединяться с душами тех, в кого вошли?</w:t>
       </w:r>
     </w:p>
     <w:p>
       <w:pPr>
-        <w:pStyle w:val="Heading3"/>
+        <w:pStyle w:val="Heading2"/>
       </w:pPr>
       <w:r>
         <w:rPr>
           <w:rFonts w:ascii="Arial Narrow" w:hAnsi="Arial Narrow"/>
           <w:b/>
-          <w:sz w:val="26"/>
+          <w:color w:val="000000"/>
+          <w:sz w:val="28"/>
         </w:rPr>
         <w:t>Глава 12. Ответ: каким образом нечистые духи овладевают бесноватыми</w:t>
       </w:r>
     </w:p>
     <w:p>
       <w:pPr>
-        <w:pStyle w:val="Heading3"/>
+        <w:pStyle w:val="Heading2"/>
       </w:pPr>
       <w:r>
         <w:rPr>
           <w:rFonts w:ascii="Arial Narrow" w:hAnsi="Arial Narrow"/>
           <w:b/>
-          <w:sz w:val="26"/>
+          <w:color w:val="000000"/>
+          <w:sz w:val="28"/>
         </w:rPr>
         <w:t>Глава 13. Дух не может проникать в духа, это возможно одному Богу</w:t>
       </w:r>
     </w:p>
     <w:p>
       <w:pPr>
-        <w:pStyle w:val="Heading3"/>
+        <w:pStyle w:val="Heading2"/>
       </w:pPr>
       <w:r>
         <w:rPr>
           <w:rFonts w:ascii="Arial Narrow" w:hAnsi="Arial Narrow"/>
           <w:b/>
-          <w:sz w:val="26"/>
+          <w:color w:val="000000"/>
+          <w:sz w:val="28"/>
         </w:rPr>
         <w:t>Глава 14. Возражение: надо думать, что демоны видят мысли человеческие</w:t>
       </w:r>
     </w:p>
     <w:p>
       <w:pPr>
-        <w:pStyle w:val="Heading3"/>
+        <w:pStyle w:val="Heading2"/>
       </w:pPr>
       <w:r>
         <w:rPr>
           <w:rFonts w:ascii="Arial Narrow" w:hAnsi="Arial Narrow"/>
           <w:b/>
-          <w:sz w:val="26"/>
+          <w:color w:val="000000"/>
+          <w:sz w:val="28"/>
         </w:rPr>
         <w:t>Глава 15. Ответ: что могут демоны сделать в помыслах человеческих и чего не могут</w:t>
       </w:r>
     </w:p>
     <w:p>
       <w:pPr>
-        <w:pStyle w:val="Heading3"/>
+        <w:pStyle w:val="Heading2"/>
       </w:pPr>
       <w:r>
         <w:rPr>
           <w:rFonts w:ascii="Arial Narrow" w:hAnsi="Arial Narrow"/>
           <w:b/>
-          <w:sz w:val="26"/>
+          <w:color w:val="000000"/>
+          <w:sz w:val="28"/>
         </w:rPr>
         <w:t>Глава 16. Подобие, которым объясняется, как нечистые духи узнают мысли людей</w:t>
       </w:r>
     </w:p>
     <w:p>
       <w:pPr>
-        <w:pStyle w:val="Heading3"/>
+        <w:pStyle w:val="Heading2"/>
       </w:pPr>
       <w:r>
         <w:rPr>
           <w:rFonts w:ascii="Arial Narrow" w:hAnsi="Arial Narrow"/>
           <w:b/>
-          <w:sz w:val="26"/>
+          <w:color w:val="000000"/>
+          <w:sz w:val="28"/>
         </w:rPr>
         <w:t>Глава 17. Не все демоны возбуждают все страсти в людях</w:t>
       </w:r>
     </w:p>
     <w:p>
       <w:pPr>
-        <w:pStyle w:val="Heading3"/>
+        <w:pStyle w:val="Heading2"/>
       </w:pPr>
       <w:r>
         <w:rPr>
           <w:rFonts w:ascii="Arial Narrow" w:hAnsi="Arial Narrow"/>
           <w:b/>
-          <w:sz w:val="26"/>
+          <w:color w:val="000000"/>
+          <w:sz w:val="28"/>
         </w:rPr>
         <w:t>Глава 18. Вопрос: соблюдается ли между демонами порядок нападений?</w:t>
       </w:r>
     </w:p>
     <w:p>
       <w:pPr>
-        <w:pStyle w:val="Heading3"/>
+        <w:pStyle w:val="Heading2"/>
       </w:pPr>
       <w:r>
         <w:rPr>
           <w:rFonts w:ascii="Arial Narrow" w:hAnsi="Arial Narrow"/>
           <w:b/>
-          <w:sz w:val="26"/>
+          <w:color w:val="000000"/>
+          <w:sz w:val="28"/>
         </w:rPr>
         <w:t>Глава 19. Ответ на предложенный вопрос</w:t>
       </w:r>
     </w:p>
     <w:p>
       <w:pPr>
-        <w:pStyle w:val="Heading3"/>
+        <w:pStyle w:val="Heading2"/>
       </w:pPr>
       <w:r>
         <w:rPr>
           <w:rFonts w:ascii="Arial Narrow" w:hAnsi="Arial Narrow"/>
           <w:b/>
-          <w:sz w:val="26"/>
+          <w:color w:val="000000"/>
+          <w:sz w:val="28"/>
         </w:rPr>
         <w:t>Глава 20. Не все злые духи имеют одинаковую силу, и власть искушать не состоит в их воле</w:t>
       </w:r>
     </w:p>
     <w:p>
       <w:pPr>
-        <w:pStyle w:val="Heading3"/>
+        <w:pStyle w:val="Heading2"/>
       </w:pPr>
       <w:r>
         <w:rPr>
           <w:rFonts w:ascii="Arial Narrow" w:hAnsi="Arial Narrow"/>
           <w:b/>
-          <w:sz w:val="26"/>
+          <w:color w:val="000000"/>
+          <w:sz w:val="28"/>
         </w:rPr>
         <w:t>Глава 21. Демоны не без труда сражаются с людьми</w:t>
       </w:r>
     </w:p>
     <w:p>
       <w:pPr>
-        <w:pStyle w:val="Heading3"/>
+        <w:pStyle w:val="Heading2"/>
       </w:pPr>
       <w:r>
         <w:rPr>
           <w:rFonts w:ascii="Arial Narrow" w:hAnsi="Arial Narrow"/>
           <w:b/>
-          <w:sz w:val="26"/>
+          <w:color w:val="000000"/>
+          <w:sz w:val="28"/>
         </w:rPr>
         <w:t>Глава 22. Демонам не дана власть вредить по произволу</w:t>
       </w:r>
     </w:p>
     <w:p>
       <w:pPr>
-        <w:pStyle w:val="Heading3"/>
+        <w:pStyle w:val="Heading2"/>
       </w:pPr>
       <w:r>
         <w:rPr>
           <w:rFonts w:ascii="Arial Narrow" w:hAnsi="Arial Narrow"/>
           <w:b/>
-          <w:sz w:val="26"/>
+          <w:color w:val="000000"/>
+          <w:sz w:val="28"/>
         </w:rPr>
         <w:t>Глава 23. Об ограничении власти демонов</w:t>
       </w:r>
     </w:p>
     <w:p>
       <w:pPr>
-        <w:pStyle w:val="Heading3"/>
+        <w:pStyle w:val="Heading2"/>
       </w:pPr>
       <w:r>
         <w:rPr>
           <w:rFonts w:ascii="Arial Narrow" w:hAnsi="Arial Narrow"/>
           <w:b/>
-          <w:sz w:val="26"/>
+          <w:color w:val="000000"/>
+          <w:sz w:val="28"/>
         </w:rPr>
         <w:t>Глава 24. Каким образом демоны открывают себе вход в тьму тех, которыми хотят овладеть</w:t>
       </w:r>
     </w:p>
     <w:p>
       <w:pPr>
-        <w:pStyle w:val="Heading3"/>
+        <w:pStyle w:val="Heading2"/>
       </w:pPr>
       <w:r>
         <w:rPr>
           <w:rFonts w:ascii="Arial Narrow" w:hAnsi="Arial Narrow"/>
           <w:b/>
-          <w:sz w:val="26"/>
+          <w:color w:val="000000"/>
+          <w:sz w:val="28"/>
         </w:rPr>
         <w:t>Глава 25. Более жалки те, которые преданы порокам, нежели одержимые бесами</w:t>
       </w:r>
     </w:p>
     <w:p>
       <w:pPr>
-        <w:pStyle w:val="Heading3"/>
+        <w:pStyle w:val="Heading2"/>
       </w:pPr>
       <w:r>
         <w:rPr>
           <w:rFonts w:ascii="Arial Narrow" w:hAnsi="Arial Narrow"/>
           <w:b/>
-          <w:sz w:val="26"/>
+          <w:color w:val="000000"/>
+          <w:sz w:val="28"/>
         </w:rPr>
         <w:t>Глава 26. Об убиении пресытившегося пророка и о немощи аввы Павла, которой он подвергся для своего исправления</w:t>
       </w:r>
     </w:p>
     <w:p>
       <w:pPr>
-        <w:pStyle w:val="Heading3"/>
+        <w:pStyle w:val="Heading2"/>
       </w:pPr>
       <w:r>
         <w:rPr>
           <w:rFonts w:ascii="Arial Narrow" w:hAnsi="Arial Narrow"/>
           <w:b/>
-          <w:sz w:val="26"/>
+          <w:color w:val="000000"/>
+          <w:sz w:val="28"/>
         </w:rPr>
         <w:t>Глава 27. Об искушении аввы Моисея</w:t>
       </w:r>
     </w:p>
     <w:p>
       <w:pPr>
-        <w:pStyle w:val="Heading3"/>
+        <w:pStyle w:val="Heading2"/>
       </w:pPr>
       <w:r>
         <w:rPr>
           <w:rFonts w:ascii="Arial Narrow" w:hAnsi="Arial Narrow"/>
           <w:b/>
-          <w:sz w:val="26"/>
+          <w:color w:val="000000"/>
+          <w:sz w:val="28"/>
         </w:rPr>
         <w:t>Глава 28. Нельзя презирать одержимых нечистыми духами</w:t>
       </w:r>
     </w:p>
     <w:p>
       <w:pPr>
-        <w:pStyle w:val="Heading3"/>
+        <w:pStyle w:val="Heading2"/>
       </w:pPr>
       <w:r>
         <w:rPr>
           <w:rFonts w:ascii="Arial Narrow" w:hAnsi="Arial Narrow"/>
           <w:b/>
-          <w:sz w:val="26"/>
+          <w:color w:val="000000"/>
+          <w:sz w:val="28"/>
         </w:rPr>
         <w:t>Глава 29. Вопрос: для чего одержимые злыми духами отлучаются от причащения Господня?</w:t>
       </w:r>
     </w:p>
     <w:p>
       <w:pPr>
-        <w:pStyle w:val="Heading3"/>
+        <w:pStyle w:val="Heading2"/>
       </w:pPr>
       <w:r>
         <w:rPr>
           <w:rFonts w:ascii="Arial Narrow" w:hAnsi="Arial Narrow"/>
           <w:b/>
-          <w:sz w:val="26"/>
+          <w:color w:val="000000"/>
+          <w:sz w:val="28"/>
         </w:rPr>
         <w:t>Глава 30. Ответ на предложенный вопрос</w:t>
       </w:r>
     </w:p>
     <w:p>
       <w:pPr>
-        <w:pStyle w:val="Heading3"/>
+        <w:pStyle w:val="Heading2"/>
       </w:pPr>
       <w:r>
         <w:rPr>
           <w:rFonts w:ascii="Arial Narrow" w:hAnsi="Arial Narrow"/>
           <w:b/>
-          <w:sz w:val="26"/>
+          <w:color w:val="000000"/>
+          <w:sz w:val="28"/>
         </w:rPr>
         <w:t>Глава 31. Жалки те, которые не удостаиваются временных искушений</w:t>
       </w:r>
     </w:p>
     <w:p>
       <w:pPr>
-        <w:pStyle w:val="Heading3"/>
+        <w:pStyle w:val="Heading2"/>
       </w:pPr>
       <w:r>
         <w:rPr>
           <w:rFonts w:ascii="Arial Narrow" w:hAnsi="Arial Narrow"/>
           <w:b/>
-          <w:sz w:val="26"/>
+          <w:color w:val="000000"/>
+          <w:sz w:val="28"/>
         </w:rPr>
         <w:t>Глава 32. О разности занятий и воли нечистых духов</w:t>
       </w:r>
     </w:p>
     <w:p>
       <w:pPr>
-        <w:pStyle w:val="Heading3"/>
+        <w:pStyle w:val="Heading2"/>
       </w:pPr>
       <w:r>
         <w:rPr>
           <w:rFonts w:ascii="Arial Narrow" w:hAnsi="Arial Narrow"/>
           <w:b/>
-          <w:sz w:val="26"/>
+          <w:color w:val="000000"/>
+          <w:sz w:val="28"/>
         </w:rPr>
         <w:t>Глава 33. Вопрос: отчего происходит такое различие злых духов?</w:t>
       </w:r>
     </w:p>
     <w:p>
       <w:pPr>
-        <w:pStyle w:val="Heading3"/>
+        <w:pStyle w:val="Heading2"/>
       </w:pPr>
       <w:r>
         <w:rPr>
           <w:rFonts w:ascii="Arial Narrow" w:hAnsi="Arial Narrow"/>
           <w:b/>
-          <w:sz w:val="26"/>
+          <w:color w:val="000000"/>
+          <w:sz w:val="28"/>
         </w:rPr>
         <w:t>Глава 34. Разрешение предложенного вопроса откладывается до другого времени</w:t>
       </w:r>
     </w:p>
     <w:p>
       <w:pPr>
-        <w:pStyle w:val="Heading2"/>
+        <w:pStyle w:val="Heading1"/>
       </w:pPr>
       <w:r>
         <w:rPr>
           <w:rFonts w:ascii="Arial Narrow" w:hAnsi="Arial Narrow"/>
           <w:b/>
-          <w:sz w:val="32"/>
+          <w:color w:val="000000"/>
+          <w:sz w:val="36"/>
         </w:rPr>
         <w:t>Восьмое собеседование аввы Серена (второе). О начальствах и властях</w:t>
       </w:r>
     </w:p>
     <w:p>
       <w:pPr>
-        <w:pStyle w:val="Heading3"/>
+        <w:pStyle w:val="Heading2"/>
       </w:pPr>
       <w:r>
         <w:rPr>
           <w:rFonts w:ascii="Arial Narrow" w:hAnsi="Arial Narrow"/>
           <w:b/>
-          <w:sz w:val="26"/>
+          <w:color w:val="000000"/>
+          <w:sz w:val="28"/>
         </w:rPr>
         <w:t>Глава 1</w:t>
       </w:r>
     </w:p>
     <w:p>
       <w:pPr>
-        <w:pStyle w:val="Heading3"/>
+        <w:pStyle w:val="Heading2"/>
       </w:pPr>
       <w:r>
         <w:rPr>
           <w:rFonts w:ascii="Arial Narrow" w:hAnsi="Arial Narrow"/>
           <w:b/>
-          <w:sz w:val="26"/>
+          <w:color w:val="000000"/>
+          <w:sz w:val="28"/>
         </w:rPr>
         <w:t>Глава 2. Второй вопрос о различии злых духов</w:t>
       </w:r>
     </w:p>
     <w:p>
       <w:pPr>
-        <w:pStyle w:val="Heading3"/>
+        <w:pStyle w:val="Heading2"/>
       </w:pPr>
       <w:r>
         <w:rPr>
           <w:rFonts w:ascii="Arial Narrow" w:hAnsi="Arial Narrow"/>
           <w:b/>
-          <w:sz w:val="26"/>
+          <w:color w:val="000000"/>
+          <w:sz w:val="28"/>
         </w:rPr>
         <w:t>Глава 3. Ответ о многообразной пище Священного Писания</w:t>
       </w:r>
     </w:p>
     <w:p>
       <w:pPr>
-        <w:pStyle w:val="Heading3"/>
+        <w:pStyle w:val="Heading2"/>
       </w:pPr>
       <w:r>
         <w:rPr>
           <w:rFonts w:ascii="Arial Narrow" w:hAnsi="Arial Narrow"/>
           <w:b/>
-          <w:sz w:val="26"/>
+          <w:color w:val="000000"/>
+          <w:sz w:val="28"/>
         </w:rPr>
         <w:t>Глава 4. О двояком смысле священного писания</w:t>
       </w:r>
     </w:p>
     <w:p>
       <w:pPr>
-        <w:pStyle w:val="Heading3"/>
+        <w:pStyle w:val="Heading2"/>
       </w:pPr>
       <w:r>
         <w:rPr>
           <w:rFonts w:ascii="Arial Narrow" w:hAnsi="Arial Narrow"/>
           <w:b/>
-          <w:sz w:val="26"/>
+          <w:color w:val="000000"/>
+          <w:sz w:val="28"/>
         </w:rPr>
         <w:t>Глава 5. Предложенный вопрос должен считаться средним, проблематическим</w:t>
       </w:r>
     </w:p>
     <w:p>
       <w:pPr>
-        <w:pStyle w:val="Heading3"/>
+        <w:pStyle w:val="Heading2"/>
       </w:pPr>
       <w:r>
         <w:rPr>
           <w:rFonts w:ascii="Arial Narrow" w:hAnsi="Arial Narrow"/>
           <w:b/>
-          <w:sz w:val="26"/>
+          <w:color w:val="000000"/>
+          <w:sz w:val="28"/>
         </w:rPr>
         <w:t>Глава 6. Богом не сотворено ничего злого</w:t>
       </w:r>
     </w:p>
     <w:p>
       <w:pPr>
-        <w:pStyle w:val="Heading3"/>
+        <w:pStyle w:val="Heading2"/>
       </w:pPr>
       <w:r>
         <w:rPr>
           <w:rFonts w:ascii="Arial Narrow" w:hAnsi="Arial Narrow"/>
           <w:b/>
-          <w:sz w:val="26"/>
+          <w:color w:val="000000"/>
+          <w:sz w:val="28"/>
         </w:rPr>
         <w:t>Глава 7. О сотворении начальств, или властей</w:t>
       </w:r>
     </w:p>
     <w:p>
       <w:pPr>
-        <w:pStyle w:val="Heading3"/>
+        <w:pStyle w:val="Heading2"/>
       </w:pPr>
       <w:r>
         <w:rPr>
           <w:rFonts w:ascii="Arial Narrow" w:hAnsi="Arial Narrow"/>
           <w:b/>
-          <w:sz w:val="26"/>
+          <w:color w:val="000000"/>
+          <w:sz w:val="28"/>
         </w:rPr>
         <w:t>Глава 8. О падении дьявола и ангелов</w:t>
       </w:r>
     </w:p>
     <w:p>
       <w:pPr>
-        <w:pStyle w:val="Heading3"/>
+        <w:pStyle w:val="Heading2"/>
       </w:pPr>
       <w:r>
         <w:rPr>
           <w:rFonts w:ascii="Arial Narrow" w:hAnsi="Arial Narrow"/>
           <w:b/>
-          <w:sz w:val="26"/>
+          <w:color w:val="000000"/>
+          <w:sz w:val="28"/>
         </w:rPr>
         <w:t>Глава 9. Вопрос: падение дьявола не от обольщения ли Евы последовало?</w:t>
       </w:r>
     </w:p>
     <w:p>
       <w:pPr>
-        <w:pStyle w:val="Heading3"/>
+        <w:pStyle w:val="Heading2"/>
       </w:pPr>
       <w:r>
         <w:rPr>
           <w:rFonts w:ascii="Arial Narrow" w:hAnsi="Arial Narrow"/>
           <w:b/>
-          <w:sz w:val="26"/>
+          <w:color w:val="000000"/>
+          <w:sz w:val="28"/>
         </w:rPr>
         <w:t>Глава 10. Ответ о начале падения дьявола</w:t>
       </w:r>
     </w:p>
     <w:p>
       <w:pPr>
-        <w:pStyle w:val="Heading3"/>
+        <w:pStyle w:val="Heading2"/>
       </w:pPr>
       <w:r>
         <w:rPr>
           <w:rFonts w:ascii="Arial Narrow" w:hAnsi="Arial Narrow"/>
           <w:b/>
-          <w:sz w:val="26"/>
+          <w:color w:val="000000"/>
+          <w:sz w:val="28"/>
         </w:rPr>
         <w:t>Глава 11. О наказании обольщающего и обольщаемого</w:t>
       </w:r>
     </w:p>
     <w:p>
       <w:pPr>
-        <w:pStyle w:val="Heading3"/>
+        <w:pStyle w:val="Heading2"/>
       </w:pPr>
       <w:r>
         <w:rPr>
           <w:rFonts w:ascii="Arial Narrow" w:hAnsi="Arial Narrow"/>
           <w:b/>
-          <w:sz w:val="26"/>
+          <w:color w:val="000000"/>
+          <w:sz w:val="28"/>
         </w:rPr>
         <w:t>Глава 12. О скоплении и беспокойстве демонов, пребывающих в воздухе</w:t>
       </w:r>
     </w:p>
     <w:p>
       <w:pPr>
-        <w:pStyle w:val="Heading3"/>
+        <w:pStyle w:val="Heading2"/>
       </w:pPr>
       <w:r>
         <w:rPr>
           <w:rFonts w:ascii="Arial Narrow" w:hAnsi="Arial Narrow"/>
           <w:b/>
-          <w:sz w:val="26"/>
+          <w:color w:val="000000"/>
+          <w:sz w:val="28"/>
         </w:rPr>
         <w:t>Глава 13. Злые духи и между собою ведут такую же борьбу, какую ведут с людьми</w:t>
       </w:r>
     </w:p>
     <w:p>
       <w:pPr>
-        <w:pStyle w:val="Heading3"/>
+        <w:pStyle w:val="Heading2"/>
       </w:pPr>
       <w:r>
         <w:rPr>
           <w:rFonts w:ascii="Arial Narrow" w:hAnsi="Arial Narrow"/>
           <w:b/>
-          <w:sz w:val="26"/>
+          <w:color w:val="000000"/>
+          <w:sz w:val="28"/>
         </w:rPr>
         <w:t>Глава 14. Отчего злые духи получили имена властей или начальств</w:t>
       </w:r>
     </w:p>
     <w:p>
       <w:pPr>
-        <w:pStyle w:val="Heading3"/>
+        <w:pStyle w:val="Heading2"/>
       </w:pPr>
       <w:r>
         <w:rPr>
           <w:rFonts w:ascii="Arial Narrow" w:hAnsi="Arial Narrow"/>
           <w:b/>
-          <w:sz w:val="26"/>
+          <w:color w:val="000000"/>
+          <w:sz w:val="28"/>
         </w:rPr>
         <w:t>Глава 15. Не без причины даны святым небесным силам имена ангелов или архангелов</w:t>
       </w:r>
     </w:p>
     <w:p>
       <w:pPr>
-        <w:pStyle w:val="Heading3"/>
+        <w:pStyle w:val="Heading2"/>
       </w:pPr>
       <w:r>
         <w:rPr>
           <w:rFonts w:ascii="Arial Narrow" w:hAnsi="Arial Narrow"/>
           <w:b/>
-          <w:sz w:val="26"/>
+          <w:color w:val="000000"/>
+          <w:sz w:val="28"/>
         </w:rPr>
         <w:t>Глава 16. О подчинении демонов своим начальствам</w:t>
       </w:r>
     </w:p>
     <w:p>
       <w:pPr>
-        <w:pStyle w:val="Heading3"/>
+        <w:pStyle w:val="Heading2"/>
       </w:pPr>
       <w:r>
         <w:rPr>
           <w:rFonts w:ascii="Arial Narrow" w:hAnsi="Arial Narrow"/>
           <w:b/>
-          <w:sz w:val="26"/>
+          <w:color w:val="000000"/>
+          <w:sz w:val="28"/>
         </w:rPr>
         <w:t>Глава 17. При каждом человеке всегда находятся ангел и бес</w:t>
       </w:r>
     </w:p>
     <w:p>
       <w:pPr>
-        <w:pStyle w:val="Heading3"/>
+        <w:pStyle w:val="Heading2"/>
       </w:pPr>
       <w:r>
         <w:rPr>
           <w:rFonts w:ascii="Arial Narrow" w:hAnsi="Arial Narrow"/>
           <w:b/>
-          <w:sz w:val="26"/>
+          <w:color w:val="000000"/>
+          <w:sz w:val="28"/>
         </w:rPr>
         <w:t>Глава 18. Разность злости у злых духов подтверждается свидетельством двух философов</w:t>
       </w:r>
     </w:p>
     <w:p>
       <w:pPr>
-        <w:pStyle w:val="Heading3"/>
+        <w:pStyle w:val="Heading2"/>
       </w:pPr>
       <w:r>
         <w:rPr>
           <w:rFonts w:ascii="Arial Narrow" w:hAnsi="Arial Narrow"/>
           <w:b/>
-          <w:sz w:val="26"/>
+          <w:color w:val="000000"/>
+          <w:sz w:val="28"/>
         </w:rPr>
         <w:t>Глава 19. Демоны ничего не могут сделать людям, если сперва не овладеют их душою</w:t>
       </w:r>
     </w:p>
     <w:p>
       <w:pPr>
-        <w:pStyle w:val="Heading3"/>
+        <w:pStyle w:val="Heading2"/>
       </w:pPr>
       <w:r>
         <w:rPr>
           <w:rFonts w:ascii="Arial Narrow" w:hAnsi="Arial Narrow"/>
           <w:b/>
-          <w:sz w:val="26"/>
+          <w:color w:val="000000"/>
+          <w:sz w:val="28"/>
         </w:rPr>
         <w:t>Глава 20. Вопрос о павших ангелах, о которых в книге бытия говорится, что имели сожительство с дочерями человеческими</w:t>
       </w:r>
     </w:p>
     <w:p>
       <w:pPr>
-        <w:pStyle w:val="Heading3"/>
+        <w:pStyle w:val="Heading2"/>
       </w:pPr>
       <w:r>
         <w:rPr>
           <w:rFonts w:ascii="Arial Narrow" w:hAnsi="Arial Narrow"/>
           <w:b/>
-          <w:sz w:val="26"/>
+          <w:color w:val="000000"/>
+          <w:sz w:val="28"/>
         </w:rPr>
         <w:t>Глава 21. Разрешение предложенного вопроса</w:t>
       </w:r>
     </w:p>
     <w:p>
       <w:pPr>
-        <w:pStyle w:val="Heading3"/>
+        <w:pStyle w:val="Heading2"/>
       </w:pPr>
       <w:r>
         <w:rPr>
           <w:rFonts w:ascii="Arial Narrow" w:hAnsi="Arial Narrow"/>
           <w:b/>
-          <w:sz w:val="26"/>
+          <w:color w:val="000000"/>
+          <w:sz w:val="28"/>
         </w:rPr>
         <w:t>Глава 22. Возражение: как нечестивое смешение с дочерями Каина могло вмениться в грех роду Сифа прежде запрещающего закона?</w:t>
       </w:r>
     </w:p>
     <w:p>
       <w:pPr>
-        <w:pStyle w:val="Heading3"/>
+        <w:pStyle w:val="Heading2"/>
       </w:pPr>
       <w:r>
         <w:rPr>
           <w:rFonts w:ascii="Arial Narrow" w:hAnsi="Arial Narrow"/>
           <w:b/>
-          <w:sz w:val="26"/>
+          <w:color w:val="000000"/>
+          <w:sz w:val="28"/>
         </w:rPr>
         <w:t>Глава 23. Ответ: вначале люди по закону естественному подлежали суду, или наказанию</w:t>
       </w:r>
     </w:p>
     <w:p>
       <w:pPr>
-        <w:pStyle w:val="Heading3"/>
+        <w:pStyle w:val="Heading2"/>
       </w:pPr>
       <w:r>
         <w:rPr>
           <w:rFonts w:ascii="Arial Narrow" w:hAnsi="Arial Narrow"/>
           <w:b/>
-          <w:sz w:val="26"/>
+          <w:color w:val="000000"/>
+          <w:sz w:val="28"/>
         </w:rPr>
         <w:t>Глава 24. Согрешившие прежде потопа наказаны справедливо</w:t>
       </w:r>
     </w:p>
     <w:p>
       <w:pPr>
-        <w:pStyle w:val="Heading3"/>
+        <w:pStyle w:val="Heading2"/>
       </w:pPr>
       <w:r>
         <w:rPr>
           <w:rFonts w:ascii="Arial Narrow" w:hAnsi="Arial Narrow"/>
           <w:b/>
-          <w:sz w:val="26"/>
+          <w:color w:val="000000"/>
+          <w:sz w:val="28"/>
         </w:rPr>
         <w:t>Глава 25. Как следует понимать сказанное в Евангелии о дьяволе, что он есть ложь и отец лжи</w:t>
       </w:r>
     </w:p>
     <w:p>
       <w:pPr>
-        <w:pStyle w:val="Heading2"/>
+        <w:pStyle w:val="Heading1"/>
       </w:pPr>
       <w:r>
         <w:rPr>
           <w:rFonts w:ascii="Arial Narrow" w:hAnsi="Arial Narrow"/>
           <w:b/>
-          <w:sz w:val="32"/>
+          <w:color w:val="000000"/>
+          <w:sz w:val="36"/>
         </w:rPr>
         <w:t>Девятое собеседование аввы Исаака Скитского (первое). О молитве</w:t>
       </w:r>
     </w:p>
     <w:p>
       <w:pPr>
-        <w:pStyle w:val="Heading3"/>
+        <w:pStyle w:val="Heading2"/>
       </w:pPr>
       <w:r>
         <w:rPr>
           <w:rFonts w:ascii="Arial Narrow" w:hAnsi="Arial Narrow"/>
           <w:b/>
-          <w:sz w:val="26"/>
+          <w:color w:val="000000"/>
+          <w:sz w:val="28"/>
         </w:rPr>
         <w:t>Глава 1</w:t>
       </w:r>
     </w:p>
     <w:p>
       <w:pPr>
-        <w:pStyle w:val="Heading3"/>
+        <w:pStyle w:val="Heading2"/>
       </w:pPr>
       <w:r>
         <w:rPr>
           <w:rFonts w:ascii="Arial Narrow" w:hAnsi="Arial Narrow"/>
           <w:b/>
-          <w:sz w:val="26"/>
+          <w:color w:val="000000"/>
+          <w:sz w:val="28"/>
         </w:rPr>
         <w:t>Глава 2. Учение аввы Исаака о качестве молитвы</w:t>
       </w:r>
     </w:p>
     <w:p>
       <w:pPr>
-        <w:pStyle w:val="Heading3"/>
+        <w:pStyle w:val="Heading2"/>
       </w:pPr>
       <w:r>
         <w:rPr>
           <w:rFonts w:ascii="Arial Narrow" w:hAnsi="Arial Narrow"/>
           <w:b/>
-          <w:sz w:val="26"/>
+          <w:color w:val="000000"/>
+          <w:sz w:val="28"/>
         </w:rPr>
         <w:t>Глава 3. Что нужно, чтобы молитва была чистая, задушевная?</w:t>
       </w:r>
     </w:p>
     <w:p>
       <w:pPr>
-        <w:pStyle w:val="Heading3"/>
+        <w:pStyle w:val="Heading2"/>
       </w:pPr>
       <w:r>
         <w:rPr>
           <w:rFonts w:ascii="Arial Narrow" w:hAnsi="Arial Narrow"/>
           <w:b/>
-          <w:sz w:val="26"/>
+          <w:color w:val="000000"/>
+          <w:sz w:val="28"/>
         </w:rPr>
         <w:t>Глава 4. О подвижности души, сравниваемой с пухом</w:t>
       </w:r>
     </w:p>
     <w:p>
       <w:pPr>
-        <w:pStyle w:val="Heading3"/>
+        <w:pStyle w:val="Heading2"/>
       </w:pPr>
       <w:r>
         <w:rPr>
           <w:rFonts w:ascii="Arial Narrow" w:hAnsi="Arial Narrow"/>
           <w:b/>
-          <w:sz w:val="26"/>
+          <w:color w:val="000000"/>
+          <w:sz w:val="28"/>
         </w:rPr>
         <w:t>Глава 5. О причинах, отягощающих наш дух</w:t>
       </w:r>
     </w:p>
     <w:p>
       <w:pPr>
-        <w:pStyle w:val="Heading3"/>
+        <w:pStyle w:val="Heading2"/>
       </w:pPr>
       <w:r>
         <w:rPr>
           <w:rFonts w:ascii="Arial Narrow" w:hAnsi="Arial Narrow"/>
           <w:b/>
-          <w:sz w:val="26"/>
+          <w:color w:val="000000"/>
+          <w:sz w:val="28"/>
         </w:rPr>
         <w:t>Глава 6. О видении одного старца касательно беспокойного труда одного брата</w:t>
       </w:r>
     </w:p>
     <w:p>
       <w:pPr>
-        <w:pStyle w:val="Heading3"/>
+        <w:pStyle w:val="Heading2"/>
       </w:pPr>
       <w:r>
         <w:rPr>
           <w:rFonts w:ascii="Arial Narrow" w:hAnsi="Arial Narrow"/>
           <w:b/>
-          <w:sz w:val="26"/>
+          <w:color w:val="000000"/>
+          <w:sz w:val="28"/>
         </w:rPr>
         <w:t>Глава 7. Что труднее: сохранять благие помыслы или приобретать их?</w:t>
       </w:r>
     </w:p>
     <w:p>
       <w:pPr>
-        <w:pStyle w:val="Heading3"/>
+        <w:pStyle w:val="Heading2"/>
       </w:pPr>
       <w:r>
         <w:rPr>
           <w:rFonts w:ascii="Arial Narrow" w:hAnsi="Arial Narrow"/>
           <w:b/>
-          <w:sz w:val="26"/>
+          <w:color w:val="000000"/>
+          <w:sz w:val="28"/>
         </w:rPr>
         <w:t>Глава 8. Ответ о разных качествах молитвы</w:t>
       </w:r>
     </w:p>
     <w:p>
       <w:pPr>
-        <w:pStyle w:val="Heading3"/>
+        <w:pStyle w:val="Heading2"/>
       </w:pPr>
       <w:r>
         <w:rPr>
           <w:rFonts w:ascii="Arial Narrow" w:hAnsi="Arial Narrow"/>
           <w:b/>
-          <w:sz w:val="26"/>
+          <w:color w:val="000000"/>
+          <w:sz w:val="28"/>
         </w:rPr>
         <w:t>Глава 9. О четырех видах молитв</w:t>
       </w:r>
     </w:p>
     <w:p>
       <w:pPr>
-        <w:pStyle w:val="Heading3"/>
+        <w:pStyle w:val="Heading2"/>
       </w:pPr>
       <w:r>
         <w:rPr>
           <w:rFonts w:ascii="Arial Narrow" w:hAnsi="Arial Narrow"/>
           <w:b/>
-          <w:sz w:val="26"/>
+          <w:color w:val="000000"/>
+          <w:sz w:val="28"/>
         </w:rPr>
         <w:t>Глава 10. О порядке видов молитвы</w:t>
       </w:r>
     </w:p>
     <w:p>
       <w:pPr>
-        <w:pStyle w:val="Heading3"/>
+        <w:pStyle w:val="Heading2"/>
       </w:pPr>
       <w:r>
         <w:rPr>
           <w:rFonts w:ascii="Arial Narrow" w:hAnsi="Arial Narrow"/>
           <w:b/>
-          <w:sz w:val="26"/>
+          <w:color w:val="000000"/>
+          <w:sz w:val="28"/>
         </w:rPr>
         <w:t>Глава 11. О молитве (absecratione)</w:t>
       </w:r>
     </w:p>
     <w:p>
       <w:pPr>
-        <w:pStyle w:val="Heading3"/>
+        <w:pStyle w:val="Heading2"/>
       </w:pPr>
       <w:r>
         <w:rPr>
           <w:rFonts w:ascii="Arial Narrow" w:hAnsi="Arial Narrow"/>
           <w:b/>
-          <w:sz w:val="26"/>
+          <w:color w:val="000000"/>
+          <w:sz w:val="28"/>
         </w:rPr>
         <w:t>Глава 12. О молении (oratione)</w:t>
       </w:r>
     </w:p>
     <w:p>
       <w:pPr>
-        <w:pStyle w:val="Heading3"/>
+        <w:pStyle w:val="Heading2"/>
       </w:pPr>
       <w:r>
         <w:rPr>
           <w:rFonts w:ascii="Arial Narrow" w:hAnsi="Arial Narrow"/>
           <w:b/>
-          <w:sz w:val="26"/>
+          <w:color w:val="000000"/>
+          <w:sz w:val="28"/>
         </w:rPr>
         <w:t>Глава 13. О прошении (postulatione)</w:t>
       </w:r>
     </w:p>
     <w:p>
       <w:pPr>
-        <w:pStyle w:val="Heading3"/>
+        <w:pStyle w:val="Heading2"/>
       </w:pPr>
       <w:r>
         <w:rPr>
           <w:rFonts w:ascii="Arial Narrow" w:hAnsi="Arial Narrow"/>
           <w:b/>
-          <w:sz w:val="26"/>
+          <w:color w:val="000000"/>
+          <w:sz w:val="28"/>
         </w:rPr>
         <w:t>Глава 14. О благодарении</w:t>
       </w:r>
     </w:p>
     <w:p>
       <w:pPr>
-        <w:pStyle w:val="Heading3"/>
+        <w:pStyle w:val="Heading2"/>
       </w:pPr>
       <w:r>
         <w:rPr>
           <w:rFonts w:ascii="Arial Narrow" w:hAnsi="Arial Narrow"/>
           <w:b/>
-          <w:sz w:val="26"/>
+          <w:color w:val="000000"/>
+          <w:sz w:val="28"/>
         </w:rPr>
         <w:t>Глава 15. Всем ли необходимы четыре вида молитв и вместе или каждому порознь и отдельно?</w:t>
       </w:r>
     </w:p>
     <w:p>
       <w:pPr>
-        <w:pStyle w:val="Heading3"/>
+        <w:pStyle w:val="Heading2"/>
       </w:pPr>
       <w:r>
         <w:rPr>
           <w:rFonts w:ascii="Arial Narrow" w:hAnsi="Arial Narrow"/>
           <w:b/>
-          <w:sz w:val="26"/>
+          <w:color w:val="000000"/>
+          <w:sz w:val="28"/>
         </w:rPr>
         <w:t>Глава 16. Восходить к означенным видам молитв следует постепенно</w:t>
       </w:r>
     </w:p>
     <w:p>
       <w:pPr>
-        <w:pStyle w:val="Heading3"/>
+        <w:pStyle w:val="Heading2"/>
       </w:pPr>
       <w:r>
         <w:rPr>
           <w:rFonts w:ascii="Arial Narrow" w:hAnsi="Arial Narrow"/>
           <w:b/>
-          <w:sz w:val="26"/>
+          <w:color w:val="000000"/>
+          <w:sz w:val="28"/>
         </w:rPr>
         <w:t>Глава 17. И Христос употреблял эти четыре вида молитв</w:t>
       </w:r>
     </w:p>
     <w:p>
       <w:pPr>
-        <w:pStyle w:val="Heading3"/>
+        <w:pStyle w:val="Heading2"/>
       </w:pPr>
       <w:r>
         <w:rPr>
           <w:rFonts w:ascii="Arial Narrow" w:hAnsi="Arial Narrow"/>
           <w:b/>
-          <w:sz w:val="26"/>
+          <w:color w:val="000000"/>
+          <w:sz w:val="28"/>
         </w:rPr>
         <w:t>Глава 18. О молитве Господней</w:t>
       </w:r>
     </w:p>
     <w:p>
       <w:pPr>
-        <w:pStyle w:val="Heading3"/>
+        <w:pStyle w:val="Heading2"/>
       </w:pPr>
       <w:r>
         <w:rPr>
           <w:rFonts w:ascii="Arial Narrow" w:hAnsi="Arial Narrow"/>
           <w:b/>
-          <w:sz w:val="26"/>
+          <w:color w:val="000000"/>
+          <w:sz w:val="28"/>
         </w:rPr>
         <w:t>Глава 19. О словах:«да приидет царствие Твое»</w:t>
       </w:r>
     </w:p>
     <w:p>
       <w:pPr>
-        <w:pStyle w:val="Heading3"/>
+        <w:pStyle w:val="Heading2"/>
       </w:pPr>
       <w:r>
         <w:rPr>
           <w:rFonts w:ascii="Arial Narrow" w:hAnsi="Arial Narrow"/>
           <w:b/>
-          <w:sz w:val="26"/>
+          <w:color w:val="000000"/>
+          <w:sz w:val="28"/>
         </w:rPr>
         <w:t>Глава 20. О словах:«да будет воля Твоя»</w:t>
       </w:r>
     </w:p>
     <w:p>
       <w:pPr>
-        <w:pStyle w:val="Heading3"/>
+        <w:pStyle w:val="Heading2"/>
       </w:pPr>
       <w:r>
         <w:rPr>
           <w:rFonts w:ascii="Arial Narrow" w:hAnsi="Arial Narrow"/>
           <w:b/>
-          <w:sz w:val="26"/>
+          <w:color w:val="000000"/>
+          <w:sz w:val="28"/>
         </w:rPr>
         <w:t>Глава 21.«Хлеб наш насущный дай нам на сей день»</w:t>
       </w:r>
     </w:p>
     <w:p>
       <w:pPr>
-        <w:pStyle w:val="Heading3"/>
+        <w:pStyle w:val="Heading2"/>
       </w:pPr>
       <w:r>
         <w:rPr>
           <w:rFonts w:ascii="Arial Narrow" w:hAnsi="Arial Narrow"/>
           <w:b/>
-          <w:sz w:val="26"/>
+          <w:color w:val="000000"/>
+          <w:sz w:val="28"/>
         </w:rPr>
         <w:t>Глава 22.«Прости нам долги наши»</w:t>
       </w:r>
     </w:p>
     <w:p>
       <w:pPr>
-        <w:pStyle w:val="Heading3"/>
+        <w:pStyle w:val="Heading2"/>
       </w:pPr>
       <w:r>
         <w:rPr>
           <w:rFonts w:ascii="Arial Narrow" w:hAnsi="Arial Narrow"/>
           <w:b/>
-          <w:sz w:val="26"/>
+          <w:color w:val="000000"/>
+          <w:sz w:val="28"/>
         </w:rPr>
         <w:t>Глава 23. О словах:«не введи нас в искушение»</w:t>
       </w:r>
     </w:p>
     <w:p>
       <w:pPr>
-        <w:pStyle w:val="Heading3"/>
+        <w:pStyle w:val="Heading2"/>
       </w:pPr>
       <w:r>
         <w:rPr>
           <w:rFonts w:ascii="Arial Narrow" w:hAnsi="Arial Narrow"/>
           <w:b/>
-          <w:sz w:val="26"/>
+          <w:color w:val="000000"/>
+          <w:sz w:val="28"/>
         </w:rPr>
         <w:t>Глава 24. Не следует просить чего-либо другого, кроме того, что содержится в молитве Господней</w:t>
       </w:r>
     </w:p>
     <w:p>
       <w:pPr>
-        <w:pStyle w:val="Heading3"/>
+        <w:pStyle w:val="Heading2"/>
       </w:pPr>
       <w:r>
         <w:rPr>
           <w:rFonts w:ascii="Arial Narrow" w:hAnsi="Arial Narrow"/>
           <w:b/>
-          <w:sz w:val="26"/>
+          <w:color w:val="000000"/>
+          <w:sz w:val="28"/>
         </w:rPr>
         <w:t>Глава 25. О качестве высшей молитвы</w:t>
       </w:r>
     </w:p>
     <w:p>
       <w:pPr>
-        <w:pStyle w:val="Heading3"/>
+        <w:pStyle w:val="Heading2"/>
       </w:pPr>
       <w:r>
         <w:rPr>
           <w:rFonts w:ascii="Arial Narrow" w:hAnsi="Arial Narrow"/>
           <w:b/>
-          <w:sz w:val="26"/>
+          <w:color w:val="000000"/>
+          <w:sz w:val="28"/>
         </w:rPr>
         <w:t>Глава 26. Горячность духа молитвы разными способами возбуждается</w:t>
       </w:r>
     </w:p>
     <w:p>
       <w:pPr>
-        <w:pStyle w:val="Heading3"/>
+        <w:pStyle w:val="Heading2"/>
       </w:pPr>
       <w:r>
         <w:rPr>
           <w:rFonts w:ascii="Arial Narrow" w:hAnsi="Arial Narrow"/>
           <w:b/>
-          <w:sz w:val="26"/>
+          <w:color w:val="000000"/>
+          <w:sz w:val="28"/>
         </w:rPr>
         <w:t>Глава 27. О разных проявлениях сокрушения в молитве</w:t>
       </w:r>
     </w:p>
     <w:p>
       <w:pPr>
-        <w:pStyle w:val="Heading3"/>
+        <w:pStyle w:val="Heading2"/>
       </w:pPr>
       <w:r>
         <w:rPr>
           <w:rFonts w:ascii="Arial Narrow" w:hAnsi="Arial Narrow"/>
           <w:b/>
-          <w:sz w:val="26"/>
+          <w:color w:val="000000"/>
+          <w:sz w:val="28"/>
         </w:rPr>
         <w:t>Глава 28. Вопрос о том, что излияние слез не состоит в нашей власти</w:t>
       </w:r>
     </w:p>
     <w:p>
       <w:pPr>
-        <w:pStyle w:val="Heading3"/>
+        <w:pStyle w:val="Heading2"/>
       </w:pPr>
       <w:r>
         <w:rPr>
           <w:rFonts w:ascii="Arial Narrow" w:hAnsi="Arial Narrow"/>
           <w:b/>
-          <w:sz w:val="26"/>
+          <w:color w:val="000000"/>
+          <w:sz w:val="28"/>
         </w:rPr>
         <w:t>Глава 29. Ответ о различии духовных слез</w:t>
       </w:r>
     </w:p>
     <w:p>
       <w:pPr>
-        <w:pStyle w:val="Heading3"/>
+        <w:pStyle w:val="Heading2"/>
       </w:pPr>
       <w:r>
         <w:rPr>
           <w:rFonts w:ascii="Arial Narrow" w:hAnsi="Arial Narrow"/>
           <w:b/>
-          <w:sz w:val="26"/>
+          <w:color w:val="000000"/>
+          <w:sz w:val="28"/>
         </w:rPr>
         <w:t>Глава 30. Не нужно стараться извлекать слезы, когда они не текут сами собою</w:t>
       </w:r>
     </w:p>
     <w:p>
       <w:pPr>
-        <w:pStyle w:val="Heading3"/>
+        <w:pStyle w:val="Heading2"/>
       </w:pPr>
       <w:r>
         <w:rPr>
           <w:rFonts w:ascii="Arial Narrow" w:hAnsi="Arial Narrow"/>
           <w:b/>
-          <w:sz w:val="26"/>
+          <w:color w:val="000000"/>
+          <w:sz w:val="28"/>
         </w:rPr>
         <w:t>Глава 31. Мнение аввы Антония о стоянии на молитве</w:t>
       </w:r>
     </w:p>
     <w:p>
       <w:pPr>
-        <w:pStyle w:val="Heading3"/>
+        <w:pStyle w:val="Heading2"/>
       </w:pPr>
       <w:r>
         <w:rPr>
           <w:rFonts w:ascii="Arial Narrow" w:hAnsi="Arial Narrow"/>
           <w:b/>
-          <w:sz w:val="26"/>
+          <w:color w:val="000000"/>
+          <w:sz w:val="28"/>
         </w:rPr>
         <w:t>Глава 32. О знаке услышания молитвы</w:t>
       </w:r>
     </w:p>
     <w:p>
       <w:pPr>
-        <w:pStyle w:val="Heading3"/>
+        <w:pStyle w:val="Heading2"/>
       </w:pPr>
       <w:r>
         <w:rPr>
           <w:rFonts w:ascii="Arial Narrow" w:hAnsi="Arial Narrow"/>
           <w:b/>
-          <w:sz w:val="26"/>
+          <w:color w:val="000000"/>
+          <w:sz w:val="28"/>
         </w:rPr>
         <w:t>Глава 33. Возражение: надежда на услышание, кажется, приличествует только святым</w:t>
       </w:r>
     </w:p>
     <w:p>
       <w:pPr>
-        <w:pStyle w:val="Heading3"/>
+        <w:pStyle w:val="Heading2"/>
       </w:pPr>
       <w:r>
         <w:rPr>
           <w:rFonts w:ascii="Arial Narrow" w:hAnsi="Arial Narrow"/>
           <w:b/>
-          <w:sz w:val="26"/>
+          <w:color w:val="000000"/>
+          <w:sz w:val="28"/>
         </w:rPr>
         <w:t>Глава 34. Ответ о разных причинах услышания молитвы</w:t>
       </w:r>
     </w:p>
     <w:p>
       <w:pPr>
-        <w:pStyle w:val="Heading3"/>
+        <w:pStyle w:val="Heading2"/>
       </w:pPr>
       <w:r>
         <w:rPr>
           <w:rFonts w:ascii="Arial Narrow" w:hAnsi="Arial Narrow"/>
           <w:b/>
-          <w:sz w:val="26"/>
+          <w:color w:val="000000"/>
+          <w:sz w:val="28"/>
         </w:rPr>
         <w:t>Глава 35. О совершении молитвы внутри кельи, по затворении дверей</w:t>
       </w:r>
     </w:p>
     <w:p>
       <w:pPr>
-        <w:pStyle w:val="Heading3"/>
+        <w:pStyle w:val="Heading2"/>
       </w:pPr>
       <w:r>
         <w:rPr>
           <w:rFonts w:ascii="Arial Narrow" w:hAnsi="Arial Narrow"/>
           <w:b/>
-          <w:sz w:val="26"/>
+          <w:color w:val="000000"/>
+          <w:sz w:val="28"/>
         </w:rPr>
         <w:t>Глава 36. О пользе краткой и безмолвной молитвы</w:t>
       </w:r>
     </w:p>
     <w:p>
       <w:pPr>
-        <w:pStyle w:val="Heading2"/>
+        <w:pStyle w:val="Heading1"/>
       </w:pPr>
       <w:r>
         <w:rPr>
           <w:rFonts w:ascii="Arial Narrow" w:hAnsi="Arial Narrow"/>
           <w:b/>
-          <w:sz w:val="32"/>
+          <w:color w:val="000000"/>
+          <w:sz w:val="36"/>
         </w:rPr>
         <w:t>Десятое собеседование аввы Исаака Скитского (второе). О молитве</w:t>
       </w:r>
     </w:p>
     <w:p>
       <w:pPr>
-        <w:pStyle w:val="Heading3"/>
+        <w:pStyle w:val="Heading2"/>
       </w:pPr>
       <w:r>
         <w:rPr>
           <w:rFonts w:ascii="Arial Narrow" w:hAnsi="Arial Narrow"/>
           <w:b/>
-          <w:sz w:val="26"/>
+          <w:color w:val="000000"/>
+          <w:sz w:val="28"/>
         </w:rPr>
         <w:t>Глава 1</w:t>
       </w:r>
     </w:p>
     <w:p>
       <w:pPr>
-        <w:pStyle w:val="Heading3"/>
+        <w:pStyle w:val="Heading2"/>
       </w:pPr>
       <w:r>
         <w:rPr>
           <w:rFonts w:ascii="Arial Narrow" w:hAnsi="Arial Narrow"/>
           <w:b/>
-          <w:sz w:val="26"/>
+          <w:color w:val="000000"/>
+          <w:sz w:val="28"/>
         </w:rPr>
         <w:t>Глава 2. Об обычае праздновать Пасху в Египте</w:t>
       </w:r>
     </w:p>
     <w:p>
       <w:pPr>
-        <w:pStyle w:val="Heading3"/>
+        <w:pStyle w:val="Heading2"/>
       </w:pPr>
       <w:r>
         <w:rPr>
           <w:rFonts w:ascii="Arial Narrow" w:hAnsi="Arial Narrow"/>
           <w:b/>
-          <w:sz w:val="26"/>
+          <w:color w:val="000000"/>
+          <w:sz w:val="28"/>
         </w:rPr>
         <w:t>Глава 3. Серапион впал в ересь антропоморфистов</w:t>
       </w:r>
     </w:p>
     <w:p>
       <w:pPr>
-        <w:pStyle w:val="Heading3"/>
+        <w:pStyle w:val="Heading2"/>
       </w:pPr>
       <w:r>
         <w:rPr>
           <w:rFonts w:ascii="Arial Narrow" w:hAnsi="Arial Narrow"/>
           <w:b/>
-          <w:sz w:val="26"/>
+          <w:color w:val="000000"/>
+          <w:sz w:val="28"/>
         </w:rPr>
         <w:t>Глава 4. О возвращении к авве Исааку и выведении из заблуждения вышесказанного старца</w:t>
       </w:r>
     </w:p>
     <w:p>
       <w:pPr>
-        <w:pStyle w:val="Heading3"/>
+        <w:pStyle w:val="Heading2"/>
       </w:pPr>
       <w:r>
         <w:rPr>
           <w:rFonts w:ascii="Arial Narrow" w:hAnsi="Arial Narrow"/>
           <w:b/>
-          <w:sz w:val="26"/>
+          <w:color w:val="000000"/>
+          <w:sz w:val="28"/>
         </w:rPr>
         <w:t>Глава 5. Ответ о происхождении вышеупомянутой ереси</w:t>
       </w:r>
     </w:p>
     <w:p>
       <w:pPr>
-        <w:pStyle w:val="Heading3"/>
+        <w:pStyle w:val="Heading2"/>
       </w:pPr>
       <w:r>
         <w:rPr>
           <w:rFonts w:ascii="Arial Narrow" w:hAnsi="Arial Narrow"/>
           <w:b/>
-          <w:sz w:val="26"/>
+          <w:color w:val="000000"/>
+          <w:sz w:val="28"/>
         </w:rPr>
         <w:t>Глава 6. По каким причинам Иисус Христос кому-либо из нас является то смиренным, то славным?</w:t>
       </w:r>
     </w:p>
     <w:p>
       <w:pPr>
-        <w:pStyle w:val="Heading3"/>
+        <w:pStyle w:val="Heading2"/>
       </w:pPr>
       <w:r>
         <w:rPr>
           <w:rFonts w:ascii="Arial Narrow" w:hAnsi="Arial Narrow"/>
           <w:b/>
-          <w:sz w:val="26"/>
+          <w:color w:val="000000"/>
+          <w:sz w:val="28"/>
         </w:rPr>
         <w:t>Глава 7. В чем состоит цель и совершенство наших молитв</w:t>
       </w:r>
     </w:p>
     <w:p>
       <w:pPr>
-        <w:pStyle w:val="Heading3"/>
+        <w:pStyle w:val="Heading2"/>
       </w:pPr>
       <w:r>
         <w:rPr>
           <w:rFonts w:ascii="Arial Narrow" w:hAnsi="Arial Narrow"/>
           <w:b/>
-          <w:sz w:val="26"/>
+          <w:color w:val="000000"/>
+          <w:sz w:val="28"/>
         </w:rPr>
         <w:t>Глава 8. Вопрос: как научиться всегдашнему памятованию Бога?</w:t>
       </w:r>
     </w:p>
     <w:p>
       <w:pPr>
-        <w:pStyle w:val="Heading3"/>
+        <w:pStyle w:val="Heading2"/>
       </w:pPr>
       <w:r>
         <w:rPr>
           <w:rFonts w:ascii="Arial Narrow" w:hAnsi="Arial Narrow"/>
           <w:b/>
-          <w:sz w:val="26"/>
+          <w:color w:val="000000"/>
+          <w:sz w:val="28"/>
         </w:rPr>
         <w:t>Глава 9. Ответ на предложенный вопрос</w:t>
       </w:r>
     </w:p>
     <w:p>
       <w:pPr>
-        <w:pStyle w:val="Heading3"/>
+        <w:pStyle w:val="Heading2"/>
       </w:pPr>
       <w:r>
         <w:rPr>
           <w:rFonts w:ascii="Arial Narrow" w:hAnsi="Arial Narrow"/>
           <w:b/>
-          <w:sz w:val="26"/>
+          <w:color w:val="000000"/>
+          <w:sz w:val="28"/>
         </w:rPr>
         <w:t>Глава 10. Об установлении непрестанной молитвы</w:t>
       </w:r>
     </w:p>
     <w:p>
       <w:pPr>
-        <w:pStyle w:val="Heading3"/>
+        <w:pStyle w:val="Heading2"/>
       </w:pPr>
       <w:r>
         <w:rPr>
           <w:rFonts w:ascii="Arial Narrow" w:hAnsi="Arial Narrow"/>
           <w:b/>
-          <w:sz w:val="26"/>
+          <w:color w:val="000000"/>
+          <w:sz w:val="28"/>
         </w:rPr>
         <w:t>Глава 11. О совершенстве молитвы, которого можно достигнуть при помощи предыдущего наставления</w:t>
       </w:r>
     </w:p>
     <w:p>
       <w:pPr>
-        <w:pStyle w:val="Heading3"/>
+        <w:pStyle w:val="Heading2"/>
       </w:pPr>
       <w:r>
         <w:rPr>
           <w:rFonts w:ascii="Arial Narrow" w:hAnsi="Arial Narrow"/>
           <w:b/>
-          <w:sz w:val="26"/>
+          <w:color w:val="000000"/>
+          <w:sz w:val="28"/>
         </w:rPr>
         <w:t>Глава 12. Вопрос: как помыслы удержать от рассеяния?</w:t>
       </w:r>
     </w:p>
     <w:p>
       <w:pPr>
-        <w:pStyle w:val="Heading3"/>
+        <w:pStyle w:val="Heading2"/>
       </w:pPr>
       <w:r>
         <w:rPr>
           <w:rFonts w:ascii="Arial Narrow" w:hAnsi="Arial Narrow"/>
           <w:b/>
-          <w:sz w:val="26"/>
+          <w:color w:val="000000"/>
+          <w:sz w:val="28"/>
         </w:rPr>
         <w:t>Глава 13. Об изменяемости помыслов</w:t>
       </w:r>
     </w:p>
     <w:p>
       <w:pPr>
-        <w:pStyle w:val="Heading3"/>
+        <w:pStyle w:val="Heading2"/>
       </w:pPr>
       <w:r>
         <w:rPr>
           <w:rFonts w:ascii="Arial Narrow" w:hAnsi="Arial Narrow"/>
           <w:b/>
-          <w:sz w:val="26"/>
+          <w:color w:val="000000"/>
+          <w:sz w:val="28"/>
         </w:rPr>
         <w:t>Глава 14. Ответ: как может быть приобретена неразвлекаемость сердца или помыслов</w:t>
       </w:r>
@@ -3342,6 +3582,7 @@
         <w:rPr>
           <w:rFonts w:ascii="Arial Narrow" w:hAnsi="Arial Narrow"/>
           <w:i/>
+          <w:color w:val="000000"/>
           <w:sz w:val="20"/>
         </w:rPr>
         <w:t>Всего добавлено элементов: 254</w:t>

--- a/оформленный_документ.docx
+++ b/оформленный_документ.docx
@@ -5,6 +5,9 @@
     <w:p>
       <w:pPr>
         <w:pStyle w:val="Heading1"/>
+        <w:keepNext/>
+        <w:pageBreakBefore w:val="0"/>
+        <w:jc w:val="center"/>
       </w:pPr>
       <w:r>
         <w:rPr>
@@ -16,10 +19,17 @@
         <w:t>Содержание книги "Писания к десяти"</w:t>
       </w:r>
     </w:p>
-    <w:p/>
     <w:p>
       <w:pPr>
+        <w:keepNext w:val="0"/>
+        <w:pageBreakBefore w:val="0"/>
+      </w:pPr>
+    </w:p>
+    <w:p>
+      <w:pPr>
         <w:pStyle w:val="Heading1"/>
+        <w:keepNext w:val="0"/>
+        <w:pageBreakBefore w:val="0"/>
       </w:pPr>
       <w:r>
         <w:rPr>
@@ -34,6 +44,8 @@
     <w:p>
       <w:pPr>
         <w:pStyle w:val="Heading2"/>
+        <w:keepNext w:val="0"/>
+        <w:pageBreakBefore w:val="0"/>
       </w:pPr>
       <w:r>
         <w:rPr>
@@ -48,6 +60,8 @@
     <w:p>
       <w:pPr>
         <w:pStyle w:val="Heading2"/>
+        <w:keepNext w:val="0"/>
+        <w:pageBreakBefore w:val="0"/>
       </w:pPr>
       <w:r>
         <w:rPr>
@@ -62,6 +76,8 @@
     <w:p>
       <w:pPr>
         <w:pStyle w:val="Heading2"/>
+        <w:keepNext w:val="0"/>
+        <w:pageBreakBefore w:val="0"/>
       </w:pPr>
       <w:r>
         <w:rPr>
@@ -76,6 +92,8 @@
     <w:p>
       <w:pPr>
         <w:pStyle w:val="Heading2"/>
+        <w:keepNext w:val="0"/>
+        <w:pageBreakBefore w:val="0"/>
       </w:pPr>
       <w:r>
         <w:rPr>
@@ -90,6 +108,8 @@
     <w:p>
       <w:pPr>
         <w:pStyle w:val="Heading2"/>
+        <w:keepNext w:val="0"/>
+        <w:pageBreakBefore w:val="0"/>
       </w:pPr>
       <w:r>
         <w:rPr>
@@ -104,6 +124,8 @@
     <w:p>
       <w:pPr>
         <w:pStyle w:val="Heading2"/>
+        <w:keepNext w:val="0"/>
+        <w:pageBreakBefore w:val="0"/>
       </w:pPr>
       <w:r>
         <w:rPr>
@@ -118,6 +140,8 @@
     <w:p>
       <w:pPr>
         <w:pStyle w:val="Heading2"/>
+        <w:keepNext w:val="0"/>
+        <w:pageBreakBefore w:val="0"/>
       </w:pPr>
       <w:r>
         <w:rPr>
@@ -132,6 +156,8 @@
     <w:p>
       <w:pPr>
         <w:pStyle w:val="Heading2"/>
+        <w:keepNext w:val="0"/>
+        <w:pageBreakBefore w:val="0"/>
       </w:pPr>
       <w:r>
         <w:rPr>
@@ -146,6 +172,8 @@
     <w:p>
       <w:pPr>
         <w:pStyle w:val="Heading2"/>
+        <w:keepNext w:val="0"/>
+        <w:pageBreakBefore w:val="0"/>
       </w:pPr>
       <w:r>
         <w:rPr>
@@ -160,6 +188,8 @@
     <w:p>
       <w:pPr>
         <w:pStyle w:val="Heading2"/>
+        <w:keepNext w:val="0"/>
+        <w:pageBreakBefore w:val="0"/>
       </w:pPr>
       <w:r>
         <w:rPr>
@@ -174,6 +204,8 @@
     <w:p>
       <w:pPr>
         <w:pStyle w:val="Heading2"/>
+        <w:keepNext w:val="0"/>
+        <w:pageBreakBefore w:val="0"/>
       </w:pPr>
       <w:r>
         <w:rPr>
@@ -188,6 +220,8 @@
     <w:p>
       <w:pPr>
         <w:pStyle w:val="Heading2"/>
+        <w:keepNext w:val="0"/>
+        <w:pageBreakBefore w:val="0"/>
       </w:pPr>
       <w:r>
         <w:rPr>
@@ -202,6 +236,8 @@
     <w:p>
       <w:pPr>
         <w:pStyle w:val="Heading2"/>
+        <w:keepNext w:val="0"/>
+        <w:pageBreakBefore w:val="0"/>
       </w:pPr>
       <w:r>
         <w:rPr>
@@ -216,6 +252,8 @@
     <w:p>
       <w:pPr>
         <w:pStyle w:val="Heading2"/>
+        <w:keepNext w:val="0"/>
+        <w:pageBreakBefore w:val="0"/>
       </w:pPr>
       <w:r>
         <w:rPr>
@@ -230,6 +268,8 @@
     <w:p>
       <w:pPr>
         <w:pStyle w:val="Heading2"/>
+        <w:keepNext w:val="0"/>
+        <w:pageBreakBefore w:val="0"/>
       </w:pPr>
       <w:r>
         <w:rPr>
@@ -244,6 +284,8 @@
     <w:p>
       <w:pPr>
         <w:pStyle w:val="Heading2"/>
+        <w:keepNext w:val="0"/>
+        <w:pageBreakBefore w:val="0"/>
       </w:pPr>
       <w:r>
         <w:rPr>
@@ -258,6 +300,8 @@
     <w:p>
       <w:pPr>
         <w:pStyle w:val="Heading2"/>
+        <w:keepNext w:val="0"/>
+        <w:pageBreakBefore w:val="0"/>
       </w:pPr>
       <w:r>
         <w:rPr>
@@ -272,6 +316,8 @@
     <w:p>
       <w:pPr>
         <w:pStyle w:val="Heading2"/>
+        <w:keepNext w:val="0"/>
+        <w:pageBreakBefore w:val="0"/>
       </w:pPr>
       <w:r>
         <w:rPr>
@@ -286,6 +332,8 @@
     <w:p>
       <w:pPr>
         <w:pStyle w:val="Heading2"/>
+        <w:keepNext w:val="0"/>
+        <w:pageBreakBefore w:val="0"/>
       </w:pPr>
       <w:r>
         <w:rPr>
@@ -300,6 +348,8 @@
     <w:p>
       <w:pPr>
         <w:pStyle w:val="Heading2"/>
+        <w:keepNext w:val="0"/>
+        <w:pageBreakBefore w:val="0"/>
       </w:pPr>
       <w:r>
         <w:rPr>
@@ -314,6 +364,8 @@
     <w:p>
       <w:pPr>
         <w:pStyle w:val="Heading2"/>
+        <w:keepNext w:val="0"/>
+        <w:pageBreakBefore w:val="0"/>
       </w:pPr>
       <w:r>
         <w:rPr>
@@ -328,6 +380,8 @@
     <w:p>
       <w:pPr>
         <w:pStyle w:val="Heading2"/>
+        <w:keepNext w:val="0"/>
+        <w:pageBreakBefore w:val="0"/>
       </w:pPr>
       <w:r>
         <w:rPr>
@@ -342,6 +396,8 @@
     <w:p>
       <w:pPr>
         <w:pStyle w:val="Heading1"/>
+        <w:keepNext w:val="0"/>
+        <w:pageBreakBefore w:val="0"/>
       </w:pPr>
       <w:r>
         <w:rPr>
@@ -356,6 +412,8 @@
     <w:p>
       <w:pPr>
         <w:pStyle w:val="Heading2"/>
+        <w:keepNext w:val="0"/>
+        <w:pageBreakBefore w:val="0"/>
       </w:pPr>
       <w:r>
         <w:rPr>
@@ -370,6 +428,8 @@
     <w:p>
       <w:pPr>
         <w:pStyle w:val="Heading2"/>
+        <w:keepNext w:val="0"/>
+        <w:pageBreakBefore w:val="0"/>
       </w:pPr>
       <w:r>
         <w:rPr>
@@ -384,6 +444,8 @@
     <w:p>
       <w:pPr>
         <w:pStyle w:val="Heading2"/>
+        <w:keepNext w:val="0"/>
+        <w:pageBreakBefore w:val="0"/>
       </w:pPr>
       <w:r>
         <w:rPr>
@@ -398,6 +460,8 @@
     <w:p>
       <w:pPr>
         <w:pStyle w:val="Heading2"/>
+        <w:keepNext w:val="0"/>
+        <w:pageBreakBefore w:val="0"/>
       </w:pPr>
       <w:r>
         <w:rPr>
@@ -412,6 +476,8 @@
     <w:p>
       <w:pPr>
         <w:pStyle w:val="Heading2"/>
+        <w:keepNext w:val="0"/>
+        <w:pageBreakBefore w:val="0"/>
       </w:pPr>
       <w:r>
         <w:rPr>
@@ -426,6 +492,8 @@
     <w:p>
       <w:pPr>
         <w:pStyle w:val="Heading2"/>
+        <w:keepNext w:val="0"/>
+        <w:pageBreakBefore w:val="0"/>
       </w:pPr>
       <w:r>
         <w:rPr>
@@ -440,6 +508,8 @@
     <w:p>
       <w:pPr>
         <w:pStyle w:val="Heading2"/>
+        <w:keepNext w:val="0"/>
+        <w:pageBreakBefore w:val="0"/>
       </w:pPr>
       <w:r>
         <w:rPr>
@@ -454,6 +524,8 @@
     <w:p>
       <w:pPr>
         <w:pStyle w:val="Heading2"/>
+        <w:keepNext w:val="0"/>
+        <w:pageBreakBefore w:val="0"/>
       </w:pPr>
       <w:r>
         <w:rPr>
@@ -468,6 +540,8 @@
     <w:p>
       <w:pPr>
         <w:pStyle w:val="Heading2"/>
+        <w:keepNext w:val="0"/>
+        <w:pageBreakBefore w:val="0"/>
       </w:pPr>
       <w:r>
         <w:rPr>
@@ -482,6 +556,8 @@
     <w:p>
       <w:pPr>
         <w:pStyle w:val="Heading2"/>
+        <w:keepNext w:val="0"/>
+        <w:pageBreakBefore w:val="0"/>
       </w:pPr>
       <w:r>
         <w:rPr>
@@ -496,6 +572,8 @@
     <w:p>
       <w:pPr>
         <w:pStyle w:val="Heading2"/>
+        <w:keepNext w:val="0"/>
+        <w:pageBreakBefore w:val="0"/>
       </w:pPr>
       <w:r>
         <w:rPr>
@@ -510,6 +588,8 @@
     <w:p>
       <w:pPr>
         <w:pStyle w:val="Heading2"/>
+        <w:keepNext w:val="0"/>
+        <w:pageBreakBefore w:val="0"/>
       </w:pPr>
       <w:r>
         <w:rPr>
@@ -524,6 +604,8 @@
     <w:p>
       <w:pPr>
         <w:pStyle w:val="Heading2"/>
+        <w:keepNext w:val="0"/>
+        <w:pageBreakBefore w:val="0"/>
       </w:pPr>
       <w:r>
         <w:rPr>
@@ -538,6 +620,8 @@
     <w:p>
       <w:pPr>
         <w:pStyle w:val="Heading2"/>
+        <w:keepNext w:val="0"/>
+        <w:pageBreakBefore w:val="0"/>
       </w:pPr>
       <w:r>
         <w:rPr>
@@ -552,6 +636,8 @@
     <w:p>
       <w:pPr>
         <w:pStyle w:val="Heading2"/>
+        <w:keepNext w:val="0"/>
+        <w:pageBreakBefore w:val="0"/>
       </w:pPr>
       <w:r>
         <w:rPr>
@@ -566,6 +652,8 @@
     <w:p>
       <w:pPr>
         <w:pStyle w:val="Heading2"/>
+        <w:keepNext w:val="0"/>
+        <w:pageBreakBefore w:val="0"/>
       </w:pPr>
       <w:r>
         <w:rPr>
@@ -580,6 +668,8 @@
     <w:p>
       <w:pPr>
         <w:pStyle w:val="Heading2"/>
+        <w:keepNext w:val="0"/>
+        <w:pageBreakBefore w:val="0"/>
       </w:pPr>
       <w:r>
         <w:rPr>
@@ -594,6 +684,8 @@
     <w:p>
       <w:pPr>
         <w:pStyle w:val="Heading2"/>
+        <w:keepNext w:val="0"/>
+        <w:pageBreakBefore w:val="0"/>
       </w:pPr>
       <w:r>
         <w:rPr>
@@ -608,6 +700,8 @@
     <w:p>
       <w:pPr>
         <w:pStyle w:val="Heading2"/>
+        <w:keepNext w:val="0"/>
+        <w:pageBreakBefore w:val="0"/>
       </w:pPr>
       <w:r>
         <w:rPr>
@@ -622,6 +716,8 @@
     <w:p>
       <w:pPr>
         <w:pStyle w:val="Heading2"/>
+        <w:keepNext w:val="0"/>
+        <w:pageBreakBefore w:val="0"/>
       </w:pPr>
       <w:r>
         <w:rPr>
@@ -636,6 +732,8 @@
     <w:p>
       <w:pPr>
         <w:pStyle w:val="Heading2"/>
+        <w:keepNext w:val="0"/>
+        <w:pageBreakBefore w:val="0"/>
       </w:pPr>
       <w:r>
         <w:rPr>
@@ -650,6 +748,8 @@
     <w:p>
       <w:pPr>
         <w:pStyle w:val="Heading2"/>
+        <w:keepNext w:val="0"/>
+        <w:pageBreakBefore w:val="0"/>
       </w:pPr>
       <w:r>
         <w:rPr>
@@ -664,6 +764,8 @@
     <w:p>
       <w:pPr>
         <w:pStyle w:val="Heading2"/>
+        <w:keepNext w:val="0"/>
+        <w:pageBreakBefore w:val="0"/>
       </w:pPr>
       <w:r>
         <w:rPr>
@@ -678,6 +780,8 @@
     <w:p>
       <w:pPr>
         <w:pStyle w:val="Heading2"/>
+        <w:keepNext w:val="0"/>
+        <w:pageBreakBefore w:val="0"/>
       </w:pPr>
       <w:r>
         <w:rPr>
@@ -692,6 +796,8 @@
     <w:p>
       <w:pPr>
         <w:pStyle w:val="Heading2"/>
+        <w:keepNext w:val="0"/>
+        <w:pageBreakBefore w:val="0"/>
       </w:pPr>
       <w:r>
         <w:rPr>
@@ -706,6 +812,8 @@
     <w:p>
       <w:pPr>
         <w:pStyle w:val="Heading2"/>
+        <w:keepNext w:val="0"/>
+        <w:pageBreakBefore w:val="0"/>
       </w:pPr>
       <w:r>
         <w:rPr>
@@ -720,6 +828,8 @@
     <w:p>
       <w:pPr>
         <w:pStyle w:val="Heading1"/>
+        <w:keepNext w:val="0"/>
+        <w:pageBreakBefore w:val="0"/>
       </w:pPr>
       <w:r>
         <w:rPr>
@@ -734,6 +844,8 @@
     <w:p>
       <w:pPr>
         <w:pStyle w:val="Heading2"/>
+        <w:keepNext w:val="0"/>
+        <w:pageBreakBefore w:val="0"/>
       </w:pPr>
       <w:r>
         <w:rPr>
@@ -748,6 +860,8 @@
     <w:p>
       <w:pPr>
         <w:pStyle w:val="Heading2"/>
+        <w:keepNext w:val="0"/>
+        <w:pageBreakBefore w:val="0"/>
       </w:pPr>
       <w:r>
         <w:rPr>
@@ -762,6 +876,8 @@
     <w:p>
       <w:pPr>
         <w:pStyle w:val="Heading2"/>
+        <w:keepNext w:val="0"/>
+        <w:pageBreakBefore w:val="0"/>
       </w:pPr>
       <w:r>
         <w:rPr>
@@ -776,6 +892,8 @@
     <w:p>
       <w:pPr>
         <w:pStyle w:val="Heading2"/>
+        <w:keepNext w:val="0"/>
+        <w:pageBreakBefore w:val="0"/>
       </w:pPr>
       <w:r>
         <w:rPr>
@@ -790,6 +908,8 @@
     <w:p>
       <w:pPr>
         <w:pStyle w:val="Heading2"/>
+        <w:keepNext w:val="0"/>
+        <w:pageBreakBefore w:val="0"/>
       </w:pPr>
       <w:r>
         <w:rPr>
@@ -804,6 +924,8 @@
     <w:p>
       <w:pPr>
         <w:pStyle w:val="Heading2"/>
+        <w:keepNext w:val="0"/>
+        <w:pageBreakBefore w:val="0"/>
       </w:pPr>
       <w:r>
         <w:rPr>
@@ -818,6 +940,8 @@
     <w:p>
       <w:pPr>
         <w:pStyle w:val="Heading2"/>
+        <w:keepNext w:val="0"/>
+        <w:pageBreakBefore w:val="0"/>
       </w:pPr>
       <w:r>
         <w:rPr>
@@ -832,6 +956,8 @@
     <w:p>
       <w:pPr>
         <w:pStyle w:val="Heading2"/>
+        <w:keepNext w:val="0"/>
+        <w:pageBreakBefore w:val="0"/>
       </w:pPr>
       <w:r>
         <w:rPr>
@@ -846,6 +972,8 @@
     <w:p>
       <w:pPr>
         <w:pStyle w:val="Heading2"/>
+        <w:keepNext w:val="0"/>
+        <w:pageBreakBefore w:val="0"/>
       </w:pPr>
       <w:r>
         <w:rPr>
@@ -860,6 +988,8 @@
     <w:p>
       <w:pPr>
         <w:pStyle w:val="Heading2"/>
+        <w:keepNext w:val="0"/>
+        <w:pageBreakBefore w:val="0"/>
       </w:pPr>
       <w:r>
         <w:rPr>
@@ -874,6 +1004,8 @@
     <w:p>
       <w:pPr>
         <w:pStyle w:val="Heading2"/>
+        <w:keepNext w:val="0"/>
+        <w:pageBreakBefore w:val="0"/>
       </w:pPr>
       <w:r>
         <w:rPr>
@@ -888,6 +1020,8 @@
     <w:p>
       <w:pPr>
         <w:pStyle w:val="Heading2"/>
+        <w:keepNext w:val="0"/>
+        <w:pageBreakBefore w:val="0"/>
       </w:pPr>
       <w:r>
         <w:rPr>
@@ -902,6 +1036,8 @@
     <w:p>
       <w:pPr>
         <w:pStyle w:val="Heading2"/>
+        <w:keepNext w:val="0"/>
+        <w:pageBreakBefore w:val="0"/>
       </w:pPr>
       <w:r>
         <w:rPr>
@@ -916,6 +1052,8 @@
     <w:p>
       <w:pPr>
         <w:pStyle w:val="Heading2"/>
+        <w:keepNext w:val="0"/>
+        <w:pageBreakBefore w:val="0"/>
       </w:pPr>
       <w:r>
         <w:rPr>
@@ -930,6 +1068,8 @@
     <w:p>
       <w:pPr>
         <w:pStyle w:val="Heading2"/>
+        <w:keepNext w:val="0"/>
+        <w:pageBreakBefore w:val="0"/>
       </w:pPr>
       <w:r>
         <w:rPr>
@@ -944,6 +1084,8 @@
     <w:p>
       <w:pPr>
         <w:pStyle w:val="Heading2"/>
+        <w:keepNext w:val="0"/>
+        <w:pageBreakBefore w:val="0"/>
       </w:pPr>
       <w:r>
         <w:rPr>
@@ -958,6 +1100,8 @@
     <w:p>
       <w:pPr>
         <w:pStyle w:val="Heading2"/>
+        <w:keepNext w:val="0"/>
+        <w:pageBreakBefore w:val="0"/>
       </w:pPr>
       <w:r>
         <w:rPr>
@@ -972,6 +1116,8 @@
     <w:p>
       <w:pPr>
         <w:pStyle w:val="Heading2"/>
+        <w:keepNext w:val="0"/>
+        <w:pageBreakBefore w:val="0"/>
       </w:pPr>
       <w:r>
         <w:rPr>
@@ -986,6 +1132,8 @@
     <w:p>
       <w:pPr>
         <w:pStyle w:val="Heading2"/>
+        <w:keepNext w:val="0"/>
+        <w:pageBreakBefore w:val="0"/>
       </w:pPr>
       <w:r>
         <w:rPr>
@@ -1000,6 +1148,8 @@
     <w:p>
       <w:pPr>
         <w:pStyle w:val="Heading2"/>
+        <w:keepNext w:val="0"/>
+        <w:pageBreakBefore w:val="0"/>
       </w:pPr>
       <w:r>
         <w:rPr>
@@ -1014,6 +1164,8 @@
     <w:p>
       <w:pPr>
         <w:pStyle w:val="Heading2"/>
+        <w:keepNext w:val="0"/>
+        <w:pageBreakBefore w:val="0"/>
       </w:pPr>
       <w:r>
         <w:rPr>
@@ -1028,6 +1180,8 @@
     <w:p>
       <w:pPr>
         <w:pStyle w:val="Heading2"/>
+        <w:keepNext w:val="0"/>
+        <w:pageBreakBefore w:val="0"/>
       </w:pPr>
       <w:r>
         <w:rPr>
@@ -1042,6 +1196,8 @@
     <w:p>
       <w:pPr>
         <w:pStyle w:val="Heading1"/>
+        <w:keepNext w:val="0"/>
+        <w:pageBreakBefore w:val="0"/>
       </w:pPr>
       <w:r>
         <w:rPr>
@@ -1056,6 +1212,8 @@
     <w:p>
       <w:pPr>
         <w:pStyle w:val="Heading2"/>
+        <w:keepNext w:val="0"/>
+        <w:pageBreakBefore w:val="0"/>
       </w:pPr>
       <w:r>
         <w:rPr>
@@ -1070,6 +1228,8 @@
     <w:p>
       <w:pPr>
         <w:pStyle w:val="Heading2"/>
+        <w:keepNext w:val="0"/>
+        <w:pageBreakBefore w:val="0"/>
       </w:pPr>
       <w:r>
         <w:rPr>
@@ -1084,6 +1244,8 @@
     <w:p>
       <w:pPr>
         <w:pStyle w:val="Heading2"/>
+        <w:keepNext w:val="0"/>
+        <w:pageBreakBefore w:val="0"/>
       </w:pPr>
       <w:r>
         <w:rPr>
@@ -1098,6 +1260,8 @@
     <w:p>
       <w:pPr>
         <w:pStyle w:val="Heading2"/>
+        <w:keepNext w:val="0"/>
+        <w:pageBreakBefore w:val="0"/>
       </w:pPr>
       <w:r>
         <w:rPr>
@@ -1112,6 +1276,8 @@
     <w:p>
       <w:pPr>
         <w:pStyle w:val="Heading2"/>
+        <w:keepNext w:val="0"/>
+        <w:pageBreakBefore w:val="0"/>
       </w:pPr>
       <w:r>
         <w:rPr>
@@ -1126,6 +1292,8 @@
     <w:p>
       <w:pPr>
         <w:pStyle w:val="Heading2"/>
+        <w:keepNext w:val="0"/>
+        <w:pageBreakBefore w:val="0"/>
       </w:pPr>
       <w:r>
         <w:rPr>
@@ -1140,6 +1308,8 @@
     <w:p>
       <w:pPr>
         <w:pStyle w:val="Heading2"/>
+        <w:keepNext w:val="0"/>
+        <w:pageBreakBefore w:val="0"/>
       </w:pPr>
       <w:r>
         <w:rPr>
@@ -1154,6 +1324,8 @@
     <w:p>
       <w:pPr>
         <w:pStyle w:val="Heading2"/>
+        <w:keepNext w:val="0"/>
+        <w:pageBreakBefore w:val="0"/>
       </w:pPr>
       <w:r>
         <w:rPr>
@@ -1168,6 +1340,8 @@
     <w:p>
       <w:pPr>
         <w:pStyle w:val="Heading2"/>
+        <w:keepNext w:val="0"/>
+        <w:pageBreakBefore w:val="0"/>
       </w:pPr>
       <w:r>
         <w:rPr>
@@ -1182,6 +1356,8 @@
     <w:p>
       <w:pPr>
         <w:pStyle w:val="Heading2"/>
+        <w:keepNext w:val="0"/>
+        <w:pageBreakBefore w:val="0"/>
       </w:pPr>
       <w:r>
         <w:rPr>
@@ -1196,6 +1372,8 @@
     <w:p>
       <w:pPr>
         <w:pStyle w:val="Heading2"/>
+        <w:keepNext w:val="0"/>
+        <w:pageBreakBefore w:val="0"/>
       </w:pPr>
       <w:r>
         <w:rPr>
@@ -1210,6 +1388,8 @@
     <w:p>
       <w:pPr>
         <w:pStyle w:val="Heading2"/>
+        <w:keepNext w:val="0"/>
+        <w:pageBreakBefore w:val="0"/>
       </w:pPr>
       <w:r>
         <w:rPr>
@@ -1224,6 +1404,8 @@
     <w:p>
       <w:pPr>
         <w:pStyle w:val="Heading2"/>
+        <w:keepNext w:val="0"/>
+        <w:pageBreakBefore w:val="0"/>
       </w:pPr>
       <w:r>
         <w:rPr>
@@ -1238,6 +1420,8 @@
     <w:p>
       <w:pPr>
         <w:pStyle w:val="Heading2"/>
+        <w:keepNext w:val="0"/>
+        <w:pageBreakBefore w:val="0"/>
       </w:pPr>
       <w:r>
         <w:rPr>
@@ -1252,6 +1436,8 @@
     <w:p>
       <w:pPr>
         <w:pStyle w:val="Heading2"/>
+        <w:keepNext w:val="0"/>
+        <w:pageBreakBefore w:val="0"/>
       </w:pPr>
       <w:r>
         <w:rPr>
@@ -1266,6 +1452,8 @@
     <w:p>
       <w:pPr>
         <w:pStyle w:val="Heading2"/>
+        <w:keepNext w:val="0"/>
+        <w:pageBreakBefore w:val="0"/>
       </w:pPr>
       <w:r>
         <w:rPr>
@@ -1280,6 +1468,8 @@
     <w:p>
       <w:pPr>
         <w:pStyle w:val="Heading2"/>
+        <w:keepNext w:val="0"/>
+        <w:pageBreakBefore w:val="0"/>
       </w:pPr>
       <w:r>
         <w:rPr>
@@ -1294,6 +1484,8 @@
     <w:p>
       <w:pPr>
         <w:pStyle w:val="Heading2"/>
+        <w:keepNext w:val="0"/>
+        <w:pageBreakBefore w:val="0"/>
       </w:pPr>
       <w:r>
         <w:rPr>
@@ -1308,6 +1500,8 @@
     <w:p>
       <w:pPr>
         <w:pStyle w:val="Heading2"/>
+        <w:keepNext w:val="0"/>
+        <w:pageBreakBefore w:val="0"/>
       </w:pPr>
       <w:r>
         <w:rPr>
@@ -1322,6 +1516,8 @@
     <w:p>
       <w:pPr>
         <w:pStyle w:val="Heading2"/>
+        <w:keepNext w:val="0"/>
+        <w:pageBreakBefore w:val="0"/>
       </w:pPr>
       <w:r>
         <w:rPr>
@@ -1336,6 +1532,8 @@
     <w:p>
       <w:pPr>
         <w:pStyle w:val="Heading2"/>
+        <w:keepNext w:val="0"/>
+        <w:pageBreakBefore w:val="0"/>
       </w:pPr>
       <w:r>
         <w:rPr>
@@ -1350,6 +1548,8 @@
     <w:p>
       <w:pPr>
         <w:pStyle w:val="Heading1"/>
+        <w:keepNext w:val="0"/>
+        <w:pageBreakBefore w:val="0"/>
       </w:pPr>
       <w:r>
         <w:rPr>
@@ -1364,6 +1564,8 @@
     <w:p>
       <w:pPr>
         <w:pStyle w:val="Heading2"/>
+        <w:keepNext w:val="0"/>
+        <w:pageBreakBefore w:val="0"/>
       </w:pPr>
       <w:r>
         <w:rPr>
@@ -1378,6 +1580,8 @@
     <w:p>
       <w:pPr>
         <w:pStyle w:val="Heading2"/>
+        <w:keepNext w:val="0"/>
+        <w:pageBreakBefore w:val="0"/>
       </w:pPr>
       <w:r>
         <w:rPr>
@@ -1392,6 +1596,8 @@
     <w:p>
       <w:pPr>
         <w:pStyle w:val="Heading2"/>
+        <w:keepNext w:val="0"/>
+        <w:pageBreakBefore w:val="0"/>
       </w:pPr>
       <w:r>
         <w:rPr>
@@ -1406,6 +1612,8 @@
     <w:p>
       <w:pPr>
         <w:pStyle w:val="Heading2"/>
+        <w:keepNext w:val="0"/>
+        <w:pageBreakBefore w:val="0"/>
       </w:pPr>
       <w:r>
         <w:rPr>
@@ -1420,6 +1628,8 @@
     <w:p>
       <w:pPr>
         <w:pStyle w:val="Heading2"/>
+        <w:keepNext w:val="0"/>
+        <w:pageBreakBefore w:val="0"/>
       </w:pPr>
       <w:r>
         <w:rPr>
@@ -1434,6 +1644,8 @@
     <w:p>
       <w:pPr>
         <w:pStyle w:val="Heading2"/>
+        <w:keepNext w:val="0"/>
+        <w:pageBreakBefore w:val="0"/>
       </w:pPr>
       <w:r>
         <w:rPr>
@@ -1448,6 +1660,8 @@
     <w:p>
       <w:pPr>
         <w:pStyle w:val="Heading2"/>
+        <w:keepNext w:val="0"/>
+        <w:pageBreakBefore w:val="0"/>
       </w:pPr>
       <w:r>
         <w:rPr>
@@ -1462,6 +1676,8 @@
     <w:p>
       <w:pPr>
         <w:pStyle w:val="Heading2"/>
+        <w:keepNext w:val="0"/>
+        <w:pageBreakBefore w:val="0"/>
       </w:pPr>
       <w:r>
         <w:rPr>
@@ -1476,6 +1692,8 @@
     <w:p>
       <w:pPr>
         <w:pStyle w:val="Heading2"/>
+        <w:keepNext w:val="0"/>
+        <w:pageBreakBefore w:val="0"/>
       </w:pPr>
       <w:r>
         <w:rPr>
@@ -1490,6 +1708,8 @@
     <w:p>
       <w:pPr>
         <w:pStyle w:val="Heading2"/>
+        <w:keepNext w:val="0"/>
+        <w:pageBreakBefore w:val="0"/>
       </w:pPr>
       <w:r>
         <w:rPr>
@@ -1504,6 +1724,8 @@
     <w:p>
       <w:pPr>
         <w:pStyle w:val="Heading2"/>
+        <w:keepNext w:val="0"/>
+        <w:pageBreakBefore w:val="0"/>
       </w:pPr>
       <w:r>
         <w:rPr>
@@ -1518,6 +1740,8 @@
     <w:p>
       <w:pPr>
         <w:pStyle w:val="Heading2"/>
+        <w:keepNext w:val="0"/>
+        <w:pageBreakBefore w:val="0"/>
       </w:pPr>
       <w:r>
         <w:rPr>
@@ -1532,6 +1756,8 @@
     <w:p>
       <w:pPr>
         <w:pStyle w:val="Heading2"/>
+        <w:keepNext w:val="0"/>
+        <w:pageBreakBefore w:val="0"/>
       </w:pPr>
       <w:r>
         <w:rPr>
@@ -1546,6 +1772,8 @@
     <w:p>
       <w:pPr>
         <w:pStyle w:val="Heading2"/>
+        <w:keepNext w:val="0"/>
+        <w:pageBreakBefore w:val="0"/>
       </w:pPr>
       <w:r>
         <w:rPr>
@@ -1560,6 +1788,8 @@
     <w:p>
       <w:pPr>
         <w:pStyle w:val="Heading2"/>
+        <w:keepNext w:val="0"/>
+        <w:pageBreakBefore w:val="0"/>
       </w:pPr>
       <w:r>
         <w:rPr>
@@ -1574,6 +1804,8 @@
     <w:p>
       <w:pPr>
         <w:pStyle w:val="Heading2"/>
+        <w:keepNext w:val="0"/>
+        <w:pageBreakBefore w:val="0"/>
       </w:pPr>
       <w:r>
         <w:rPr>
@@ -1588,6 +1820,8 @@
     <w:p>
       <w:pPr>
         <w:pStyle w:val="Heading2"/>
+        <w:keepNext w:val="0"/>
+        <w:pageBreakBefore w:val="0"/>
       </w:pPr>
       <w:r>
         <w:rPr>
@@ -1602,6 +1836,8 @@
     <w:p>
       <w:pPr>
         <w:pStyle w:val="Heading2"/>
+        <w:keepNext w:val="0"/>
+        <w:pageBreakBefore w:val="0"/>
       </w:pPr>
       <w:r>
         <w:rPr>
@@ -1616,6 +1852,8 @@
     <w:p>
       <w:pPr>
         <w:pStyle w:val="Heading2"/>
+        <w:keepNext w:val="0"/>
+        <w:pageBreakBefore w:val="0"/>
       </w:pPr>
       <w:r>
         <w:rPr>
@@ -1630,6 +1868,8 @@
     <w:p>
       <w:pPr>
         <w:pStyle w:val="Heading2"/>
+        <w:keepNext w:val="0"/>
+        <w:pageBreakBefore w:val="0"/>
       </w:pPr>
       <w:r>
         <w:rPr>
@@ -1644,6 +1884,8 @@
     <w:p>
       <w:pPr>
         <w:pStyle w:val="Heading2"/>
+        <w:keepNext w:val="0"/>
+        <w:pageBreakBefore w:val="0"/>
       </w:pPr>
       <w:r>
         <w:rPr>
@@ -1658,6 +1900,8 @@
     <w:p>
       <w:pPr>
         <w:pStyle w:val="Heading2"/>
+        <w:keepNext w:val="0"/>
+        <w:pageBreakBefore w:val="0"/>
       </w:pPr>
       <w:r>
         <w:rPr>
@@ -1672,6 +1916,8 @@
     <w:p>
       <w:pPr>
         <w:pStyle w:val="Heading2"/>
+        <w:keepNext w:val="0"/>
+        <w:pageBreakBefore w:val="0"/>
       </w:pPr>
       <w:r>
         <w:rPr>
@@ -1686,6 +1932,8 @@
     <w:p>
       <w:pPr>
         <w:pStyle w:val="Heading2"/>
+        <w:keepNext w:val="0"/>
+        <w:pageBreakBefore w:val="0"/>
       </w:pPr>
       <w:r>
         <w:rPr>
@@ -1700,6 +1948,8 @@
     <w:p>
       <w:pPr>
         <w:pStyle w:val="Heading2"/>
+        <w:keepNext w:val="0"/>
+        <w:pageBreakBefore w:val="0"/>
       </w:pPr>
       <w:r>
         <w:rPr>
@@ -1714,6 +1964,8 @@
     <w:p>
       <w:pPr>
         <w:pStyle w:val="Heading2"/>
+        <w:keepNext w:val="0"/>
+        <w:pageBreakBefore w:val="0"/>
       </w:pPr>
       <w:r>
         <w:rPr>
@@ -1728,6 +1980,8 @@
     <w:p>
       <w:pPr>
         <w:pStyle w:val="Heading2"/>
+        <w:keepNext w:val="0"/>
+        <w:pageBreakBefore w:val="0"/>
       </w:pPr>
       <w:r>
         <w:rPr>
@@ -1742,6 +1996,8 @@
     <w:p>
       <w:pPr>
         <w:pStyle w:val="Heading1"/>
+        <w:keepNext w:val="0"/>
+        <w:pageBreakBefore w:val="0"/>
       </w:pPr>
       <w:r>
         <w:rPr>
@@ -1756,6 +2012,8 @@
     <w:p>
       <w:pPr>
         <w:pStyle w:val="Heading2"/>
+        <w:keepNext w:val="0"/>
+        <w:pageBreakBefore w:val="0"/>
       </w:pPr>
       <w:r>
         <w:rPr>
@@ -1770,6 +2028,8 @@
     <w:p>
       <w:pPr>
         <w:pStyle w:val="Heading2"/>
+        <w:keepNext w:val="0"/>
+        <w:pageBreakBefore w:val="0"/>
       </w:pPr>
       <w:r>
         <w:rPr>
@@ -1784,6 +2044,8 @@
     <w:p>
       <w:pPr>
         <w:pStyle w:val="Heading2"/>
+        <w:keepNext w:val="0"/>
+        <w:pageBreakBefore w:val="0"/>
       </w:pPr>
       <w:r>
         <w:rPr>
@@ -1798,6 +2060,8 @@
     <w:p>
       <w:pPr>
         <w:pStyle w:val="Heading2"/>
+        <w:keepNext w:val="0"/>
+        <w:pageBreakBefore w:val="0"/>
       </w:pPr>
       <w:r>
         <w:rPr>
@@ -1812,6 +2076,8 @@
     <w:p>
       <w:pPr>
         <w:pStyle w:val="Heading2"/>
+        <w:keepNext w:val="0"/>
+        <w:pageBreakBefore w:val="0"/>
       </w:pPr>
       <w:r>
         <w:rPr>
@@ -1826,6 +2092,8 @@
     <w:p>
       <w:pPr>
         <w:pStyle w:val="Heading2"/>
+        <w:keepNext w:val="0"/>
+        <w:pageBreakBefore w:val="0"/>
       </w:pPr>
       <w:r>
         <w:rPr>
@@ -1840,6 +2108,8 @@
     <w:p>
       <w:pPr>
         <w:pStyle w:val="Heading2"/>
+        <w:keepNext w:val="0"/>
+        <w:pageBreakBefore w:val="0"/>
       </w:pPr>
       <w:r>
         <w:rPr>
@@ -1854,6 +2124,8 @@
     <w:p>
       <w:pPr>
         <w:pStyle w:val="Heading2"/>
+        <w:keepNext w:val="0"/>
+        <w:pageBreakBefore w:val="0"/>
       </w:pPr>
       <w:r>
         <w:rPr>
@@ -1868,6 +2140,8 @@
     <w:p>
       <w:pPr>
         <w:pStyle w:val="Heading2"/>
+        <w:keepNext w:val="0"/>
+        <w:pageBreakBefore w:val="0"/>
       </w:pPr>
       <w:r>
         <w:rPr>
@@ -1882,6 +2156,8 @@
     <w:p>
       <w:pPr>
         <w:pStyle w:val="Heading2"/>
+        <w:keepNext w:val="0"/>
+        <w:pageBreakBefore w:val="0"/>
       </w:pPr>
       <w:r>
         <w:rPr>
@@ -1896,6 +2172,8 @@
     <w:p>
       <w:pPr>
         <w:pStyle w:val="Heading2"/>
+        <w:keepNext w:val="0"/>
+        <w:pageBreakBefore w:val="0"/>
       </w:pPr>
       <w:r>
         <w:rPr>
@@ -1910,6 +2188,8 @@
     <w:p>
       <w:pPr>
         <w:pStyle w:val="Heading2"/>
+        <w:keepNext w:val="0"/>
+        <w:pageBreakBefore w:val="0"/>
       </w:pPr>
       <w:r>
         <w:rPr>
@@ -1924,6 +2204,8 @@
     <w:p>
       <w:pPr>
         <w:pStyle w:val="Heading2"/>
+        <w:keepNext w:val="0"/>
+        <w:pageBreakBefore w:val="0"/>
       </w:pPr>
       <w:r>
         <w:rPr>
@@ -1938,6 +2220,8 @@
     <w:p>
       <w:pPr>
         <w:pStyle w:val="Heading2"/>
+        <w:keepNext w:val="0"/>
+        <w:pageBreakBefore w:val="0"/>
       </w:pPr>
       <w:r>
         <w:rPr>
@@ -1952,6 +2236,8 @@
     <w:p>
       <w:pPr>
         <w:pStyle w:val="Heading2"/>
+        <w:keepNext w:val="0"/>
+        <w:pageBreakBefore w:val="0"/>
       </w:pPr>
       <w:r>
         <w:rPr>
@@ -1966,6 +2252,8 @@
     <w:p>
       <w:pPr>
         <w:pStyle w:val="Heading2"/>
+        <w:keepNext w:val="0"/>
+        <w:pageBreakBefore w:val="0"/>
       </w:pPr>
       <w:r>
         <w:rPr>
@@ -1980,6 +2268,8 @@
     <w:p>
       <w:pPr>
         <w:pStyle w:val="Heading2"/>
+        <w:keepNext w:val="0"/>
+        <w:pageBreakBefore w:val="0"/>
       </w:pPr>
       <w:r>
         <w:rPr>
@@ -1994,6 +2284,8 @@
     <w:p>
       <w:pPr>
         <w:pStyle w:val="Heading1"/>
+        <w:keepNext w:val="0"/>
+        <w:pageBreakBefore w:val="0"/>
       </w:pPr>
       <w:r>
         <w:rPr>
@@ -2008,6 +2300,8 @@
     <w:p>
       <w:pPr>
         <w:pStyle w:val="Heading2"/>
+        <w:keepNext w:val="0"/>
+        <w:pageBreakBefore w:val="0"/>
       </w:pPr>
       <w:r>
         <w:rPr>
@@ -2022,6 +2316,8 @@
     <w:p>
       <w:pPr>
         <w:pStyle w:val="Heading2"/>
+        <w:keepNext w:val="0"/>
+        <w:pageBreakBefore w:val="0"/>
       </w:pPr>
       <w:r>
         <w:rPr>
@@ -2036,6 +2332,8 @@
     <w:p>
       <w:pPr>
         <w:pStyle w:val="Heading2"/>
+        <w:keepNext w:val="0"/>
+        <w:pageBreakBefore w:val="0"/>
       </w:pPr>
       <w:r>
         <w:rPr>
@@ -2050,6 +2348,8 @@
     <w:p>
       <w:pPr>
         <w:pStyle w:val="Heading2"/>
+        <w:keepNext w:val="0"/>
+        <w:pageBreakBefore w:val="0"/>
       </w:pPr>
       <w:r>
         <w:rPr>
@@ -2064,6 +2364,8 @@
     <w:p>
       <w:pPr>
         <w:pStyle w:val="Heading2"/>
+        <w:keepNext w:val="0"/>
+        <w:pageBreakBefore w:val="0"/>
       </w:pPr>
       <w:r>
         <w:rPr>
@@ -2078,6 +2380,8 @@
     <w:p>
       <w:pPr>
         <w:pStyle w:val="Heading2"/>
+        <w:keepNext w:val="0"/>
+        <w:pageBreakBefore w:val="0"/>
       </w:pPr>
       <w:r>
         <w:rPr>
@@ -2092,6 +2396,8 @@
     <w:p>
       <w:pPr>
         <w:pStyle w:val="Heading2"/>
+        <w:keepNext w:val="0"/>
+        <w:pageBreakBefore w:val="0"/>
       </w:pPr>
       <w:r>
         <w:rPr>
@@ -2106,6 +2412,8 @@
     <w:p>
       <w:pPr>
         <w:pStyle w:val="Heading2"/>
+        <w:keepNext w:val="0"/>
+        <w:pageBreakBefore w:val="0"/>
       </w:pPr>
       <w:r>
         <w:rPr>
@@ -2120,6 +2428,8 @@
     <w:p>
       <w:pPr>
         <w:pStyle w:val="Heading2"/>
+        <w:keepNext w:val="0"/>
+        <w:pageBreakBefore w:val="0"/>
       </w:pPr>
       <w:r>
         <w:rPr>
@@ -2134,6 +2444,8 @@
     <w:p>
       <w:pPr>
         <w:pStyle w:val="Heading2"/>
+        <w:keepNext w:val="0"/>
+        <w:pageBreakBefore w:val="0"/>
       </w:pPr>
       <w:r>
         <w:rPr>
@@ -2148,6 +2460,8 @@
     <w:p>
       <w:pPr>
         <w:pStyle w:val="Heading2"/>
+        <w:keepNext w:val="0"/>
+        <w:pageBreakBefore w:val="0"/>
       </w:pPr>
       <w:r>
         <w:rPr>
@@ -2162,6 +2476,8 @@
     <w:p>
       <w:pPr>
         <w:pStyle w:val="Heading2"/>
+        <w:keepNext w:val="0"/>
+        <w:pageBreakBefore w:val="0"/>
       </w:pPr>
       <w:r>
         <w:rPr>
@@ -2176,6 +2492,8 @@
     <w:p>
       <w:pPr>
         <w:pStyle w:val="Heading2"/>
+        <w:keepNext w:val="0"/>
+        <w:pageBreakBefore w:val="0"/>
       </w:pPr>
       <w:r>
         <w:rPr>
@@ -2190,6 +2508,8 @@
     <w:p>
       <w:pPr>
         <w:pStyle w:val="Heading2"/>
+        <w:keepNext w:val="0"/>
+        <w:pageBreakBefore w:val="0"/>
       </w:pPr>
       <w:r>
         <w:rPr>
@@ -2204,6 +2524,8 @@
     <w:p>
       <w:pPr>
         <w:pStyle w:val="Heading2"/>
+        <w:keepNext w:val="0"/>
+        <w:pageBreakBefore w:val="0"/>
       </w:pPr>
       <w:r>
         <w:rPr>
@@ -2218,6 +2540,8 @@
     <w:p>
       <w:pPr>
         <w:pStyle w:val="Heading2"/>
+        <w:keepNext w:val="0"/>
+        <w:pageBreakBefore w:val="0"/>
       </w:pPr>
       <w:r>
         <w:rPr>
@@ -2232,6 +2556,8 @@
     <w:p>
       <w:pPr>
         <w:pStyle w:val="Heading2"/>
+        <w:keepNext w:val="0"/>
+        <w:pageBreakBefore w:val="0"/>
       </w:pPr>
       <w:r>
         <w:rPr>
@@ -2246,6 +2572,8 @@
     <w:p>
       <w:pPr>
         <w:pStyle w:val="Heading2"/>
+        <w:keepNext w:val="0"/>
+        <w:pageBreakBefore w:val="0"/>
       </w:pPr>
       <w:r>
         <w:rPr>
@@ -2260,6 +2588,8 @@
     <w:p>
       <w:pPr>
         <w:pStyle w:val="Heading2"/>
+        <w:keepNext w:val="0"/>
+        <w:pageBreakBefore w:val="0"/>
       </w:pPr>
       <w:r>
         <w:rPr>
@@ -2274,6 +2604,8 @@
     <w:p>
       <w:pPr>
         <w:pStyle w:val="Heading2"/>
+        <w:keepNext w:val="0"/>
+        <w:pageBreakBefore w:val="0"/>
       </w:pPr>
       <w:r>
         <w:rPr>
@@ -2288,6 +2620,8 @@
     <w:p>
       <w:pPr>
         <w:pStyle w:val="Heading2"/>
+        <w:keepNext w:val="0"/>
+        <w:pageBreakBefore w:val="0"/>
       </w:pPr>
       <w:r>
         <w:rPr>
@@ -2302,6 +2636,8 @@
     <w:p>
       <w:pPr>
         <w:pStyle w:val="Heading2"/>
+        <w:keepNext w:val="0"/>
+        <w:pageBreakBefore w:val="0"/>
       </w:pPr>
       <w:r>
         <w:rPr>
@@ -2316,6 +2652,8 @@
     <w:p>
       <w:pPr>
         <w:pStyle w:val="Heading2"/>
+        <w:keepNext w:val="0"/>
+        <w:pageBreakBefore w:val="0"/>
       </w:pPr>
       <w:r>
         <w:rPr>
@@ -2330,6 +2668,8 @@
     <w:p>
       <w:pPr>
         <w:pStyle w:val="Heading2"/>
+        <w:keepNext w:val="0"/>
+        <w:pageBreakBefore w:val="0"/>
       </w:pPr>
       <w:r>
         <w:rPr>
@@ -2344,6 +2684,8 @@
     <w:p>
       <w:pPr>
         <w:pStyle w:val="Heading2"/>
+        <w:keepNext w:val="0"/>
+        <w:pageBreakBefore w:val="0"/>
       </w:pPr>
       <w:r>
         <w:rPr>
@@ -2358,6 +2700,8 @@
     <w:p>
       <w:pPr>
         <w:pStyle w:val="Heading2"/>
+        <w:keepNext w:val="0"/>
+        <w:pageBreakBefore w:val="0"/>
       </w:pPr>
       <w:r>
         <w:rPr>
@@ -2372,6 +2716,8 @@
     <w:p>
       <w:pPr>
         <w:pStyle w:val="Heading2"/>
+        <w:keepNext w:val="0"/>
+        <w:pageBreakBefore w:val="0"/>
       </w:pPr>
       <w:r>
         <w:rPr>
@@ -2386,6 +2732,8 @@
     <w:p>
       <w:pPr>
         <w:pStyle w:val="Heading2"/>
+        <w:keepNext w:val="0"/>
+        <w:pageBreakBefore w:val="0"/>
       </w:pPr>
       <w:r>
         <w:rPr>
@@ -2400,6 +2748,8 @@
     <w:p>
       <w:pPr>
         <w:pStyle w:val="Heading2"/>
+        <w:keepNext w:val="0"/>
+        <w:pageBreakBefore w:val="0"/>
       </w:pPr>
       <w:r>
         <w:rPr>
@@ -2414,6 +2764,8 @@
     <w:p>
       <w:pPr>
         <w:pStyle w:val="Heading2"/>
+        <w:keepNext w:val="0"/>
+        <w:pageBreakBefore w:val="0"/>
       </w:pPr>
       <w:r>
         <w:rPr>
@@ -2428,6 +2780,8 @@
     <w:p>
       <w:pPr>
         <w:pStyle w:val="Heading2"/>
+        <w:keepNext w:val="0"/>
+        <w:pageBreakBefore w:val="0"/>
       </w:pPr>
       <w:r>
         <w:rPr>
@@ -2442,6 +2796,8 @@
     <w:p>
       <w:pPr>
         <w:pStyle w:val="Heading2"/>
+        <w:keepNext w:val="0"/>
+        <w:pageBreakBefore w:val="0"/>
       </w:pPr>
       <w:r>
         <w:rPr>
@@ -2456,6 +2812,8 @@
     <w:p>
       <w:pPr>
         <w:pStyle w:val="Heading2"/>
+        <w:keepNext w:val="0"/>
+        <w:pageBreakBefore w:val="0"/>
       </w:pPr>
       <w:r>
         <w:rPr>
@@ -2470,6 +2828,8 @@
     <w:p>
       <w:pPr>
         <w:pStyle w:val="Heading2"/>
+        <w:keepNext w:val="0"/>
+        <w:pageBreakBefore w:val="0"/>
       </w:pPr>
       <w:r>
         <w:rPr>
@@ -2484,6 +2844,8 @@
     <w:p>
       <w:pPr>
         <w:pStyle w:val="Heading1"/>
+        <w:keepNext w:val="0"/>
+        <w:pageBreakBefore w:val="0"/>
       </w:pPr>
       <w:r>
         <w:rPr>
@@ -2498,6 +2860,8 @@
     <w:p>
       <w:pPr>
         <w:pStyle w:val="Heading2"/>
+        <w:keepNext w:val="0"/>
+        <w:pageBreakBefore w:val="0"/>
       </w:pPr>
       <w:r>
         <w:rPr>
@@ -2512,6 +2876,8 @@
     <w:p>
       <w:pPr>
         <w:pStyle w:val="Heading2"/>
+        <w:keepNext w:val="0"/>
+        <w:pageBreakBefore w:val="0"/>
       </w:pPr>
       <w:r>
         <w:rPr>
@@ -2526,6 +2892,8 @@
     <w:p>
       <w:pPr>
         <w:pStyle w:val="Heading2"/>
+        <w:keepNext w:val="0"/>
+        <w:pageBreakBefore w:val="0"/>
       </w:pPr>
       <w:r>
         <w:rPr>
@@ -2540,6 +2908,8 @@
     <w:p>
       <w:pPr>
         <w:pStyle w:val="Heading2"/>
+        <w:keepNext w:val="0"/>
+        <w:pageBreakBefore w:val="0"/>
       </w:pPr>
       <w:r>
         <w:rPr>
@@ -2554,6 +2924,8 @@
     <w:p>
       <w:pPr>
         <w:pStyle w:val="Heading2"/>
+        <w:keepNext w:val="0"/>
+        <w:pageBreakBefore w:val="0"/>
       </w:pPr>
       <w:r>
         <w:rPr>
@@ -2568,6 +2940,8 @@
     <w:p>
       <w:pPr>
         <w:pStyle w:val="Heading2"/>
+        <w:keepNext w:val="0"/>
+        <w:pageBreakBefore w:val="0"/>
       </w:pPr>
       <w:r>
         <w:rPr>
@@ -2582,6 +2956,8 @@
     <w:p>
       <w:pPr>
         <w:pStyle w:val="Heading2"/>
+        <w:keepNext w:val="0"/>
+        <w:pageBreakBefore w:val="0"/>
       </w:pPr>
       <w:r>
         <w:rPr>
@@ -2596,6 +2972,8 @@
     <w:p>
       <w:pPr>
         <w:pStyle w:val="Heading2"/>
+        <w:keepNext w:val="0"/>
+        <w:pageBreakBefore w:val="0"/>
       </w:pPr>
       <w:r>
         <w:rPr>
@@ -2610,6 +2988,8 @@
     <w:p>
       <w:pPr>
         <w:pStyle w:val="Heading2"/>
+        <w:keepNext w:val="0"/>
+        <w:pageBreakBefore w:val="0"/>
       </w:pPr>
       <w:r>
         <w:rPr>
@@ -2624,6 +3004,8 @@
     <w:p>
       <w:pPr>
         <w:pStyle w:val="Heading2"/>
+        <w:keepNext w:val="0"/>
+        <w:pageBreakBefore w:val="0"/>
       </w:pPr>
       <w:r>
         <w:rPr>
@@ -2638,6 +3020,8 @@
     <w:p>
       <w:pPr>
         <w:pStyle w:val="Heading2"/>
+        <w:keepNext w:val="0"/>
+        <w:pageBreakBefore w:val="0"/>
       </w:pPr>
       <w:r>
         <w:rPr>
@@ -2652,6 +3036,8 @@
     <w:p>
       <w:pPr>
         <w:pStyle w:val="Heading2"/>
+        <w:keepNext w:val="0"/>
+        <w:pageBreakBefore w:val="0"/>
       </w:pPr>
       <w:r>
         <w:rPr>
@@ -2666,6 +3052,8 @@
     <w:p>
       <w:pPr>
         <w:pStyle w:val="Heading2"/>
+        <w:keepNext w:val="0"/>
+        <w:pageBreakBefore w:val="0"/>
       </w:pPr>
       <w:r>
         <w:rPr>
@@ -2680,6 +3068,8 @@
     <w:p>
       <w:pPr>
         <w:pStyle w:val="Heading2"/>
+        <w:keepNext w:val="0"/>
+        <w:pageBreakBefore w:val="0"/>
       </w:pPr>
       <w:r>
         <w:rPr>
@@ -2694,6 +3084,8 @@
     <w:p>
       <w:pPr>
         <w:pStyle w:val="Heading2"/>
+        <w:keepNext w:val="0"/>
+        <w:pageBreakBefore w:val="0"/>
       </w:pPr>
       <w:r>
         <w:rPr>
@@ -2708,6 +3100,8 @@
     <w:p>
       <w:pPr>
         <w:pStyle w:val="Heading2"/>
+        <w:keepNext w:val="0"/>
+        <w:pageBreakBefore w:val="0"/>
       </w:pPr>
       <w:r>
         <w:rPr>
@@ -2722,6 +3116,8 @@
     <w:p>
       <w:pPr>
         <w:pStyle w:val="Heading2"/>
+        <w:keepNext w:val="0"/>
+        <w:pageBreakBefore w:val="0"/>
       </w:pPr>
       <w:r>
         <w:rPr>
@@ -2736,6 +3132,8 @@
     <w:p>
       <w:pPr>
         <w:pStyle w:val="Heading2"/>
+        <w:keepNext w:val="0"/>
+        <w:pageBreakBefore w:val="0"/>
       </w:pPr>
       <w:r>
         <w:rPr>
@@ -2750,6 +3148,8 @@
     <w:p>
       <w:pPr>
         <w:pStyle w:val="Heading2"/>
+        <w:keepNext w:val="0"/>
+        <w:pageBreakBefore w:val="0"/>
       </w:pPr>
       <w:r>
         <w:rPr>
@@ -2764,6 +3164,8 @@
     <w:p>
       <w:pPr>
         <w:pStyle w:val="Heading2"/>
+        <w:keepNext w:val="0"/>
+        <w:pageBreakBefore w:val="0"/>
       </w:pPr>
       <w:r>
         <w:rPr>
@@ -2778,6 +3180,8 @@
     <w:p>
       <w:pPr>
         <w:pStyle w:val="Heading2"/>
+        <w:keepNext w:val="0"/>
+        <w:pageBreakBefore w:val="0"/>
       </w:pPr>
       <w:r>
         <w:rPr>
@@ -2792,6 +3196,8 @@
     <w:p>
       <w:pPr>
         <w:pStyle w:val="Heading2"/>
+        <w:keepNext w:val="0"/>
+        <w:pageBreakBefore w:val="0"/>
       </w:pPr>
       <w:r>
         <w:rPr>
@@ -2806,6 +3212,8 @@
     <w:p>
       <w:pPr>
         <w:pStyle w:val="Heading2"/>
+        <w:keepNext w:val="0"/>
+        <w:pageBreakBefore w:val="0"/>
       </w:pPr>
       <w:r>
         <w:rPr>
@@ -2820,6 +3228,8 @@
     <w:p>
       <w:pPr>
         <w:pStyle w:val="Heading2"/>
+        <w:keepNext w:val="0"/>
+        <w:pageBreakBefore w:val="0"/>
       </w:pPr>
       <w:r>
         <w:rPr>
@@ -2834,6 +3244,8 @@
     <w:p>
       <w:pPr>
         <w:pStyle w:val="Heading2"/>
+        <w:keepNext w:val="0"/>
+        <w:pageBreakBefore w:val="0"/>
       </w:pPr>
       <w:r>
         <w:rPr>
@@ -2848,6 +3260,8 @@
     <w:p>
       <w:pPr>
         <w:pStyle w:val="Heading1"/>
+        <w:keepNext w:val="0"/>
+        <w:pageBreakBefore w:val="0"/>
       </w:pPr>
       <w:r>
         <w:rPr>
@@ -2862,6 +3276,8 @@
     <w:p>
       <w:pPr>
         <w:pStyle w:val="Heading2"/>
+        <w:keepNext w:val="0"/>
+        <w:pageBreakBefore w:val="0"/>
       </w:pPr>
       <w:r>
         <w:rPr>
@@ -2876,6 +3292,8 @@
     <w:p>
       <w:pPr>
         <w:pStyle w:val="Heading2"/>
+        <w:keepNext w:val="0"/>
+        <w:pageBreakBefore w:val="0"/>
       </w:pPr>
       <w:r>
         <w:rPr>
@@ -2890,6 +3308,8 @@
     <w:p>
       <w:pPr>
         <w:pStyle w:val="Heading2"/>
+        <w:keepNext w:val="0"/>
+        <w:pageBreakBefore w:val="0"/>
       </w:pPr>
       <w:r>
         <w:rPr>
@@ -2904,6 +3324,8 @@
     <w:p>
       <w:pPr>
         <w:pStyle w:val="Heading2"/>
+        <w:keepNext w:val="0"/>
+        <w:pageBreakBefore w:val="0"/>
       </w:pPr>
       <w:r>
         <w:rPr>
@@ -2918,6 +3340,8 @@
     <w:p>
       <w:pPr>
         <w:pStyle w:val="Heading2"/>
+        <w:keepNext w:val="0"/>
+        <w:pageBreakBefore w:val="0"/>
       </w:pPr>
       <w:r>
         <w:rPr>
@@ -2932,6 +3356,8 @@
     <w:p>
       <w:pPr>
         <w:pStyle w:val="Heading2"/>
+        <w:keepNext w:val="0"/>
+        <w:pageBreakBefore w:val="0"/>
       </w:pPr>
       <w:r>
         <w:rPr>
@@ -2946,6 +3372,8 @@
     <w:p>
       <w:pPr>
         <w:pStyle w:val="Heading2"/>
+        <w:keepNext w:val="0"/>
+        <w:pageBreakBefore w:val="0"/>
       </w:pPr>
       <w:r>
         <w:rPr>
@@ -2960,6 +3388,8 @@
     <w:p>
       <w:pPr>
         <w:pStyle w:val="Heading2"/>
+        <w:keepNext w:val="0"/>
+        <w:pageBreakBefore w:val="0"/>
       </w:pPr>
       <w:r>
         <w:rPr>
@@ -2974,6 +3404,8 @@
     <w:p>
       <w:pPr>
         <w:pStyle w:val="Heading2"/>
+        <w:keepNext w:val="0"/>
+        <w:pageBreakBefore w:val="0"/>
       </w:pPr>
       <w:r>
         <w:rPr>
@@ -2988,6 +3420,8 @@
     <w:p>
       <w:pPr>
         <w:pStyle w:val="Heading2"/>
+        <w:keepNext w:val="0"/>
+        <w:pageBreakBefore w:val="0"/>
       </w:pPr>
       <w:r>
         <w:rPr>
@@ -3002,6 +3436,8 @@
     <w:p>
       <w:pPr>
         <w:pStyle w:val="Heading2"/>
+        <w:keepNext w:val="0"/>
+        <w:pageBreakBefore w:val="0"/>
       </w:pPr>
       <w:r>
         <w:rPr>
@@ -3016,6 +3452,8 @@
     <w:p>
       <w:pPr>
         <w:pStyle w:val="Heading2"/>
+        <w:keepNext w:val="0"/>
+        <w:pageBreakBefore w:val="0"/>
       </w:pPr>
       <w:r>
         <w:rPr>
@@ -3030,6 +3468,8 @@
     <w:p>
       <w:pPr>
         <w:pStyle w:val="Heading2"/>
+        <w:keepNext w:val="0"/>
+        <w:pageBreakBefore w:val="0"/>
       </w:pPr>
       <w:r>
         <w:rPr>
@@ -3044,6 +3484,8 @@
     <w:p>
       <w:pPr>
         <w:pStyle w:val="Heading2"/>
+        <w:keepNext w:val="0"/>
+        <w:pageBreakBefore w:val="0"/>
       </w:pPr>
       <w:r>
         <w:rPr>
@@ -3058,6 +3500,8 @@
     <w:p>
       <w:pPr>
         <w:pStyle w:val="Heading2"/>
+        <w:keepNext w:val="0"/>
+        <w:pageBreakBefore w:val="0"/>
       </w:pPr>
       <w:r>
         <w:rPr>
@@ -3072,6 +3516,8 @@
     <w:p>
       <w:pPr>
         <w:pStyle w:val="Heading2"/>
+        <w:keepNext w:val="0"/>
+        <w:pageBreakBefore w:val="0"/>
       </w:pPr>
       <w:r>
         <w:rPr>
@@ -3086,6 +3532,8 @@
     <w:p>
       <w:pPr>
         <w:pStyle w:val="Heading2"/>
+        <w:keepNext w:val="0"/>
+        <w:pageBreakBefore w:val="0"/>
       </w:pPr>
       <w:r>
         <w:rPr>
@@ -3100,6 +3548,8 @@
     <w:p>
       <w:pPr>
         <w:pStyle w:val="Heading2"/>
+        <w:keepNext w:val="0"/>
+        <w:pageBreakBefore w:val="0"/>
       </w:pPr>
       <w:r>
         <w:rPr>
@@ -3114,6 +3564,8 @@
     <w:p>
       <w:pPr>
         <w:pStyle w:val="Heading2"/>
+        <w:keepNext w:val="0"/>
+        <w:pageBreakBefore w:val="0"/>
       </w:pPr>
       <w:r>
         <w:rPr>
@@ -3128,6 +3580,8 @@
     <w:p>
       <w:pPr>
         <w:pStyle w:val="Heading2"/>
+        <w:keepNext w:val="0"/>
+        <w:pageBreakBefore w:val="0"/>
       </w:pPr>
       <w:r>
         <w:rPr>
@@ -3142,6 +3596,8 @@
     <w:p>
       <w:pPr>
         <w:pStyle w:val="Heading2"/>
+        <w:keepNext w:val="0"/>
+        <w:pageBreakBefore w:val="0"/>
       </w:pPr>
       <w:r>
         <w:rPr>
@@ -3156,6 +3612,8 @@
     <w:p>
       <w:pPr>
         <w:pStyle w:val="Heading2"/>
+        <w:keepNext w:val="0"/>
+        <w:pageBreakBefore w:val="0"/>
       </w:pPr>
       <w:r>
         <w:rPr>
@@ -3170,6 +3628,8 @@
     <w:p>
       <w:pPr>
         <w:pStyle w:val="Heading2"/>
+        <w:keepNext w:val="0"/>
+        <w:pageBreakBefore w:val="0"/>
       </w:pPr>
       <w:r>
         <w:rPr>
@@ -3184,6 +3644,8 @@
     <w:p>
       <w:pPr>
         <w:pStyle w:val="Heading2"/>
+        <w:keepNext w:val="0"/>
+        <w:pageBreakBefore w:val="0"/>
       </w:pPr>
       <w:r>
         <w:rPr>
@@ -3198,6 +3660,8 @@
     <w:p>
       <w:pPr>
         <w:pStyle w:val="Heading2"/>
+        <w:keepNext w:val="0"/>
+        <w:pageBreakBefore w:val="0"/>
       </w:pPr>
       <w:r>
         <w:rPr>
@@ -3212,6 +3676,8 @@
     <w:p>
       <w:pPr>
         <w:pStyle w:val="Heading2"/>
+        <w:keepNext w:val="0"/>
+        <w:pageBreakBefore w:val="0"/>
       </w:pPr>
       <w:r>
         <w:rPr>
@@ -3226,6 +3692,8 @@
     <w:p>
       <w:pPr>
         <w:pStyle w:val="Heading2"/>
+        <w:keepNext w:val="0"/>
+        <w:pageBreakBefore w:val="0"/>
       </w:pPr>
       <w:r>
         <w:rPr>
@@ -3240,6 +3708,8 @@
     <w:p>
       <w:pPr>
         <w:pStyle w:val="Heading2"/>
+        <w:keepNext w:val="0"/>
+        <w:pageBreakBefore w:val="0"/>
       </w:pPr>
       <w:r>
         <w:rPr>
@@ -3254,6 +3724,8 @@
     <w:p>
       <w:pPr>
         <w:pStyle w:val="Heading2"/>
+        <w:keepNext w:val="0"/>
+        <w:pageBreakBefore w:val="0"/>
       </w:pPr>
       <w:r>
         <w:rPr>
@@ -3268,6 +3740,8 @@
     <w:p>
       <w:pPr>
         <w:pStyle w:val="Heading2"/>
+        <w:keepNext w:val="0"/>
+        <w:pageBreakBefore w:val="0"/>
       </w:pPr>
       <w:r>
         <w:rPr>
@@ -3282,6 +3756,8 @@
     <w:p>
       <w:pPr>
         <w:pStyle w:val="Heading2"/>
+        <w:keepNext w:val="0"/>
+        <w:pageBreakBefore w:val="0"/>
       </w:pPr>
       <w:r>
         <w:rPr>
@@ -3296,6 +3772,8 @@
     <w:p>
       <w:pPr>
         <w:pStyle w:val="Heading2"/>
+        <w:keepNext w:val="0"/>
+        <w:pageBreakBefore w:val="0"/>
       </w:pPr>
       <w:r>
         <w:rPr>
@@ -3310,6 +3788,8 @@
     <w:p>
       <w:pPr>
         <w:pStyle w:val="Heading2"/>
+        <w:keepNext w:val="0"/>
+        <w:pageBreakBefore w:val="0"/>
       </w:pPr>
       <w:r>
         <w:rPr>
@@ -3324,6 +3804,8 @@
     <w:p>
       <w:pPr>
         <w:pStyle w:val="Heading2"/>
+        <w:keepNext w:val="0"/>
+        <w:pageBreakBefore w:val="0"/>
       </w:pPr>
       <w:r>
         <w:rPr>
@@ -3338,6 +3820,8 @@
     <w:p>
       <w:pPr>
         <w:pStyle w:val="Heading2"/>
+        <w:keepNext w:val="0"/>
+        <w:pageBreakBefore w:val="0"/>
       </w:pPr>
       <w:r>
         <w:rPr>
@@ -3352,6 +3836,8 @@
     <w:p>
       <w:pPr>
         <w:pStyle w:val="Heading2"/>
+        <w:keepNext w:val="0"/>
+        <w:pageBreakBefore w:val="0"/>
       </w:pPr>
       <w:r>
         <w:rPr>
@@ -3366,6 +3852,8 @@
     <w:p>
       <w:pPr>
         <w:pStyle w:val="Heading1"/>
+        <w:keepNext w:val="0"/>
+        <w:pageBreakBefore w:val="0"/>
       </w:pPr>
       <w:r>
         <w:rPr>
@@ -3380,6 +3868,8 @@
     <w:p>
       <w:pPr>
         <w:pStyle w:val="Heading2"/>
+        <w:keepNext w:val="0"/>
+        <w:pageBreakBefore w:val="0"/>
       </w:pPr>
       <w:r>
         <w:rPr>
@@ -3394,6 +3884,8 @@
     <w:p>
       <w:pPr>
         <w:pStyle w:val="Heading2"/>
+        <w:keepNext w:val="0"/>
+        <w:pageBreakBefore w:val="0"/>
       </w:pPr>
       <w:r>
         <w:rPr>
@@ -3408,6 +3900,8 @@
     <w:p>
       <w:pPr>
         <w:pStyle w:val="Heading2"/>
+        <w:keepNext w:val="0"/>
+        <w:pageBreakBefore w:val="0"/>
       </w:pPr>
       <w:r>
         <w:rPr>
@@ -3422,6 +3916,8 @@
     <w:p>
       <w:pPr>
         <w:pStyle w:val="Heading2"/>
+        <w:keepNext w:val="0"/>
+        <w:pageBreakBefore w:val="0"/>
       </w:pPr>
       <w:r>
         <w:rPr>
@@ -3436,6 +3932,8 @@
     <w:p>
       <w:pPr>
         <w:pStyle w:val="Heading2"/>
+        <w:keepNext w:val="0"/>
+        <w:pageBreakBefore w:val="0"/>
       </w:pPr>
       <w:r>
         <w:rPr>
@@ -3450,6 +3948,8 @@
     <w:p>
       <w:pPr>
         <w:pStyle w:val="Heading2"/>
+        <w:keepNext w:val="0"/>
+        <w:pageBreakBefore w:val="0"/>
       </w:pPr>
       <w:r>
         <w:rPr>
@@ -3464,6 +3964,8 @@
     <w:p>
       <w:pPr>
         <w:pStyle w:val="Heading2"/>
+        <w:keepNext w:val="0"/>
+        <w:pageBreakBefore w:val="0"/>
       </w:pPr>
       <w:r>
         <w:rPr>
@@ -3478,6 +3980,8 @@
     <w:p>
       <w:pPr>
         <w:pStyle w:val="Heading2"/>
+        <w:keepNext w:val="0"/>
+        <w:pageBreakBefore w:val="0"/>
       </w:pPr>
       <w:r>
         <w:rPr>
@@ -3492,6 +3996,8 @@
     <w:p>
       <w:pPr>
         <w:pStyle w:val="Heading2"/>
+        <w:keepNext w:val="0"/>
+        <w:pageBreakBefore w:val="0"/>
       </w:pPr>
       <w:r>
         <w:rPr>
@@ -3506,6 +4012,8 @@
     <w:p>
       <w:pPr>
         <w:pStyle w:val="Heading2"/>
+        <w:keepNext w:val="0"/>
+        <w:pageBreakBefore w:val="0"/>
       </w:pPr>
       <w:r>
         <w:rPr>
@@ -3520,6 +4028,8 @@
     <w:p>
       <w:pPr>
         <w:pStyle w:val="Heading2"/>
+        <w:keepNext w:val="0"/>
+        <w:pageBreakBefore w:val="0"/>
       </w:pPr>
       <w:r>
         <w:rPr>
@@ -3534,6 +4044,8 @@
     <w:p>
       <w:pPr>
         <w:pStyle w:val="Heading2"/>
+        <w:keepNext w:val="0"/>
+        <w:pageBreakBefore w:val="0"/>
       </w:pPr>
       <w:r>
         <w:rPr>
@@ -3548,6 +4060,8 @@
     <w:p>
       <w:pPr>
         <w:pStyle w:val="Heading2"/>
+        <w:keepNext w:val="0"/>
+        <w:pageBreakBefore w:val="0"/>
       </w:pPr>
       <w:r>
         <w:rPr>
@@ -3562,6 +4076,8 @@
     <w:p>
       <w:pPr>
         <w:pStyle w:val="Heading2"/>
+        <w:keepNext w:val="0"/>
+        <w:pageBreakBefore w:val="0"/>
       </w:pPr>
       <w:r>
         <w:rPr>
@@ -3576,6 +4092,7 @@
     <w:p/>
     <w:p>
       <w:pPr>
+        <w:pageBreakBefore w:val="0"/>
         <w:jc w:val="center"/>
       </w:pPr>
       <w:r>
@@ -3589,6 +4106,7 @@
       </w:r>
     </w:p>
     <w:sectPr>
+      <w:type w:val="nextColumn"/>
       <w:pgSz w:w="12240" w:h="15840"/>
       <w:pgMar w:top="1440" w:right="1440" w:bottom="1440" w:left="1440" w:header="720" w:footer="720" w:gutter="0"/>
       <w:cols w:space="720"/>
